--- a/tailieu/SCI_SE_4.Product-Backlog.docx
+++ b/tailieu/SCI_SE_4.Product-Backlog.docx
@@ -5737,8 +5737,6 @@
         <w:lastRenderedPageBreak/>
         <w:t>1</w:t>
       </w:r>
-      <w:bookmarkStart w:id="3" w:name="_GoBack"/>
-      <w:bookmarkEnd w:id="3"/>
       <w:r>
         <w:rPr>
           <w:rFonts w:cs="Times New Roman"/>
@@ -5798,14 +5796,14 @@
           <w:rFonts w:cs="Times New Roman"/>
         </w:rPr>
       </w:pPr>
-      <w:bookmarkStart w:id="4" w:name="_Toc227411540"/>
+      <w:bookmarkStart w:id="3" w:name="_Toc227411540"/>
       <w:r>
         <w:rPr>
           <w:rFonts w:cs="Times New Roman"/>
         </w:rPr>
         <w:t>1.1. Mục đích.</w:t>
       </w:r>
-      <w:bookmarkEnd w:id="4"/>
+      <w:bookmarkEnd w:id="3"/>
     </w:p>
     <w:p>
       <w:pPr>
@@ -5838,14 +5836,14 @@
           <w:rFonts w:cs="Times New Roman"/>
         </w:rPr>
       </w:pPr>
-      <w:bookmarkStart w:id="5" w:name="_Toc227411541"/>
+      <w:bookmarkStart w:id="4" w:name="_Toc227411541"/>
       <w:r>
         <w:rPr>
           <w:rFonts w:cs="Times New Roman"/>
         </w:rPr>
         <w:t>1.2. Phạm vi.</w:t>
       </w:r>
-      <w:bookmarkEnd w:id="5"/>
+      <w:bookmarkEnd w:id="4"/>
     </w:p>
     <w:p>
       <w:pPr>
@@ -5939,14 +5937,14 @@
           <w:rFonts w:cs="Times New Roman"/>
         </w:rPr>
       </w:pPr>
-      <w:bookmarkStart w:id="6" w:name="_Toc227411542"/>
+      <w:bookmarkStart w:id="5" w:name="_Toc227411542"/>
       <w:r>
         <w:rPr>
           <w:rFonts w:cs="Times New Roman"/>
         </w:rPr>
         <w:t>1.3. Tài liệu tham khảo.</w:t>
       </w:r>
-      <w:bookmarkEnd w:id="6"/>
+      <w:bookmarkEnd w:id="5"/>
     </w:p>
     <w:p>
       <w:pPr>
@@ -6507,7 +6505,7 @@
           <w:rFonts w:cs="Times New Roman"/>
         </w:rPr>
       </w:pPr>
-      <w:bookmarkStart w:id="7" w:name="_Toc227411543"/>
+      <w:bookmarkStart w:id="6" w:name="_Toc227411543"/>
       <w:r>
         <w:rPr>
           <w:rFonts w:cs="Times New Roman"/>
@@ -6515,7 +6513,7 @@
         <w:lastRenderedPageBreak/>
         <w:t>2.1. Mô tả Product Backlog</w:t>
       </w:r>
-      <w:bookmarkEnd w:id="7"/>
+      <w:bookmarkEnd w:id="6"/>
     </w:p>
     <w:p>
       <w:pPr>
@@ -6526,7 +6524,7 @@
           <w:szCs w:val="26"/>
         </w:rPr>
       </w:pPr>
-      <w:bookmarkStart w:id="8" w:name="_Toc227411544"/>
+      <w:bookmarkStart w:id="7" w:name="_Toc227411544"/>
       <w:r>
         <w:rPr>
           <w:rFonts w:cs="Times New Roman"/>
@@ -6555,7 +6553,7 @@
         </w:rPr>
         <w:t>Danh sách tuyển dụng</w:t>
       </w:r>
-      <w:bookmarkEnd w:id="8"/>
+      <w:bookmarkEnd w:id="7"/>
     </w:p>
     <w:tbl>
       <w:tblPr>
@@ -7008,16 +7006,16 @@
           <w:szCs w:val="26"/>
         </w:rPr>
       </w:pPr>
-      <w:bookmarkStart w:id="9" w:name="_Toc59167162"/>
-      <w:bookmarkStart w:id="10" w:name="_Toc59572271"/>
-      <w:bookmarkStart w:id="11" w:name="_Toc59572381"/>
-      <w:bookmarkStart w:id="12" w:name="_Toc66631435"/>
-      <w:bookmarkStart w:id="13" w:name="_Toc68719516"/>
-      <w:bookmarkStart w:id="14" w:name="_Toc72102444"/>
-      <w:bookmarkStart w:id="15" w:name="_Toc72670387"/>
-      <w:bookmarkStart w:id="16" w:name="_Toc88604547"/>
-      <w:bookmarkStart w:id="17" w:name="_Toc134480343"/>
-      <w:bookmarkStart w:id="18" w:name="_Toc227411545"/>
+      <w:bookmarkStart w:id="8" w:name="_Toc59167162"/>
+      <w:bookmarkStart w:id="9" w:name="_Toc59572271"/>
+      <w:bookmarkStart w:id="10" w:name="_Toc59572381"/>
+      <w:bookmarkStart w:id="11" w:name="_Toc66631435"/>
+      <w:bookmarkStart w:id="12" w:name="_Toc68719516"/>
+      <w:bookmarkStart w:id="13" w:name="_Toc72102444"/>
+      <w:bookmarkStart w:id="14" w:name="_Toc72670387"/>
+      <w:bookmarkStart w:id="15" w:name="_Toc88604547"/>
+      <w:bookmarkStart w:id="16" w:name="_Toc134480343"/>
+      <w:bookmarkStart w:id="17" w:name="_Toc227411545"/>
       <w:r>
         <w:rPr>
           <w:rFonts w:cs="Times New Roman"/>
@@ -7060,7 +7058,7 @@
         </w:rPr>
         <w:t xml:space="preserve">Đăng </w:t>
       </w:r>
-      <w:bookmarkEnd w:id="9"/>
+      <w:bookmarkEnd w:id="8"/>
       <w:r>
         <w:rPr>
           <w:rFonts w:cs="Times New Roman"/>
@@ -7068,6 +7066,7 @@
         </w:rPr>
         <w:t>nhập</w:t>
       </w:r>
+      <w:bookmarkEnd w:id="9"/>
       <w:bookmarkEnd w:id="10"/>
       <w:bookmarkEnd w:id="11"/>
       <w:bookmarkEnd w:id="12"/>
@@ -7076,7 +7075,6 @@
       <w:bookmarkEnd w:id="15"/>
       <w:bookmarkEnd w:id="16"/>
       <w:bookmarkEnd w:id="17"/>
-      <w:bookmarkEnd w:id="18"/>
     </w:p>
     <w:tbl>
       <w:tblPr>
@@ -7531,7 +7529,7 @@
                 <w:b/>
               </w:rPr>
             </w:pPr>
-            <w:bookmarkStart w:id="19" w:name="_Toc184079258"/>
+            <w:bookmarkStart w:id="18" w:name="_Toc184079258"/>
             <w:r>
               <w:t xml:space="preserve">1. Hệ thống phải có kết nối với cơ sở dữ liệu để xác thực thông tin đăng nhập. </w:t>
             </w:r>
@@ -7539,7 +7537,7 @@
               <w:br/>
               <w:t>2. Username và Password phải được mã hóa trước khi gửi đi để đảm bảo tính bảo mật.</w:t>
             </w:r>
-            <w:bookmarkEnd w:id="19"/>
+            <w:bookmarkEnd w:id="18"/>
           </w:p>
         </w:tc>
       </w:tr>
@@ -7554,7 +7552,7 @@
           <w:szCs w:val="26"/>
         </w:rPr>
       </w:pPr>
-      <w:bookmarkStart w:id="20" w:name="_Toc227411546"/>
+      <w:bookmarkStart w:id="19" w:name="_Toc227411546"/>
       <w:r>
         <w:rPr>
           <w:rFonts w:cs="Times New Roman"/>
@@ -7568,6 +7566,535 @@
           <w:szCs w:val="26"/>
         </w:rPr>
         <w:t xml:space="preserve"> - Đăng Xuất</w:t>
+      </w:r>
+      <w:bookmarkEnd w:id="19"/>
+    </w:p>
+    <w:tbl>
+      <w:tblPr>
+        <w:tblStyle w:val="TableGrid"/>
+        <w:tblW w:w="0" w:type="auto"/>
+        <w:tblInd w:w="116" w:type="dxa"/>
+        <w:tblLook w:val="04A0" w:firstRow="1" w:lastRow="0" w:firstColumn="1" w:lastColumn="0" w:noHBand="0" w:noVBand="1"/>
+      </w:tblPr>
+      <w:tblGrid>
+        <w:gridCol w:w="2632"/>
+        <w:gridCol w:w="6602"/>
+      </w:tblGrid>
+      <w:tr>
+        <w:tc>
+          <w:tcPr>
+            <w:tcW w:w="2632" w:type="dxa"/>
+            <w:tcBorders>
+              <w:top w:val="single" w:sz="4" w:space="0" w:color="auto"/>
+              <w:left w:val="single" w:sz="4" w:space="0" w:color="auto"/>
+              <w:bottom w:val="single" w:sz="4" w:space="0" w:color="auto"/>
+              <w:right w:val="single" w:sz="4" w:space="0" w:color="auto"/>
+            </w:tcBorders>
+            <w:shd w:val="clear" w:color="auto" w:fill="DEEAF6" w:themeFill="accent1" w:themeFillTint="33"/>
+            <w:hideMark/>
+          </w:tcPr>
+          <w:p>
+            <w:pPr>
+              <w:spacing w:line="360" w:lineRule="auto"/>
+              <w:rPr>
+                <w:rFonts w:cs="Times New Roman"/>
+                <w:b/>
+                <w:spacing w:val="1"/>
+                <w:szCs w:val="26"/>
+              </w:rPr>
+            </w:pPr>
+            <w:r>
+              <w:rPr>
+                <w:rFonts w:cs="Times New Roman"/>
+                <w:b/>
+                <w:spacing w:val="1"/>
+                <w:szCs w:val="26"/>
+              </w:rPr>
+              <w:t>ID</w:t>
+            </w:r>
+          </w:p>
+        </w:tc>
+        <w:tc>
+          <w:tcPr>
+            <w:tcW w:w="6602" w:type="dxa"/>
+            <w:tcBorders>
+              <w:top w:val="single" w:sz="4" w:space="0" w:color="auto"/>
+              <w:left w:val="single" w:sz="4" w:space="0" w:color="auto"/>
+              <w:bottom w:val="single" w:sz="4" w:space="0" w:color="auto"/>
+              <w:right w:val="single" w:sz="4" w:space="0" w:color="auto"/>
+            </w:tcBorders>
+            <w:shd w:val="clear" w:color="auto" w:fill="DEEAF6" w:themeFill="accent1" w:themeFillTint="33"/>
+            <w:hideMark/>
+          </w:tcPr>
+          <w:p>
+            <w:pPr>
+              <w:spacing w:line="360" w:lineRule="auto"/>
+              <w:rPr>
+                <w:rFonts w:cs="Times New Roman"/>
+                <w:spacing w:val="1"/>
+                <w:szCs w:val="26"/>
+              </w:rPr>
+            </w:pPr>
+            <w:r>
+              <w:rPr>
+                <w:rFonts w:cs="Times New Roman"/>
+                <w:szCs w:val="26"/>
+              </w:rPr>
+              <w:t>PB03</w:t>
+            </w:r>
+          </w:p>
+        </w:tc>
+      </w:tr>
+      <w:tr>
+        <w:tc>
+          <w:tcPr>
+            <w:tcW w:w="2632" w:type="dxa"/>
+            <w:tcBorders>
+              <w:top w:val="single" w:sz="4" w:space="0" w:color="auto"/>
+              <w:left w:val="single" w:sz="4" w:space="0" w:color="auto"/>
+              <w:bottom w:val="single" w:sz="4" w:space="0" w:color="auto"/>
+              <w:right w:val="single" w:sz="4" w:space="0" w:color="auto"/>
+            </w:tcBorders>
+            <w:shd w:val="clear" w:color="auto" w:fill="DEEAF6" w:themeFill="accent1" w:themeFillTint="33"/>
+            <w:hideMark/>
+          </w:tcPr>
+          <w:p>
+            <w:pPr>
+              <w:spacing w:line="360" w:lineRule="auto"/>
+              <w:rPr>
+                <w:rFonts w:cs="Times New Roman"/>
+                <w:b/>
+                <w:spacing w:val="1"/>
+                <w:szCs w:val="26"/>
+              </w:rPr>
+            </w:pPr>
+            <w:r>
+              <w:rPr>
+                <w:rFonts w:cs="Times New Roman"/>
+                <w:b/>
+                <w:spacing w:val="-4"/>
+                <w:szCs w:val="26"/>
+              </w:rPr>
+              <w:t>Tác nhân</w:t>
+            </w:r>
+          </w:p>
+        </w:tc>
+        <w:tc>
+          <w:tcPr>
+            <w:tcW w:w="6602" w:type="dxa"/>
+            <w:tcBorders>
+              <w:top w:val="single" w:sz="4" w:space="0" w:color="auto"/>
+              <w:left w:val="single" w:sz="4" w:space="0" w:color="auto"/>
+              <w:bottom w:val="single" w:sz="4" w:space="0" w:color="auto"/>
+              <w:right w:val="single" w:sz="4" w:space="0" w:color="auto"/>
+            </w:tcBorders>
+            <w:shd w:val="clear" w:color="auto" w:fill="DEEAF6" w:themeFill="accent1" w:themeFillTint="33"/>
+            <w:hideMark/>
+          </w:tcPr>
+          <w:p>
+            <w:pPr>
+              <w:spacing w:line="360" w:lineRule="auto"/>
+              <w:ind w:right="1196"/>
+              <w:rPr>
+                <w:rFonts w:cs="Times New Roman"/>
+                <w:bCs/>
+                <w:spacing w:val="1"/>
+                <w:szCs w:val="26"/>
+              </w:rPr>
+            </w:pPr>
+            <w:r>
+              <w:rPr>
+                <w:rFonts w:cs="Times New Roman"/>
+                <w:bCs/>
+                <w:spacing w:val="1"/>
+                <w:szCs w:val="26"/>
+              </w:rPr>
+              <w:t>Người dùng (Admin, nhân viên)</w:t>
+            </w:r>
+          </w:p>
+        </w:tc>
+      </w:tr>
+      <w:tr>
+        <w:tc>
+          <w:tcPr>
+            <w:tcW w:w="2632" w:type="dxa"/>
+            <w:tcBorders>
+              <w:top w:val="single" w:sz="4" w:space="0" w:color="auto"/>
+              <w:left w:val="single" w:sz="4" w:space="0" w:color="auto"/>
+              <w:bottom w:val="single" w:sz="4" w:space="0" w:color="auto"/>
+              <w:right w:val="single" w:sz="4" w:space="0" w:color="auto"/>
+            </w:tcBorders>
+            <w:shd w:val="clear" w:color="auto" w:fill="DEEAF6" w:themeFill="accent1" w:themeFillTint="33"/>
+            <w:hideMark/>
+          </w:tcPr>
+          <w:p>
+            <w:pPr>
+              <w:spacing w:line="360" w:lineRule="auto"/>
+              <w:rPr>
+                <w:rFonts w:cs="Times New Roman"/>
+                <w:b/>
+                <w:spacing w:val="1"/>
+                <w:szCs w:val="26"/>
+              </w:rPr>
+            </w:pPr>
+            <w:r>
+              <w:rPr>
+                <w:rFonts w:cs="Times New Roman"/>
+                <w:b/>
+                <w:szCs w:val="26"/>
+              </w:rPr>
+              <w:t>Mô tả</w:t>
+            </w:r>
+          </w:p>
+        </w:tc>
+        <w:tc>
+          <w:tcPr>
+            <w:tcW w:w="6602" w:type="dxa"/>
+            <w:tcBorders>
+              <w:top w:val="single" w:sz="4" w:space="0" w:color="auto"/>
+              <w:left w:val="single" w:sz="4" w:space="0" w:color="auto"/>
+              <w:bottom w:val="single" w:sz="4" w:space="0" w:color="auto"/>
+              <w:right w:val="single" w:sz="4" w:space="0" w:color="auto"/>
+            </w:tcBorders>
+            <w:shd w:val="clear" w:color="auto" w:fill="DEEAF6" w:themeFill="accent1" w:themeFillTint="33"/>
+            <w:hideMark/>
+          </w:tcPr>
+          <w:p>
+            <w:pPr>
+              <w:spacing w:line="360" w:lineRule="auto"/>
+              <w:ind w:right="353"/>
+              <w:rPr>
+                <w:rFonts w:cs="Times New Roman"/>
+                <w:spacing w:val="-13"/>
+                <w:szCs w:val="26"/>
+                <w:lang w:val="vi-VN"/>
+              </w:rPr>
+            </w:pPr>
+            <w:r>
+              <w:rPr>
+                <w:rFonts w:cs="Times New Roman"/>
+                <w:spacing w:val="-13"/>
+                <w:szCs w:val="26"/>
+              </w:rPr>
+              <w:t>Người dùng đăng xuất khỏi hệ thống</w:t>
+            </w:r>
+          </w:p>
+        </w:tc>
+      </w:tr>
+      <w:tr>
+        <w:tc>
+          <w:tcPr>
+            <w:tcW w:w="2632" w:type="dxa"/>
+            <w:tcBorders>
+              <w:top w:val="single" w:sz="4" w:space="0" w:color="auto"/>
+              <w:left w:val="single" w:sz="4" w:space="0" w:color="auto"/>
+              <w:bottom w:val="single" w:sz="4" w:space="0" w:color="auto"/>
+              <w:right w:val="single" w:sz="4" w:space="0" w:color="auto"/>
+            </w:tcBorders>
+            <w:hideMark/>
+          </w:tcPr>
+          <w:p>
+            <w:pPr>
+              <w:spacing w:line="360" w:lineRule="auto"/>
+              <w:rPr>
+                <w:rFonts w:cs="Times New Roman"/>
+                <w:b/>
+                <w:szCs w:val="26"/>
+              </w:rPr>
+            </w:pPr>
+            <w:r>
+              <w:rPr>
+                <w:rFonts w:cs="Times New Roman"/>
+                <w:b/>
+                <w:szCs w:val="26"/>
+              </w:rPr>
+              <w:t>Tiêu chí chấp nhận</w:t>
+            </w:r>
+          </w:p>
+        </w:tc>
+        <w:tc>
+          <w:tcPr>
+            <w:tcW w:w="6602" w:type="dxa"/>
+            <w:tcBorders>
+              <w:top w:val="single" w:sz="4" w:space="0" w:color="auto"/>
+              <w:left w:val="single" w:sz="4" w:space="0" w:color="auto"/>
+              <w:bottom w:val="single" w:sz="4" w:space="0" w:color="auto"/>
+              <w:right w:val="single" w:sz="4" w:space="0" w:color="auto"/>
+            </w:tcBorders>
+            <w:hideMark/>
+          </w:tcPr>
+          <w:p>
+            <w:pPr>
+              <w:spacing w:line="360" w:lineRule="auto"/>
+              <w:jc w:val="left"/>
+              <w:rPr>
+                <w:rFonts w:eastAsiaTheme="majorEastAsia" w:cs="Times New Roman"/>
+                <w:szCs w:val="26"/>
+              </w:rPr>
+            </w:pPr>
+            <w:r>
+              <w:rPr>
+                <w:rFonts w:eastAsiaTheme="majorEastAsia" w:cs="Times New Roman"/>
+                <w:szCs w:val="26"/>
+              </w:rPr>
+              <w:t xml:space="preserve">1. Người dùng đang ở trong hệ thống </w:t>
+            </w:r>
+            <w:r>
+              <w:rPr>
+                <w:rFonts w:eastAsiaTheme="majorEastAsia" w:cs="Times New Roman"/>
+                <w:szCs w:val="26"/>
+              </w:rPr>
+              <w:br/>
+              <w:t xml:space="preserve">2. Chọn chức năng đăng xuất </w:t>
+            </w:r>
+            <w:r>
+              <w:rPr>
+                <w:rFonts w:eastAsiaTheme="majorEastAsia" w:cs="Times New Roman"/>
+                <w:szCs w:val="26"/>
+              </w:rPr>
+              <w:br/>
+              <w:t>3. Hệ thống hiện thị thông báo xác nhận đăng xu</w:t>
+            </w:r>
+            <w:r>
+              <w:rPr>
+                <w:rFonts w:eastAsiaTheme="majorEastAsia" w:cs="Times New Roman"/>
+                <w:szCs w:val="26"/>
+              </w:rPr>
+              <w:br/>
+              <w:t xml:space="preserve">4. Người dùng xác nhận </w:t>
+            </w:r>
+          </w:p>
+          <w:p>
+            <w:pPr>
+              <w:spacing w:line="360" w:lineRule="auto"/>
+              <w:jc w:val="left"/>
+              <w:rPr>
+                <w:rFonts w:eastAsiaTheme="majorEastAsia" w:cs="Times New Roman"/>
+                <w:szCs w:val="26"/>
+              </w:rPr>
+            </w:pPr>
+            <w:r>
+              <w:rPr>
+                <w:rFonts w:eastAsiaTheme="majorEastAsia" w:cs="Times New Roman"/>
+                <w:szCs w:val="26"/>
+              </w:rPr>
+              <w:t xml:space="preserve">   4.1: đồng ý đăng xuất</w:t>
+            </w:r>
+          </w:p>
+          <w:p>
+            <w:pPr>
+              <w:spacing w:line="360" w:lineRule="auto"/>
+              <w:jc w:val="left"/>
+              <w:rPr>
+                <w:rFonts w:eastAsiaTheme="majorEastAsia" w:cs="Times New Roman"/>
+                <w:szCs w:val="26"/>
+              </w:rPr>
+            </w:pPr>
+            <w:r>
+              <w:rPr>
+                <w:rFonts w:eastAsiaTheme="majorEastAsia" w:cs="Times New Roman"/>
+                <w:szCs w:val="26"/>
+              </w:rPr>
+              <w:t xml:space="preserve">       4.1.1: hệ thống xóa token đăng nhập</w:t>
+            </w:r>
+          </w:p>
+          <w:p>
+            <w:pPr>
+              <w:spacing w:line="360" w:lineRule="auto"/>
+              <w:jc w:val="left"/>
+              <w:rPr>
+                <w:rFonts w:eastAsiaTheme="majorEastAsia" w:cs="Times New Roman"/>
+                <w:szCs w:val="26"/>
+              </w:rPr>
+            </w:pPr>
+            <w:r>
+              <w:rPr>
+                <w:rFonts w:eastAsiaTheme="majorEastAsia" w:cs="Times New Roman"/>
+                <w:szCs w:val="26"/>
+              </w:rPr>
+              <w:t xml:space="preserve">       4.1.2: hệ thống đưa người dùng về trang đăng nhập</w:t>
+            </w:r>
+          </w:p>
+          <w:p>
+            <w:pPr>
+              <w:spacing w:line="360" w:lineRule="auto"/>
+              <w:jc w:val="left"/>
+              <w:rPr>
+                <w:rFonts w:eastAsiaTheme="majorEastAsia" w:cs="Times New Roman"/>
+                <w:szCs w:val="26"/>
+              </w:rPr>
+            </w:pPr>
+            <w:r>
+              <w:rPr>
+                <w:rFonts w:eastAsiaTheme="majorEastAsia" w:cs="Times New Roman"/>
+                <w:szCs w:val="26"/>
+              </w:rPr>
+              <w:t xml:space="preserve">   4.2: không đồng ý đăng xuất</w:t>
+            </w:r>
+          </w:p>
+          <w:p>
+            <w:pPr>
+              <w:spacing w:line="360" w:lineRule="auto"/>
+              <w:jc w:val="left"/>
+              <w:rPr>
+                <w:rFonts w:eastAsiaTheme="majorEastAsia" w:cs="Times New Roman"/>
+                <w:szCs w:val="26"/>
+              </w:rPr>
+            </w:pPr>
+            <w:r>
+              <w:rPr>
+                <w:rFonts w:eastAsiaTheme="majorEastAsia" w:cs="Times New Roman"/>
+                <w:szCs w:val="26"/>
+              </w:rPr>
+              <w:lastRenderedPageBreak/>
+              <w:t xml:space="preserve">        4.2.1: Mất thông báo đăng xuất</w:t>
+            </w:r>
+          </w:p>
+        </w:tc>
+      </w:tr>
+      <w:tr>
+        <w:tc>
+          <w:tcPr>
+            <w:tcW w:w="2632" w:type="dxa"/>
+            <w:tcBorders>
+              <w:top w:val="single" w:sz="4" w:space="0" w:color="auto"/>
+              <w:left w:val="single" w:sz="4" w:space="0" w:color="auto"/>
+              <w:bottom w:val="single" w:sz="4" w:space="0" w:color="auto"/>
+              <w:right w:val="single" w:sz="4" w:space="0" w:color="auto"/>
+            </w:tcBorders>
+            <w:hideMark/>
+          </w:tcPr>
+          <w:p>
+            <w:pPr>
+              <w:spacing w:line="360" w:lineRule="auto"/>
+              <w:rPr>
+                <w:rFonts w:cs="Times New Roman"/>
+                <w:b/>
+                <w:szCs w:val="26"/>
+              </w:rPr>
+            </w:pPr>
+            <w:r>
+              <w:rPr>
+                <w:rFonts w:cs="Times New Roman"/>
+                <w:b/>
+                <w:szCs w:val="26"/>
+              </w:rPr>
+              <w:lastRenderedPageBreak/>
+              <w:t>Điều kiện trước</w:t>
+            </w:r>
+          </w:p>
+        </w:tc>
+        <w:tc>
+          <w:tcPr>
+            <w:tcW w:w="6602" w:type="dxa"/>
+            <w:tcBorders>
+              <w:top w:val="single" w:sz="4" w:space="0" w:color="auto"/>
+              <w:left w:val="single" w:sz="4" w:space="0" w:color="auto"/>
+              <w:bottom w:val="single" w:sz="4" w:space="0" w:color="auto"/>
+              <w:right w:val="single" w:sz="4" w:space="0" w:color="auto"/>
+            </w:tcBorders>
+            <w:hideMark/>
+          </w:tcPr>
+          <w:p>
+            <w:pPr>
+              <w:pStyle w:val="BodyText"/>
+              <w:rPr>
+                <w:b/>
+                <w:i/>
+              </w:rPr>
+            </w:pPr>
+            <w:r>
+              <w:t>Người dùng đã đăng nhập</w:t>
+            </w:r>
+          </w:p>
+        </w:tc>
+      </w:tr>
+      <w:tr>
+        <w:tc>
+          <w:tcPr>
+            <w:tcW w:w="2632" w:type="dxa"/>
+            <w:tcBorders>
+              <w:top w:val="single" w:sz="4" w:space="0" w:color="auto"/>
+              <w:left w:val="single" w:sz="4" w:space="0" w:color="auto"/>
+              <w:bottom w:val="single" w:sz="4" w:space="0" w:color="auto"/>
+              <w:right w:val="single" w:sz="4" w:space="0" w:color="auto"/>
+            </w:tcBorders>
+            <w:hideMark/>
+          </w:tcPr>
+          <w:p>
+            <w:pPr>
+              <w:spacing w:line="360" w:lineRule="auto"/>
+              <w:jc w:val="left"/>
+              <w:rPr>
+                <w:rFonts w:cs="Times New Roman"/>
+                <w:b/>
+                <w:szCs w:val="26"/>
+              </w:rPr>
+            </w:pPr>
+            <w:r>
+              <w:rPr>
+                <w:rFonts w:cs="Times New Roman"/>
+                <w:b/>
+                <w:szCs w:val="26"/>
+              </w:rPr>
+              <w:t>Điều kiện ràng buộc</w:t>
+            </w:r>
+          </w:p>
+        </w:tc>
+        <w:tc>
+          <w:tcPr>
+            <w:tcW w:w="6602" w:type="dxa"/>
+            <w:tcBorders>
+              <w:top w:val="single" w:sz="4" w:space="0" w:color="auto"/>
+              <w:left w:val="single" w:sz="4" w:space="0" w:color="auto"/>
+              <w:bottom w:val="single" w:sz="4" w:space="0" w:color="auto"/>
+              <w:right w:val="single" w:sz="4" w:space="0" w:color="auto"/>
+            </w:tcBorders>
+            <w:hideMark/>
+          </w:tcPr>
+          <w:p>
+            <w:pPr>
+              <w:pStyle w:val="BodyText"/>
+              <w:spacing w:line="360" w:lineRule="auto"/>
+              <w:rPr>
+                <w:b/>
+              </w:rPr>
+            </w:pPr>
+            <w:r>
+              <w:t xml:space="preserve">1. Token phải bị xóa hoàn toàn </w:t>
+            </w:r>
+            <w:r>
+              <w:br/>
+              <w:t>2. Không cho phép truy cập hệ thống sau khi đăng xuất (nếu chưa đăng nhập lại)</w:t>
+            </w:r>
+          </w:p>
+        </w:tc>
+      </w:tr>
+    </w:tbl>
+    <w:p/>
+    <w:p>
+      <w:pPr>
+        <w:pStyle w:val="Heading3"/>
+        <w:spacing w:before="0" w:after="0" w:line="360" w:lineRule="auto"/>
+        <w:rPr>
+          <w:rFonts w:cs="Times New Roman"/>
+          <w:szCs w:val="26"/>
+        </w:rPr>
+      </w:pPr>
+      <w:bookmarkStart w:id="20" w:name="_Toc227411547"/>
+      <w:r>
+        <w:rPr>
+          <w:rFonts w:cs="Times New Roman"/>
+          <w:szCs w:val="26"/>
+        </w:rPr>
+        <w:t>2.1.4 PB04</w:t>
+      </w:r>
+      <w:r>
+        <w:rPr>
+          <w:rFonts w:cs="Times New Roman"/>
+          <w:szCs w:val="26"/>
+        </w:rPr>
+        <w:t xml:space="preserve"> – Trang Cá Nhân</w:t>
       </w:r>
       <w:bookmarkEnd w:id="20"/>
     </w:p>
@@ -7642,7 +8169,7 @@
                 <w:rFonts w:cs="Times New Roman"/>
                 <w:szCs w:val="26"/>
               </w:rPr>
-              <w:t>PB03</w:t>
+              <w:t>PB04</w:t>
             </w:r>
           </w:p>
         </w:tc>
@@ -7778,7 +8305,7 @@
                 <w:spacing w:val="-13"/>
                 <w:szCs w:val="26"/>
               </w:rPr>
-              <w:t>Người dùng đăng xuất khỏi hệ thống</w:t>
+              <w:t>Người dùng xem và cập nhật  thông tin cá nhân</w:t>
             </w:r>
           </w:p>
         </w:tc>
@@ -7847,7 +8374,7 @@
                 <w:szCs w:val="26"/>
               </w:rPr>
               <w:br/>
-              <w:t xml:space="preserve">2. Chọn chức năng đăng xuất </w:t>
+              <w:t xml:space="preserve">2. Truy cập chức năng trang cá nhân </w:t>
             </w:r>
             <w:r>
               <w:rPr>
@@ -7855,7 +8382,7 @@
                 <w:szCs w:val="26"/>
               </w:rPr>
               <w:br/>
-              <w:t>3. Hệ thống hiện thị thông báo xác nhận đăng xu</w:t>
+              <w:t>3. Hệ thống hiện thị thông tin cá nhân</w:t>
             </w:r>
             <w:r>
               <w:rPr>
@@ -7863,7 +8390,7 @@
                 <w:szCs w:val="26"/>
               </w:rPr>
               <w:br/>
-              <w:t xml:space="preserve">4. Người dùng xác nhận </w:t>
+              <w:t xml:space="preserve">4. Hệ thống hiện thị thông tin đúng với tài khoản đăng nhập </w:t>
             </w:r>
           </w:p>
           <w:p>
@@ -7880,7 +8407,21 @@
                 <w:rFonts w:eastAsiaTheme="majorEastAsia" w:cs="Times New Roman"/>
                 <w:szCs w:val="26"/>
               </w:rPr>
-              <w:t xml:space="preserve">   4.1: đồng ý đăng xuất</w:t>
+              <w:t>5.</w:t>
+            </w:r>
+            <w:r>
+              <w:rPr>
+                <w:rFonts w:eastAsiaTheme="majorEastAsia" w:cs="Times New Roman"/>
+                <w:szCs w:val="26"/>
+              </w:rPr>
+              <w:t xml:space="preserve"> </w:t>
+            </w:r>
+            <w:r>
+              <w:rPr>
+                <w:rFonts w:eastAsiaTheme="majorEastAsia" w:cs="Times New Roman"/>
+                <w:szCs w:val="26"/>
+              </w:rPr>
+              <w:t>Người dùng cập nhật thông tin cá nhân</w:t>
             </w:r>
           </w:p>
           <w:p>
@@ -7897,7 +8438,21 @@
                 <w:rFonts w:eastAsiaTheme="majorEastAsia" w:cs="Times New Roman"/>
                 <w:szCs w:val="26"/>
               </w:rPr>
-              <w:t xml:space="preserve">       4.1.1: hệ thống xóa token đăng nhập</w:t>
+              <w:t>6.</w:t>
+            </w:r>
+            <w:r>
+              <w:rPr>
+                <w:rFonts w:eastAsiaTheme="majorEastAsia" w:cs="Times New Roman"/>
+                <w:szCs w:val="26"/>
+              </w:rPr>
+              <w:t xml:space="preserve"> </w:t>
+            </w:r>
+            <w:r>
+              <w:rPr>
+                <w:rFonts w:eastAsiaTheme="majorEastAsia" w:cs="Times New Roman"/>
+                <w:szCs w:val="26"/>
+              </w:rPr>
+              <w:t xml:space="preserve">Hệ thống hiện thị form cho phép thay đổi thông tin </w:t>
             </w:r>
           </w:p>
           <w:p>
@@ -7914,7 +8469,21 @@
                 <w:rFonts w:eastAsiaTheme="majorEastAsia" w:cs="Times New Roman"/>
                 <w:szCs w:val="26"/>
               </w:rPr>
-              <w:t xml:space="preserve">       4.1.2: hệ thống đưa người dùng về trang đăng nhập</w:t>
+              <w:t>7.</w:t>
+            </w:r>
+            <w:r>
+              <w:rPr>
+                <w:rFonts w:eastAsiaTheme="majorEastAsia" w:cs="Times New Roman"/>
+                <w:szCs w:val="26"/>
+              </w:rPr>
+              <w:t xml:space="preserve"> </w:t>
+            </w:r>
+            <w:r>
+              <w:rPr>
+                <w:rFonts w:eastAsiaTheme="majorEastAsia" w:cs="Times New Roman"/>
+                <w:szCs w:val="26"/>
+              </w:rPr>
+              <w:t>Người dung nhập thông tin cần thay đổi và nhấn lưu</w:t>
             </w:r>
           </w:p>
           <w:p>
@@ -7931,7 +8500,7 @@
                 <w:rFonts w:eastAsiaTheme="majorEastAsia" w:cs="Times New Roman"/>
                 <w:szCs w:val="26"/>
               </w:rPr>
-              <w:t xml:space="preserve">   4.2: không đồng ý đăng xuất</w:t>
+              <w:t>8. Hệ thống kiểm tra dữ liệu</w:t>
             </w:r>
           </w:p>
           <w:p>
@@ -7948,8 +8517,75 @@
                 <w:rFonts w:eastAsiaTheme="majorEastAsia" w:cs="Times New Roman"/>
                 <w:szCs w:val="26"/>
               </w:rPr>
-              <w:lastRenderedPageBreak/>
-              <w:t xml:space="preserve">        4.2.1: Mất thông báo đăng xuất</w:t>
+              <w:t xml:space="preserve">   8.1: Thông tin hợp lệ </w:t>
+            </w:r>
+          </w:p>
+          <w:p>
+            <w:pPr>
+              <w:spacing w:line="360" w:lineRule="auto"/>
+              <w:jc w:val="left"/>
+              <w:rPr>
+                <w:rFonts w:eastAsiaTheme="majorEastAsia" w:cs="Times New Roman"/>
+                <w:szCs w:val="26"/>
+              </w:rPr>
+            </w:pPr>
+            <w:r>
+              <w:rPr>
+                <w:rFonts w:eastAsiaTheme="majorEastAsia" w:cs="Times New Roman"/>
+                <w:szCs w:val="26"/>
+              </w:rPr>
+              <w:t xml:space="preserve">      8.1.2: Hệ thống lưu thông tin vào cơ sở dữ liệu</w:t>
+            </w:r>
+          </w:p>
+          <w:p>
+            <w:pPr>
+              <w:spacing w:line="360" w:lineRule="auto"/>
+              <w:jc w:val="left"/>
+              <w:rPr>
+                <w:rFonts w:eastAsiaTheme="majorEastAsia" w:cs="Times New Roman"/>
+                <w:szCs w:val="26"/>
+              </w:rPr>
+            </w:pPr>
+            <w:r>
+              <w:rPr>
+                <w:rFonts w:eastAsiaTheme="majorEastAsia" w:cs="Times New Roman"/>
+                <w:szCs w:val="26"/>
+              </w:rPr>
+              <w:t xml:space="preserve">      8.1.3: Thông báo “cập nhật thành công”</w:t>
+            </w:r>
+          </w:p>
+          <w:p>
+            <w:pPr>
+              <w:spacing w:line="360" w:lineRule="auto"/>
+              <w:jc w:val="left"/>
+              <w:rPr>
+                <w:rFonts w:eastAsiaTheme="majorEastAsia" w:cs="Times New Roman"/>
+                <w:szCs w:val="26"/>
+              </w:rPr>
+            </w:pPr>
+            <w:r>
+              <w:rPr>
+                <w:rFonts w:eastAsiaTheme="majorEastAsia" w:cs="Times New Roman"/>
+                <w:szCs w:val="26"/>
+              </w:rPr>
+              <w:t xml:space="preserve">    8.2: Thông tin không hợp lệ</w:t>
+            </w:r>
+          </w:p>
+          <w:p>
+            <w:pPr>
+              <w:spacing w:line="360" w:lineRule="auto"/>
+              <w:jc w:val="left"/>
+              <w:rPr>
+                <w:rFonts w:eastAsiaTheme="majorEastAsia" w:cs="Times New Roman"/>
+                <w:szCs w:val="26"/>
+              </w:rPr>
+            </w:pPr>
+            <w:r>
+              <w:rPr>
+                <w:rFonts w:eastAsiaTheme="majorEastAsia" w:cs="Times New Roman"/>
+                <w:szCs w:val="26"/>
+              </w:rPr>
+              <w:t xml:space="preserve">      8.2.1: thống báo lỗi tương ứng</w:t>
             </w:r>
           </w:p>
         </w:tc>
@@ -7981,7 +8617,6 @@
                 <w:b/>
                 <w:szCs w:val="26"/>
               </w:rPr>
-              <w:lastRenderedPageBreak/>
               <w:t>Điều kiện trước</w:t>
             </w:r>
           </w:p>
@@ -8000,13 +8635,14 @@
           <w:p>
             <w:pPr>
               <w:pStyle w:val="BodyText"/>
+              <w:spacing w:line="360" w:lineRule="auto"/>
               <w:rPr>
                 <w:b/>
                 <w:i/>
               </w:rPr>
             </w:pPr>
             <w:r>
-              <w:t>Người dùng đã đăng nhập</w:t>
+              <w:t>Người dùng đã đăng nhập hệ thống</w:t>
             </w:r>
           </w:p>
         </w:tc>
@@ -8063,11 +8699,36 @@
               </w:rPr>
             </w:pPr>
             <w:r>
-              <w:t xml:space="preserve">1. Token phải bị xóa hoàn toàn </w:t>
+              <w:t xml:space="preserve">1. Dữ liệu phải lấy từ database </w:t>
             </w:r>
             <w:r>
               <w:br/>
-              <w:t>2. Không cho phép truy cập hệ thống sau khi đăng xuất (nếu chưa đăng nhập lại)</w:t>
+              <w:t>2. Người dùng chỉ sửa được thông tin của mình</w:t>
+            </w:r>
+          </w:p>
+          <w:p>
+            <w:pPr>
+              <w:spacing w:line="360" w:lineRule="auto"/>
+            </w:pPr>
+            <w:r>
+              <w:t>3. Một số thông tin không được thay đổi</w:t>
+            </w:r>
+          </w:p>
+          <w:p>
+            <w:pPr>
+              <w:spacing w:line="360" w:lineRule="auto"/>
+            </w:pPr>
+            <w:r>
+              <w:lastRenderedPageBreak/>
+              <w:t>4. Dữ liệu phải lưu vào database ngay lập tức</w:t>
+            </w:r>
+          </w:p>
+          <w:p>
+            <w:pPr>
+              <w:spacing w:line="360" w:lineRule="auto"/>
+            </w:pPr>
+            <w:r>
+              <w:t>5. Ảnh avatar (nếu có) phải định dạng và dung lượng</w:t>
             </w:r>
           </w:p>
         </w:tc>
@@ -8083,670 +8744,7 @@
           <w:szCs w:val="26"/>
         </w:rPr>
       </w:pPr>
-      <w:bookmarkStart w:id="21" w:name="_Toc227411547"/>
-      <w:r>
-        <w:rPr>
-          <w:rFonts w:cs="Times New Roman"/>
-          <w:szCs w:val="26"/>
-        </w:rPr>
-        <w:t>2.1.4 PB04</w:t>
-      </w:r>
-      <w:r>
-        <w:rPr>
-          <w:rFonts w:cs="Times New Roman"/>
-          <w:szCs w:val="26"/>
-        </w:rPr>
-        <w:t xml:space="preserve"> – Trang Cá Nhân</w:t>
-      </w:r>
-      <w:bookmarkEnd w:id="21"/>
-    </w:p>
-    <w:tbl>
-      <w:tblPr>
-        <w:tblStyle w:val="TableGrid"/>
-        <w:tblW w:w="0" w:type="auto"/>
-        <w:tblInd w:w="116" w:type="dxa"/>
-        <w:tblLook w:val="04A0" w:firstRow="1" w:lastRow="0" w:firstColumn="1" w:lastColumn="0" w:noHBand="0" w:noVBand="1"/>
-      </w:tblPr>
-      <w:tblGrid>
-        <w:gridCol w:w="2632"/>
-        <w:gridCol w:w="6602"/>
-      </w:tblGrid>
-      <w:tr>
-        <w:tc>
-          <w:tcPr>
-            <w:tcW w:w="2632" w:type="dxa"/>
-            <w:tcBorders>
-              <w:top w:val="single" w:sz="4" w:space="0" w:color="auto"/>
-              <w:left w:val="single" w:sz="4" w:space="0" w:color="auto"/>
-              <w:bottom w:val="single" w:sz="4" w:space="0" w:color="auto"/>
-              <w:right w:val="single" w:sz="4" w:space="0" w:color="auto"/>
-            </w:tcBorders>
-            <w:shd w:val="clear" w:color="auto" w:fill="DEEAF6" w:themeFill="accent1" w:themeFillTint="33"/>
-            <w:hideMark/>
-          </w:tcPr>
-          <w:p>
-            <w:pPr>
-              <w:spacing w:line="360" w:lineRule="auto"/>
-              <w:rPr>
-                <w:rFonts w:cs="Times New Roman"/>
-                <w:b/>
-                <w:spacing w:val="1"/>
-                <w:szCs w:val="26"/>
-              </w:rPr>
-            </w:pPr>
-            <w:r>
-              <w:rPr>
-                <w:rFonts w:cs="Times New Roman"/>
-                <w:b/>
-                <w:spacing w:val="1"/>
-                <w:szCs w:val="26"/>
-              </w:rPr>
-              <w:t>ID</w:t>
-            </w:r>
-          </w:p>
-        </w:tc>
-        <w:tc>
-          <w:tcPr>
-            <w:tcW w:w="6602" w:type="dxa"/>
-            <w:tcBorders>
-              <w:top w:val="single" w:sz="4" w:space="0" w:color="auto"/>
-              <w:left w:val="single" w:sz="4" w:space="0" w:color="auto"/>
-              <w:bottom w:val="single" w:sz="4" w:space="0" w:color="auto"/>
-              <w:right w:val="single" w:sz="4" w:space="0" w:color="auto"/>
-            </w:tcBorders>
-            <w:shd w:val="clear" w:color="auto" w:fill="DEEAF6" w:themeFill="accent1" w:themeFillTint="33"/>
-            <w:hideMark/>
-          </w:tcPr>
-          <w:p>
-            <w:pPr>
-              <w:spacing w:line="360" w:lineRule="auto"/>
-              <w:rPr>
-                <w:rFonts w:cs="Times New Roman"/>
-                <w:spacing w:val="1"/>
-                <w:szCs w:val="26"/>
-              </w:rPr>
-            </w:pPr>
-            <w:r>
-              <w:rPr>
-                <w:rFonts w:cs="Times New Roman"/>
-                <w:szCs w:val="26"/>
-              </w:rPr>
-              <w:t>PB04</w:t>
-            </w:r>
-          </w:p>
-        </w:tc>
-      </w:tr>
-      <w:tr>
-        <w:tc>
-          <w:tcPr>
-            <w:tcW w:w="2632" w:type="dxa"/>
-            <w:tcBorders>
-              <w:top w:val="single" w:sz="4" w:space="0" w:color="auto"/>
-              <w:left w:val="single" w:sz="4" w:space="0" w:color="auto"/>
-              <w:bottom w:val="single" w:sz="4" w:space="0" w:color="auto"/>
-              <w:right w:val="single" w:sz="4" w:space="0" w:color="auto"/>
-            </w:tcBorders>
-            <w:shd w:val="clear" w:color="auto" w:fill="DEEAF6" w:themeFill="accent1" w:themeFillTint="33"/>
-            <w:hideMark/>
-          </w:tcPr>
-          <w:p>
-            <w:pPr>
-              <w:spacing w:line="360" w:lineRule="auto"/>
-              <w:rPr>
-                <w:rFonts w:cs="Times New Roman"/>
-                <w:b/>
-                <w:spacing w:val="1"/>
-                <w:szCs w:val="26"/>
-              </w:rPr>
-            </w:pPr>
-            <w:r>
-              <w:rPr>
-                <w:rFonts w:cs="Times New Roman"/>
-                <w:b/>
-                <w:spacing w:val="-4"/>
-                <w:szCs w:val="26"/>
-              </w:rPr>
-              <w:t>Tác nhân</w:t>
-            </w:r>
-          </w:p>
-        </w:tc>
-        <w:tc>
-          <w:tcPr>
-            <w:tcW w:w="6602" w:type="dxa"/>
-            <w:tcBorders>
-              <w:top w:val="single" w:sz="4" w:space="0" w:color="auto"/>
-              <w:left w:val="single" w:sz="4" w:space="0" w:color="auto"/>
-              <w:bottom w:val="single" w:sz="4" w:space="0" w:color="auto"/>
-              <w:right w:val="single" w:sz="4" w:space="0" w:color="auto"/>
-            </w:tcBorders>
-            <w:shd w:val="clear" w:color="auto" w:fill="DEEAF6" w:themeFill="accent1" w:themeFillTint="33"/>
-            <w:hideMark/>
-          </w:tcPr>
-          <w:p>
-            <w:pPr>
-              <w:spacing w:line="360" w:lineRule="auto"/>
-              <w:ind w:right="1196"/>
-              <w:rPr>
-                <w:rFonts w:cs="Times New Roman"/>
-                <w:bCs/>
-                <w:spacing w:val="1"/>
-                <w:szCs w:val="26"/>
-              </w:rPr>
-            </w:pPr>
-            <w:r>
-              <w:rPr>
-                <w:rFonts w:cs="Times New Roman"/>
-                <w:bCs/>
-                <w:spacing w:val="1"/>
-                <w:szCs w:val="26"/>
-              </w:rPr>
-              <w:t>Người dùng (Admin, nhân viên)</w:t>
-            </w:r>
-          </w:p>
-        </w:tc>
-      </w:tr>
-      <w:tr>
-        <w:tc>
-          <w:tcPr>
-            <w:tcW w:w="2632" w:type="dxa"/>
-            <w:tcBorders>
-              <w:top w:val="single" w:sz="4" w:space="0" w:color="auto"/>
-              <w:left w:val="single" w:sz="4" w:space="0" w:color="auto"/>
-              <w:bottom w:val="single" w:sz="4" w:space="0" w:color="auto"/>
-              <w:right w:val="single" w:sz="4" w:space="0" w:color="auto"/>
-            </w:tcBorders>
-            <w:shd w:val="clear" w:color="auto" w:fill="DEEAF6" w:themeFill="accent1" w:themeFillTint="33"/>
-            <w:hideMark/>
-          </w:tcPr>
-          <w:p>
-            <w:pPr>
-              <w:spacing w:line="360" w:lineRule="auto"/>
-              <w:rPr>
-                <w:rFonts w:cs="Times New Roman"/>
-                <w:b/>
-                <w:spacing w:val="1"/>
-                <w:szCs w:val="26"/>
-              </w:rPr>
-            </w:pPr>
-            <w:r>
-              <w:rPr>
-                <w:rFonts w:cs="Times New Roman"/>
-                <w:b/>
-                <w:szCs w:val="26"/>
-              </w:rPr>
-              <w:t>Mô tả</w:t>
-            </w:r>
-          </w:p>
-        </w:tc>
-        <w:tc>
-          <w:tcPr>
-            <w:tcW w:w="6602" w:type="dxa"/>
-            <w:tcBorders>
-              <w:top w:val="single" w:sz="4" w:space="0" w:color="auto"/>
-              <w:left w:val="single" w:sz="4" w:space="0" w:color="auto"/>
-              <w:bottom w:val="single" w:sz="4" w:space="0" w:color="auto"/>
-              <w:right w:val="single" w:sz="4" w:space="0" w:color="auto"/>
-            </w:tcBorders>
-            <w:shd w:val="clear" w:color="auto" w:fill="DEEAF6" w:themeFill="accent1" w:themeFillTint="33"/>
-            <w:hideMark/>
-          </w:tcPr>
-          <w:p>
-            <w:pPr>
-              <w:spacing w:line="360" w:lineRule="auto"/>
-              <w:ind w:right="353"/>
-              <w:rPr>
-                <w:rFonts w:cs="Times New Roman"/>
-                <w:spacing w:val="-13"/>
-                <w:szCs w:val="26"/>
-                <w:lang w:val="vi-VN"/>
-              </w:rPr>
-            </w:pPr>
-            <w:r>
-              <w:rPr>
-                <w:rFonts w:cs="Times New Roman"/>
-                <w:spacing w:val="-13"/>
-                <w:szCs w:val="26"/>
-              </w:rPr>
-              <w:t>Người dùng xem và cập nhật  thông tin cá nhân</w:t>
-            </w:r>
-          </w:p>
-        </w:tc>
-      </w:tr>
-      <w:tr>
-        <w:tc>
-          <w:tcPr>
-            <w:tcW w:w="2632" w:type="dxa"/>
-            <w:tcBorders>
-              <w:top w:val="single" w:sz="4" w:space="0" w:color="auto"/>
-              <w:left w:val="single" w:sz="4" w:space="0" w:color="auto"/>
-              <w:bottom w:val="single" w:sz="4" w:space="0" w:color="auto"/>
-              <w:right w:val="single" w:sz="4" w:space="0" w:color="auto"/>
-            </w:tcBorders>
-            <w:hideMark/>
-          </w:tcPr>
-          <w:p>
-            <w:pPr>
-              <w:spacing w:line="360" w:lineRule="auto"/>
-              <w:rPr>
-                <w:rFonts w:cs="Times New Roman"/>
-                <w:b/>
-                <w:szCs w:val="26"/>
-              </w:rPr>
-            </w:pPr>
-            <w:r>
-              <w:rPr>
-                <w:rFonts w:cs="Times New Roman"/>
-                <w:b/>
-                <w:szCs w:val="26"/>
-              </w:rPr>
-              <w:t>Tiêu chí chấp nhận</w:t>
-            </w:r>
-          </w:p>
-        </w:tc>
-        <w:tc>
-          <w:tcPr>
-            <w:tcW w:w="6602" w:type="dxa"/>
-            <w:tcBorders>
-              <w:top w:val="single" w:sz="4" w:space="0" w:color="auto"/>
-              <w:left w:val="single" w:sz="4" w:space="0" w:color="auto"/>
-              <w:bottom w:val="single" w:sz="4" w:space="0" w:color="auto"/>
-              <w:right w:val="single" w:sz="4" w:space="0" w:color="auto"/>
-            </w:tcBorders>
-            <w:hideMark/>
-          </w:tcPr>
-          <w:p>
-            <w:pPr>
-              <w:spacing w:line="360" w:lineRule="auto"/>
-              <w:jc w:val="left"/>
-              <w:rPr>
-                <w:rFonts w:eastAsiaTheme="majorEastAsia" w:cs="Times New Roman"/>
-                <w:szCs w:val="26"/>
-              </w:rPr>
-            </w:pPr>
-            <w:r>
-              <w:rPr>
-                <w:rFonts w:eastAsiaTheme="majorEastAsia" w:cs="Times New Roman"/>
-                <w:szCs w:val="26"/>
-              </w:rPr>
-              <w:t xml:space="preserve">1. Người dùng đang ở trong hệ thống </w:t>
-            </w:r>
-            <w:r>
-              <w:rPr>
-                <w:rFonts w:eastAsiaTheme="majorEastAsia" w:cs="Times New Roman"/>
-                <w:szCs w:val="26"/>
-              </w:rPr>
-              <w:br/>
-              <w:t xml:space="preserve">2. Truy cập chức năng trang cá nhân </w:t>
-            </w:r>
-            <w:r>
-              <w:rPr>
-                <w:rFonts w:eastAsiaTheme="majorEastAsia" w:cs="Times New Roman"/>
-                <w:szCs w:val="26"/>
-              </w:rPr>
-              <w:br/>
-              <w:t>3. Hệ thống hiện thị thông tin cá nhân</w:t>
-            </w:r>
-            <w:r>
-              <w:rPr>
-                <w:rFonts w:eastAsiaTheme="majorEastAsia" w:cs="Times New Roman"/>
-                <w:szCs w:val="26"/>
-              </w:rPr>
-              <w:br/>
-              <w:t xml:space="preserve">4. Hệ thống hiện thị thông tin đúng với tài khoản đăng nhập </w:t>
-            </w:r>
-          </w:p>
-          <w:p>
-            <w:pPr>
-              <w:spacing w:line="360" w:lineRule="auto"/>
-              <w:jc w:val="left"/>
-              <w:rPr>
-                <w:rFonts w:eastAsiaTheme="majorEastAsia" w:cs="Times New Roman"/>
-                <w:szCs w:val="26"/>
-              </w:rPr>
-            </w:pPr>
-            <w:r>
-              <w:rPr>
-                <w:rFonts w:eastAsiaTheme="majorEastAsia" w:cs="Times New Roman"/>
-                <w:szCs w:val="26"/>
-              </w:rPr>
-              <w:t>5.</w:t>
-            </w:r>
-            <w:r>
-              <w:rPr>
-                <w:rFonts w:eastAsiaTheme="majorEastAsia" w:cs="Times New Roman"/>
-                <w:szCs w:val="26"/>
-              </w:rPr>
-              <w:t xml:space="preserve"> </w:t>
-            </w:r>
-            <w:r>
-              <w:rPr>
-                <w:rFonts w:eastAsiaTheme="majorEastAsia" w:cs="Times New Roman"/>
-                <w:szCs w:val="26"/>
-              </w:rPr>
-              <w:t>Người dùng cập nhật thông tin cá nhân</w:t>
-            </w:r>
-          </w:p>
-          <w:p>
-            <w:pPr>
-              <w:spacing w:line="360" w:lineRule="auto"/>
-              <w:jc w:val="left"/>
-              <w:rPr>
-                <w:rFonts w:eastAsiaTheme="majorEastAsia" w:cs="Times New Roman"/>
-                <w:szCs w:val="26"/>
-              </w:rPr>
-            </w:pPr>
-            <w:r>
-              <w:rPr>
-                <w:rFonts w:eastAsiaTheme="majorEastAsia" w:cs="Times New Roman"/>
-                <w:szCs w:val="26"/>
-              </w:rPr>
-              <w:t>6.</w:t>
-            </w:r>
-            <w:r>
-              <w:rPr>
-                <w:rFonts w:eastAsiaTheme="majorEastAsia" w:cs="Times New Roman"/>
-                <w:szCs w:val="26"/>
-              </w:rPr>
-              <w:t xml:space="preserve"> </w:t>
-            </w:r>
-            <w:r>
-              <w:rPr>
-                <w:rFonts w:eastAsiaTheme="majorEastAsia" w:cs="Times New Roman"/>
-                <w:szCs w:val="26"/>
-              </w:rPr>
-              <w:t xml:space="preserve">Hệ thống hiện thị form cho phép thay đổi thông tin </w:t>
-            </w:r>
-          </w:p>
-          <w:p>
-            <w:pPr>
-              <w:spacing w:line="360" w:lineRule="auto"/>
-              <w:jc w:val="left"/>
-              <w:rPr>
-                <w:rFonts w:eastAsiaTheme="majorEastAsia" w:cs="Times New Roman"/>
-                <w:szCs w:val="26"/>
-              </w:rPr>
-            </w:pPr>
-            <w:r>
-              <w:rPr>
-                <w:rFonts w:eastAsiaTheme="majorEastAsia" w:cs="Times New Roman"/>
-                <w:szCs w:val="26"/>
-              </w:rPr>
-              <w:t>7.</w:t>
-            </w:r>
-            <w:r>
-              <w:rPr>
-                <w:rFonts w:eastAsiaTheme="majorEastAsia" w:cs="Times New Roman"/>
-                <w:szCs w:val="26"/>
-              </w:rPr>
-              <w:t xml:space="preserve"> </w:t>
-            </w:r>
-            <w:r>
-              <w:rPr>
-                <w:rFonts w:eastAsiaTheme="majorEastAsia" w:cs="Times New Roman"/>
-                <w:szCs w:val="26"/>
-              </w:rPr>
-              <w:t>Người dung nhập thông tin cần thay đổi và nhấn lưu</w:t>
-            </w:r>
-          </w:p>
-          <w:p>
-            <w:pPr>
-              <w:spacing w:line="360" w:lineRule="auto"/>
-              <w:jc w:val="left"/>
-              <w:rPr>
-                <w:rFonts w:eastAsiaTheme="majorEastAsia" w:cs="Times New Roman"/>
-                <w:szCs w:val="26"/>
-              </w:rPr>
-            </w:pPr>
-            <w:r>
-              <w:rPr>
-                <w:rFonts w:eastAsiaTheme="majorEastAsia" w:cs="Times New Roman"/>
-                <w:szCs w:val="26"/>
-              </w:rPr>
-              <w:t>8. Hệ thống kiểm tra dữ liệu</w:t>
-            </w:r>
-          </w:p>
-          <w:p>
-            <w:pPr>
-              <w:spacing w:line="360" w:lineRule="auto"/>
-              <w:jc w:val="left"/>
-              <w:rPr>
-                <w:rFonts w:eastAsiaTheme="majorEastAsia" w:cs="Times New Roman"/>
-                <w:szCs w:val="26"/>
-              </w:rPr>
-            </w:pPr>
-            <w:r>
-              <w:rPr>
-                <w:rFonts w:eastAsiaTheme="majorEastAsia" w:cs="Times New Roman"/>
-                <w:szCs w:val="26"/>
-              </w:rPr>
-              <w:t xml:space="preserve">   8.1: Thông tin hợp lệ </w:t>
-            </w:r>
-          </w:p>
-          <w:p>
-            <w:pPr>
-              <w:spacing w:line="360" w:lineRule="auto"/>
-              <w:jc w:val="left"/>
-              <w:rPr>
-                <w:rFonts w:eastAsiaTheme="majorEastAsia" w:cs="Times New Roman"/>
-                <w:szCs w:val="26"/>
-              </w:rPr>
-            </w:pPr>
-            <w:r>
-              <w:rPr>
-                <w:rFonts w:eastAsiaTheme="majorEastAsia" w:cs="Times New Roman"/>
-                <w:szCs w:val="26"/>
-              </w:rPr>
-              <w:t xml:space="preserve">      8.1.2: Hệ thống lưu thông tin vào cơ sở dữ liệu</w:t>
-            </w:r>
-          </w:p>
-          <w:p>
-            <w:pPr>
-              <w:spacing w:line="360" w:lineRule="auto"/>
-              <w:jc w:val="left"/>
-              <w:rPr>
-                <w:rFonts w:eastAsiaTheme="majorEastAsia" w:cs="Times New Roman"/>
-                <w:szCs w:val="26"/>
-              </w:rPr>
-            </w:pPr>
-            <w:r>
-              <w:rPr>
-                <w:rFonts w:eastAsiaTheme="majorEastAsia" w:cs="Times New Roman"/>
-                <w:szCs w:val="26"/>
-              </w:rPr>
-              <w:t xml:space="preserve">      8.1.3: Thông báo “cập nhật thành công”</w:t>
-            </w:r>
-          </w:p>
-          <w:p>
-            <w:pPr>
-              <w:spacing w:line="360" w:lineRule="auto"/>
-              <w:jc w:val="left"/>
-              <w:rPr>
-                <w:rFonts w:eastAsiaTheme="majorEastAsia" w:cs="Times New Roman"/>
-                <w:szCs w:val="26"/>
-              </w:rPr>
-            </w:pPr>
-            <w:r>
-              <w:rPr>
-                <w:rFonts w:eastAsiaTheme="majorEastAsia" w:cs="Times New Roman"/>
-                <w:szCs w:val="26"/>
-              </w:rPr>
-              <w:t xml:space="preserve">    8.2: Thông tin không hợp lệ</w:t>
-            </w:r>
-          </w:p>
-          <w:p>
-            <w:pPr>
-              <w:spacing w:line="360" w:lineRule="auto"/>
-              <w:jc w:val="left"/>
-              <w:rPr>
-                <w:rFonts w:eastAsiaTheme="majorEastAsia" w:cs="Times New Roman"/>
-                <w:szCs w:val="26"/>
-              </w:rPr>
-            </w:pPr>
-            <w:r>
-              <w:rPr>
-                <w:rFonts w:eastAsiaTheme="majorEastAsia" w:cs="Times New Roman"/>
-                <w:szCs w:val="26"/>
-              </w:rPr>
-              <w:t xml:space="preserve">      8.2.1: thống báo lỗi tương ứng</w:t>
-            </w:r>
-          </w:p>
-        </w:tc>
-      </w:tr>
-      <w:tr>
-        <w:tc>
-          <w:tcPr>
-            <w:tcW w:w="2632" w:type="dxa"/>
-            <w:tcBorders>
-              <w:top w:val="single" w:sz="4" w:space="0" w:color="auto"/>
-              <w:left w:val="single" w:sz="4" w:space="0" w:color="auto"/>
-              <w:bottom w:val="single" w:sz="4" w:space="0" w:color="auto"/>
-              <w:right w:val="single" w:sz="4" w:space="0" w:color="auto"/>
-            </w:tcBorders>
-            <w:hideMark/>
-          </w:tcPr>
-          <w:p>
-            <w:pPr>
-              <w:spacing w:line="360" w:lineRule="auto"/>
-              <w:rPr>
-                <w:rFonts w:cs="Times New Roman"/>
-                <w:b/>
-                <w:szCs w:val="26"/>
-              </w:rPr>
-            </w:pPr>
-            <w:r>
-              <w:rPr>
-                <w:rFonts w:cs="Times New Roman"/>
-                <w:b/>
-                <w:szCs w:val="26"/>
-              </w:rPr>
-              <w:t>Điều kiện trước</w:t>
-            </w:r>
-          </w:p>
-        </w:tc>
-        <w:tc>
-          <w:tcPr>
-            <w:tcW w:w="6602" w:type="dxa"/>
-            <w:tcBorders>
-              <w:top w:val="single" w:sz="4" w:space="0" w:color="auto"/>
-              <w:left w:val="single" w:sz="4" w:space="0" w:color="auto"/>
-              <w:bottom w:val="single" w:sz="4" w:space="0" w:color="auto"/>
-              <w:right w:val="single" w:sz="4" w:space="0" w:color="auto"/>
-            </w:tcBorders>
-            <w:hideMark/>
-          </w:tcPr>
-          <w:p>
-            <w:pPr>
-              <w:pStyle w:val="BodyText"/>
-              <w:spacing w:line="360" w:lineRule="auto"/>
-              <w:rPr>
-                <w:b/>
-                <w:i/>
-              </w:rPr>
-            </w:pPr>
-            <w:r>
-              <w:t>Người dùng đã đăng nhập hệ thống</w:t>
-            </w:r>
-          </w:p>
-        </w:tc>
-      </w:tr>
-      <w:tr>
-        <w:tc>
-          <w:tcPr>
-            <w:tcW w:w="2632" w:type="dxa"/>
-            <w:tcBorders>
-              <w:top w:val="single" w:sz="4" w:space="0" w:color="auto"/>
-              <w:left w:val="single" w:sz="4" w:space="0" w:color="auto"/>
-              <w:bottom w:val="single" w:sz="4" w:space="0" w:color="auto"/>
-              <w:right w:val="single" w:sz="4" w:space="0" w:color="auto"/>
-            </w:tcBorders>
-            <w:hideMark/>
-          </w:tcPr>
-          <w:p>
-            <w:pPr>
-              <w:spacing w:line="360" w:lineRule="auto"/>
-              <w:jc w:val="left"/>
-              <w:rPr>
-                <w:rFonts w:cs="Times New Roman"/>
-                <w:b/>
-                <w:szCs w:val="26"/>
-              </w:rPr>
-            </w:pPr>
-            <w:r>
-              <w:rPr>
-                <w:rFonts w:cs="Times New Roman"/>
-                <w:b/>
-                <w:szCs w:val="26"/>
-              </w:rPr>
-              <w:t>Điều kiện ràng buộc</w:t>
-            </w:r>
-          </w:p>
-        </w:tc>
-        <w:tc>
-          <w:tcPr>
-            <w:tcW w:w="6602" w:type="dxa"/>
-            <w:tcBorders>
-              <w:top w:val="single" w:sz="4" w:space="0" w:color="auto"/>
-              <w:left w:val="single" w:sz="4" w:space="0" w:color="auto"/>
-              <w:bottom w:val="single" w:sz="4" w:space="0" w:color="auto"/>
-              <w:right w:val="single" w:sz="4" w:space="0" w:color="auto"/>
-            </w:tcBorders>
-            <w:hideMark/>
-          </w:tcPr>
-          <w:p>
-            <w:pPr>
-              <w:pStyle w:val="BodyText"/>
-              <w:spacing w:line="360" w:lineRule="auto"/>
-              <w:rPr>
-                <w:b/>
-              </w:rPr>
-            </w:pPr>
-            <w:r>
-              <w:t xml:space="preserve">1. Dữ liệu phải lấy từ database </w:t>
-            </w:r>
-            <w:r>
-              <w:br/>
-              <w:t>2. Người dùng chỉ sửa được thông tin của mình</w:t>
-            </w:r>
-          </w:p>
-          <w:p>
-            <w:pPr>
-              <w:spacing w:line="360" w:lineRule="auto"/>
-            </w:pPr>
-            <w:r>
-              <w:t>3. Một số thông tin không được thay đổi</w:t>
-            </w:r>
-          </w:p>
-          <w:p>
-            <w:pPr>
-              <w:spacing w:line="360" w:lineRule="auto"/>
-            </w:pPr>
-            <w:r>
-              <w:lastRenderedPageBreak/>
-              <w:t>4. Dữ liệu phải lưu vào database ngay lập tức</w:t>
-            </w:r>
-          </w:p>
-          <w:p>
-            <w:pPr>
-              <w:spacing w:line="360" w:lineRule="auto"/>
-            </w:pPr>
-            <w:r>
-              <w:t>5. Ảnh avatar (nếu có) phải định dạng và dung lượng</w:t>
-            </w:r>
-          </w:p>
-        </w:tc>
-      </w:tr>
-    </w:tbl>
-    <w:p/>
-    <w:p>
-      <w:pPr>
-        <w:pStyle w:val="Heading3"/>
-        <w:spacing w:before="0" w:after="0" w:line="360" w:lineRule="auto"/>
-        <w:rPr>
-          <w:rFonts w:cs="Times New Roman"/>
-          <w:szCs w:val="26"/>
-        </w:rPr>
-      </w:pPr>
-      <w:bookmarkStart w:id="22" w:name="_Toc227411548"/>
+      <w:bookmarkStart w:id="21" w:name="_Toc227411548"/>
       <w:r>
         <w:rPr>
           <w:rFonts w:cs="Times New Roman"/>
@@ -8768,7 +8766,7 @@
         </w:rPr>
         <w:t>Trang thông tin cá nhân</w:t>
       </w:r>
-      <w:bookmarkEnd w:id="22"/>
+      <w:bookmarkEnd w:id="21"/>
     </w:p>
     <w:tbl>
       <w:tblPr>
@@ -9342,7 +9340,7 @@
           <w:szCs w:val="26"/>
         </w:rPr>
       </w:pPr>
-      <w:bookmarkStart w:id="23" w:name="_Toc227411549"/>
+      <w:bookmarkStart w:id="22" w:name="_Toc227411549"/>
       <w:r>
         <w:rPr>
           <w:rFonts w:cs="Times New Roman"/>
@@ -9357,7 +9355,7 @@
         </w:rPr>
         <w:t xml:space="preserve"> – Trang Lịch sử chấm công</w:t>
       </w:r>
-      <w:bookmarkEnd w:id="23"/>
+      <w:bookmarkEnd w:id="22"/>
     </w:p>
     <w:tbl>
       <w:tblPr>
@@ -9822,7 +9820,7 @@
           <w:szCs w:val="26"/>
         </w:rPr>
       </w:pPr>
-      <w:bookmarkStart w:id="24" w:name="_Toc227411550"/>
+      <w:bookmarkStart w:id="23" w:name="_Toc227411550"/>
       <w:r>
         <w:rPr>
           <w:rFonts w:cs="Times New Roman"/>
@@ -9844,7 +9842,7 @@
         </w:rPr>
         <w:t>Xin nghỉ phép</w:t>
       </w:r>
-      <w:bookmarkEnd w:id="24"/>
+      <w:bookmarkEnd w:id="23"/>
     </w:p>
     <w:tbl>
       <w:tblPr>
@@ -10561,7 +10559,7 @@
           <w:szCs w:val="26"/>
         </w:rPr>
       </w:pPr>
-      <w:bookmarkStart w:id="25" w:name="_Toc227411551"/>
+      <w:bookmarkStart w:id="24" w:name="_Toc227411551"/>
       <w:r>
         <w:rPr>
           <w:rFonts w:cs="Times New Roman"/>
@@ -10583,7 +10581,7 @@
         </w:rPr>
         <w:t>Xem lịch sử lương</w:t>
       </w:r>
-      <w:bookmarkEnd w:id="25"/>
+      <w:bookmarkEnd w:id="24"/>
     </w:p>
     <w:tbl>
       <w:tblPr>
@@ -11148,7 +11146,7 @@
           <w:szCs w:val="26"/>
         </w:rPr>
       </w:pPr>
-      <w:bookmarkStart w:id="26" w:name="_Toc227411552"/>
+      <w:bookmarkStart w:id="25" w:name="_Toc227411552"/>
       <w:r>
         <w:rPr>
           <w:rFonts w:cs="Times New Roman"/>
@@ -11184,7 +11182,7 @@
         </w:rPr>
         <w:t>Cửa sổ chat bot</w:t>
       </w:r>
-      <w:bookmarkEnd w:id="26"/>
+      <w:bookmarkEnd w:id="25"/>
     </w:p>
     <w:tbl>
       <w:tblPr>
@@ -11862,7 +11860,7 @@
           <w:szCs w:val="26"/>
         </w:rPr>
       </w:pPr>
-      <w:bookmarkStart w:id="27" w:name="_Toc227411553"/>
+      <w:bookmarkStart w:id="26" w:name="_Toc227411553"/>
       <w:r>
         <w:rPr>
           <w:rFonts w:cs="Times New Roman"/>
@@ -11882,9 +11880,16 @@
           <w:rFonts w:cs="Times New Roman"/>
           <w:szCs w:val="26"/>
         </w:rPr>
-        <w:t>Xem Dashboard</w:t>
+        <w:t xml:space="preserve">Xem </w:t>
       </w:r>
-      <w:bookmarkEnd w:id="27"/>
+      <w:bookmarkEnd w:id="26"/>
+      <w:r>
+        <w:rPr>
+          <w:rFonts w:cs="Times New Roman"/>
+          <w:szCs w:val="26"/>
+        </w:rPr>
+        <w:t>Bảng điều khiển</w:t>
+      </w:r>
     </w:p>
     <w:tbl>
       <w:tblPr>
@@ -12003,16 +12008,7 @@
                 <w:spacing w:val="1"/>
                 <w:szCs w:val="26"/>
               </w:rPr>
-              <w:t xml:space="preserve">Admin, </w:t>
-            </w:r>
-            <w:r>
-              <w:rPr>
-                <w:rFonts w:cs="Times New Roman"/>
-                <w:bCs/>
-                <w:spacing w:val="1"/>
-                <w:szCs w:val="26"/>
-              </w:rPr>
-              <w:t>Nhân viên</w:t>
+              <w:t>Admin</w:t>
             </w:r>
           </w:p>
         </w:tc>
@@ -12053,6 +12049,7 @@
             <w:pPr>
               <w:spacing w:line="360" w:lineRule="auto"/>
               <w:ind w:right="353"/>
+              <w:jc w:val="left"/>
               <w:rPr>
                 <w:rFonts w:cs="Times New Roman"/>
                 <w:spacing w:val="-13"/>
@@ -12067,7 +12064,7 @@
                 <w:spacing w:val="1"/>
                 <w:szCs w:val="26"/>
               </w:rPr>
-              <w:t>Người dùng có thể xem thông tin tổng quan cá nhân trên Dashboard.</w:t>
+              <w:t>Người dùng có thể xem thông tin tổng quan trên Dashboard.</w:t>
             </w:r>
           </w:p>
         </w:tc>
@@ -12103,17 +12100,32 @@
           <w:p>
             <w:pPr>
               <w:spacing w:line="360" w:lineRule="auto"/>
-              <w:rPr>
-                <w:rFonts w:eastAsiaTheme="majorEastAsia" w:cs="Times New Roman"/>
-                <w:szCs w:val="26"/>
-              </w:rPr>
-            </w:pPr>
-            <w:r>
-              <w:rPr>
-                <w:rFonts w:eastAsiaTheme="majorEastAsia" w:cs="Times New Roman"/>
-                <w:szCs w:val="26"/>
-              </w:rPr>
-              <w:t>1. Sau khi đăng nhập thành công, người dùng chọn chức năng “Dashboard”.</w:t>
+              <w:jc w:val="left"/>
+              <w:rPr>
+                <w:rFonts w:eastAsiaTheme="majorEastAsia" w:cs="Times New Roman"/>
+                <w:szCs w:val="26"/>
+              </w:rPr>
+            </w:pPr>
+            <w:r>
+              <w:rPr>
+                <w:rFonts w:eastAsiaTheme="majorEastAsia" w:cs="Times New Roman"/>
+                <w:szCs w:val="26"/>
+              </w:rPr>
+              <w:t>1. Sau khi đăng nhập thành công, người dùng chọn chức năng “</w:t>
+            </w:r>
+            <w:r>
+              <w:rPr>
+                <w:rFonts w:eastAsiaTheme="majorEastAsia" w:cs="Times New Roman"/>
+                <w:szCs w:val="26"/>
+              </w:rPr>
+              <w:t>Bảng điều khiển</w:t>
+            </w:r>
+            <w:r>
+              <w:rPr>
+                <w:rFonts w:eastAsiaTheme="majorEastAsia" w:cs="Times New Roman"/>
+                <w:szCs w:val="26"/>
+              </w:rPr>
+              <w:t>”.</w:t>
             </w:r>
             <w:r>
               <w:rPr>
@@ -12144,17 +12156,7 @@
                 <w:rFonts w:eastAsiaTheme="majorEastAsia" w:cs="Times New Roman"/>
                 <w:szCs w:val="26"/>
               </w:rPr>
-              <w:t>Thông tin cá nhân.</w:t>
-            </w:r>
-            <w:r>
-              <w:t xml:space="preserve"> </w:t>
-            </w:r>
-            <w:r>
-              <w:rPr>
-                <w:rFonts w:eastAsiaTheme="majorEastAsia" w:cs="Times New Roman"/>
-                <w:szCs w:val="26"/>
-              </w:rPr>
-              <w:t>(tên, chức vụ, phòng ban)</w:t>
+              <w:t>Tổng nhân sự: Tổng số nhân viên đang có trong bảng</w:t>
             </w:r>
           </w:p>
           <w:p>
@@ -12177,17 +12179,7 @@
                 <w:rFonts w:eastAsiaTheme="majorEastAsia" w:cs="Times New Roman"/>
                 <w:szCs w:val="26"/>
               </w:rPr>
-              <w:t>Thống kê chấm công.</w:t>
-            </w:r>
-            <w:r>
-              <w:t xml:space="preserve"> </w:t>
-            </w:r>
-            <w:r>
-              <w:rPr>
-                <w:rFonts w:eastAsiaTheme="majorEastAsia" w:cs="Times New Roman"/>
-                <w:szCs w:val="26"/>
-              </w:rPr>
-              <w:t>(số ngày làm, số ngày nghỉ)</w:t>
+              <w:t>Phòng ban: Tổng số phòng ban hiện có trong bảng</w:t>
             </w:r>
           </w:p>
           <w:p>
@@ -12210,17 +12202,7 @@
                 <w:rFonts w:eastAsiaTheme="majorEastAsia" w:cs="Times New Roman"/>
                 <w:szCs w:val="26"/>
               </w:rPr>
-              <w:t>Thông tin lương.</w:t>
-            </w:r>
-            <w:r>
-              <w:t xml:space="preserve"> (</w:t>
-            </w:r>
-            <w:r>
-              <w:rPr>
-                <w:rFonts w:eastAsiaTheme="majorEastAsia" w:cs="Times New Roman"/>
-                <w:szCs w:val="26"/>
-              </w:rPr>
-              <w:t>lương cơ bản hoặc gần nhất)</w:t>
+              <w:t>Tuyển dụng: Tổng số tin tuyển dụng đang mở trong bảng</w:t>
             </w:r>
           </w:p>
           <w:p>
@@ -12243,7 +12225,7 @@
                 <w:rFonts w:eastAsiaTheme="majorEastAsia" w:cs="Times New Roman"/>
                 <w:szCs w:val="26"/>
               </w:rPr>
-              <w:t>Trạng thái nghỉ phép.</w:t>
+              <w:t>Đơn nghỉ phép: Tổng số đơn xin nghỉ</w:t>
             </w:r>
           </w:p>
           <w:p>
@@ -12263,10 +12245,24 @@
             </w:r>
             <w:r>
               <w:rPr>
-                <w:rFonts w:eastAsiaTheme="majorEastAsia" w:cs="Times New Roman"/>
-                <w:szCs w:val="26"/>
-              </w:rPr>
-              <w:t>Thông báo.</w:t>
+                <w:rFonts w:eastAsia="Calibri" w:cs="Times New Roman"/>
+                <w:szCs w:val="26"/>
+              </w:rPr>
+              <w:t>B</w:t>
+            </w:r>
+            <w:r>
+              <w:rPr>
+                <w:rFonts w:eastAsia="Calibri" w:cs="Times New Roman"/>
+                <w:szCs w:val="26"/>
+              </w:rPr>
+              <w:t>iểu đồ phân bổ</w:t>
+            </w:r>
+            <w:r>
+              <w:rPr>
+                <w:rFonts w:eastAsia="Calibri" w:cs="Times New Roman"/>
+                <w:szCs w:val="26"/>
+              </w:rPr>
+              <w:t xml:space="preserve"> nhân sự toàn công ty</w:t>
             </w:r>
           </w:p>
           <w:p>
@@ -12367,11 +12363,11 @@
                 <w:i/>
               </w:rPr>
             </w:pPr>
-            <w:bookmarkStart w:id="28" w:name="_Toc184079302"/>
+            <w:bookmarkStart w:id="27" w:name="_Toc184079302"/>
             <w:r>
               <w:t>Người dùng đã đăng nhập thành công vào hệ thống.</w:t>
             </w:r>
-            <w:bookmarkEnd w:id="28"/>
+            <w:bookmarkEnd w:id="27"/>
           </w:p>
         </w:tc>
       </w:tr>
@@ -12428,7 +12424,7 @@
           <w:szCs w:val="26"/>
         </w:rPr>
       </w:pPr>
-      <w:bookmarkStart w:id="29" w:name="_Toc227411554"/>
+      <w:bookmarkStart w:id="28" w:name="_Toc227411554"/>
       <w:r>
         <w:rPr>
           <w:rFonts w:cs="Times New Roman"/>
@@ -12450,7 +12446,7 @@
         </w:rPr>
         <w:t>Quản lý phòng ban</w:t>
       </w:r>
-      <w:bookmarkEnd w:id="29"/>
+      <w:bookmarkEnd w:id="28"/>
     </w:p>
     <w:tbl>
       <w:tblPr>
@@ -12623,7 +12619,7 @@
                 <w:spacing w:val="1"/>
                 <w:szCs w:val="26"/>
               </w:rPr>
-              <w:t>Người dùng có thể xem thông tin các phòng ban.</w:t>
+              <w:t>Xem danh sách, Thêm mới, Cập nhật thông tin, Xóa phòng ban và xem danh sách nhân sự trực thuộc.</w:t>
             </w:r>
           </w:p>
         </w:tc>
@@ -12659,6 +12655,7 @@
           <w:p>
             <w:pPr>
               <w:spacing w:line="360" w:lineRule="auto"/>
+              <w:jc w:val="left"/>
               <w:rPr>
                 <w:rFonts w:eastAsiaTheme="majorEastAsia" w:cs="Times New Roman"/>
                 <w:szCs w:val="26"/>
@@ -12684,12 +12681,20 @@
                 <w:szCs w:val="26"/>
               </w:rPr>
               <w:br/>
-              <w:t>2. Hệ thống hiển thị:</w:t>
-            </w:r>
-          </w:p>
-          <w:p>
-            <w:pPr>
-              <w:spacing w:line="360" w:lineRule="auto"/>
+              <w:t xml:space="preserve">2. </w:t>
+            </w:r>
+            <w:r>
+              <w:rPr>
+                <w:rFonts w:eastAsiaTheme="majorEastAsia" w:cs="Times New Roman"/>
+                <w:szCs w:val="26"/>
+              </w:rPr>
+              <w:t>Thực hiện các thao tác sau:</w:t>
+            </w:r>
+          </w:p>
+          <w:p>
+            <w:pPr>
+              <w:spacing w:line="360" w:lineRule="auto"/>
+              <w:jc w:val="left"/>
               <w:rPr>
                 <w:rFonts w:eastAsiaTheme="majorEastAsia" w:cs="Times New Roman"/>
                 <w:szCs w:val="26"/>
@@ -12705,44 +12710,146 @@
             <w:r>
               <w:rPr>
                 <w:rFonts w:eastAsiaTheme="majorEastAsia" w:cs="Times New Roman"/>
-                <w:szCs w:val="26"/>
-              </w:rPr>
-              <w:t>Danh sách phòng ban.</w:t>
-            </w:r>
-          </w:p>
-          <w:p>
-            <w:pPr>
-              <w:spacing w:line="360" w:lineRule="auto"/>
-              <w:rPr>
-                <w:rFonts w:eastAsiaTheme="majorEastAsia" w:cs="Times New Roman"/>
-                <w:szCs w:val="26"/>
-              </w:rPr>
-            </w:pPr>
-            <w:r>
-              <w:rPr>
-                <w:rFonts w:eastAsiaTheme="majorEastAsia" w:cs="Times New Roman"/>
-                <w:szCs w:val="26"/>
-              </w:rPr>
-              <w:t xml:space="preserve">  2.2 </w:t>
-            </w:r>
-            <w:r>
-              <w:rPr>
-                <w:rFonts w:eastAsiaTheme="majorEastAsia" w:cs="Times New Roman"/>
-                <w:szCs w:val="26"/>
-              </w:rPr>
-              <w:t>Thông tin chi tiết.</w:t>
-            </w:r>
-            <w:r>
-              <w:rPr>
-                <w:rFonts w:eastAsia="Calibri" w:cs="Times New Roman"/>
-                <w:szCs w:val="26"/>
-              </w:rPr>
-              <w:t xml:space="preserve"> (tên, mô tả)</w:t>
-            </w:r>
-          </w:p>
-          <w:p>
-            <w:pPr>
-              <w:spacing w:line="360" w:lineRule="auto"/>
+                <w:b/>
+                <w:szCs w:val="26"/>
+              </w:rPr>
+              <w:t>Thêm mới:</w:t>
+            </w:r>
+            <w:r>
+              <w:rPr>
+                <w:rFonts w:eastAsiaTheme="majorEastAsia" w:cs="Times New Roman"/>
+                <w:szCs w:val="26"/>
+              </w:rPr>
+              <w:t xml:space="preserve"> </w:t>
+            </w:r>
+          </w:p>
+          <w:p>
+            <w:pPr>
+              <w:spacing w:line="360" w:lineRule="auto"/>
+              <w:jc w:val="left"/>
+              <w:rPr>
+                <w:rFonts w:eastAsiaTheme="majorEastAsia" w:cs="Times New Roman"/>
+                <w:szCs w:val="26"/>
+              </w:rPr>
+            </w:pPr>
+            <w:r>
+              <w:rPr>
+                <w:rFonts w:eastAsiaTheme="majorEastAsia" w:cs="Times New Roman"/>
+                <w:szCs w:val="26"/>
+              </w:rPr>
+              <w:t xml:space="preserve">  </w:t>
+            </w:r>
+            <w:r>
+              <w:rPr>
+                <w:rFonts w:eastAsiaTheme="majorEastAsia" w:cs="Times New Roman"/>
+                <w:szCs w:val="26"/>
+              </w:rPr>
+              <w:t>- Nhập thông tin: Tên phòng (bắt buộc), Mô tả nhiệm vụ.</w:t>
+            </w:r>
+          </w:p>
+          <w:p>
+            <w:pPr>
+              <w:spacing w:line="360" w:lineRule="auto"/>
+              <w:jc w:val="left"/>
+              <w:rPr>
+                <w:rFonts w:eastAsiaTheme="majorEastAsia" w:cs="Times New Roman"/>
+                <w:szCs w:val="26"/>
+              </w:rPr>
+            </w:pPr>
+            <w:r>
+              <w:rPr>
+                <w:rFonts w:eastAsiaTheme="majorEastAsia" w:cs="Times New Roman"/>
+                <w:szCs w:val="26"/>
+              </w:rPr>
+              <w:lastRenderedPageBreak/>
+              <w:t xml:space="preserve">  </w:t>
+            </w:r>
+            <w:r>
+              <w:rPr>
+                <w:rFonts w:eastAsiaTheme="majorEastAsia" w:cs="Times New Roman"/>
+                <w:szCs w:val="26"/>
+              </w:rPr>
+              <w:t>- Hiển thị thông báo thành công và cập nhật lạ</w:t>
+            </w:r>
+            <w:r>
+              <w:rPr>
+                <w:rFonts w:eastAsiaTheme="majorEastAsia" w:cs="Times New Roman"/>
+                <w:szCs w:val="26"/>
+              </w:rPr>
+              <w:t xml:space="preserve">i danh sách </w:t>
+            </w:r>
+            <w:r>
+              <w:rPr>
+                <w:rFonts w:eastAsiaTheme="majorEastAsia" w:cs="Times New Roman"/>
+                <w:szCs w:val="26"/>
+              </w:rPr>
+              <w:t>ngay lập tức.</w:t>
+            </w:r>
+          </w:p>
+          <w:p>
+            <w:pPr>
+              <w:spacing w:line="360" w:lineRule="auto"/>
+              <w:jc w:val="left"/>
+              <w:rPr>
+                <w:rFonts w:eastAsiaTheme="majorEastAsia" w:cs="Times New Roman"/>
+                <w:szCs w:val="26"/>
+              </w:rPr>
+            </w:pPr>
+            <w:r>
+              <w:rPr>
+                <w:rFonts w:eastAsiaTheme="majorEastAsia" w:cs="Times New Roman"/>
+                <w:szCs w:val="26"/>
+              </w:rPr>
+              <w:t xml:space="preserve">  </w:t>
+            </w:r>
+            <w:r>
+              <w:rPr>
+                <w:rFonts w:eastAsiaTheme="majorEastAsia" w:cs="Times New Roman"/>
+                <w:szCs w:val="26"/>
+              </w:rPr>
+              <w:t xml:space="preserve">2.2 </w:t>
+            </w:r>
+            <w:r>
+              <w:rPr>
+                <w:rFonts w:eastAsiaTheme="majorEastAsia" w:cs="Times New Roman"/>
+                <w:b/>
+                <w:szCs w:val="26"/>
+              </w:rPr>
+              <w:t>Cập nhật:</w:t>
+            </w:r>
+            <w:r>
+              <w:rPr>
+                <w:rFonts w:eastAsiaTheme="majorEastAsia" w:cs="Times New Roman"/>
+                <w:szCs w:val="26"/>
+              </w:rPr>
+              <w:t xml:space="preserve"> có thể sửa tên phòng, mô tả và đặc biệt là bổ</w:t>
+            </w:r>
+            <w:r>
+              <w:rPr>
+                <w:rFonts w:eastAsiaTheme="majorEastAsia" w:cs="Times New Roman"/>
+                <w:szCs w:val="26"/>
+              </w:rPr>
+              <w:t xml:space="preserve"> </w:t>
+            </w:r>
+            <w:r>
+              <w:rPr>
+                <w:rFonts w:eastAsiaTheme="majorEastAsia" w:cs="Times New Roman"/>
+                <w:szCs w:val="26"/>
+              </w:rPr>
+              <w:t>nhiệm/thay đổi Trưởng phòng bằng cách chọn từ danh sách nhân viên hiện có.</w:t>
+            </w:r>
+            <w:r>
+              <w:rPr>
+                <w:rFonts w:eastAsiaTheme="majorEastAsia" w:cs="Times New Roman"/>
+                <w:szCs w:val="26"/>
+              </w:rPr>
+              <w:t xml:space="preserve"> </w:t>
+            </w:r>
+          </w:p>
+          <w:p>
+            <w:pPr>
+              <w:spacing w:line="360" w:lineRule="auto"/>
+              <w:jc w:val="left"/>
               <w:rPr>
                 <w:rFonts w:eastAsiaTheme="majorEastAsia" w:cs="Times New Roman"/>
                 <w:szCs w:val="26"/>
@@ -12758,48 +12865,64 @@
             <w:r>
               <w:rPr>
                 <w:rFonts w:eastAsiaTheme="majorEastAsia" w:cs="Times New Roman"/>
-                <w:szCs w:val="26"/>
-              </w:rPr>
-              <w:t>Danh sách nhân viên thuộc phòng ban.</w:t>
-            </w:r>
-          </w:p>
-          <w:p>
-            <w:pPr>
-              <w:spacing w:line="360" w:lineRule="auto"/>
-              <w:rPr>
-                <w:rFonts w:eastAsiaTheme="majorEastAsia" w:cs="Times New Roman"/>
-                <w:szCs w:val="26"/>
-              </w:rPr>
-            </w:pPr>
-            <w:r>
-              <w:rPr>
-                <w:rFonts w:eastAsiaTheme="majorEastAsia" w:cs="Times New Roman"/>
-                <w:szCs w:val="26"/>
-              </w:rPr>
-              <w:t>3. Tìm kiế</w:t>
-            </w:r>
-            <w:r>
-              <w:rPr>
-                <w:rFonts w:eastAsiaTheme="majorEastAsia" w:cs="Times New Roman"/>
-                <w:szCs w:val="26"/>
-              </w:rPr>
-              <w:t>m:</w:t>
-            </w:r>
-          </w:p>
-          <w:p>
-            <w:pPr>
-              <w:spacing w:line="360" w:lineRule="auto"/>
-              <w:rPr>
-                <w:rFonts w:eastAsiaTheme="majorEastAsia" w:cs="Times New Roman"/>
-                <w:szCs w:val="26"/>
-              </w:rPr>
-            </w:pPr>
-            <w:r>
-              <w:rPr>
-                <w:rFonts w:eastAsiaTheme="majorEastAsia" w:cs="Times New Roman"/>
-                <w:szCs w:val="26"/>
-              </w:rPr>
-              <w:lastRenderedPageBreak/>
+                <w:b/>
+                <w:szCs w:val="26"/>
+              </w:rPr>
+              <w:t>Xóa:</w:t>
+            </w:r>
+            <w:r>
+              <w:rPr>
+                <w:rFonts w:eastAsiaTheme="majorEastAsia" w:cs="Times New Roman"/>
+                <w:szCs w:val="26"/>
+              </w:rPr>
+              <w:t xml:space="preserve"> </w:t>
+            </w:r>
+            <w:r>
+              <w:rPr>
+                <w:rFonts w:eastAsiaTheme="majorEastAsia" w:cs="Times New Roman"/>
+                <w:szCs w:val="26"/>
+              </w:rPr>
+              <w:t>Hiển thị hộp thoại xác nhận trước khi xóa.</w:t>
+            </w:r>
+          </w:p>
+          <w:p>
+            <w:pPr>
+              <w:spacing w:line="360" w:lineRule="auto"/>
+              <w:jc w:val="left"/>
+              <w:rPr>
+                <w:rFonts w:eastAsiaTheme="majorEastAsia" w:cs="Times New Roman"/>
+                <w:szCs w:val="26"/>
+              </w:rPr>
+            </w:pPr>
+            <w:r>
+              <w:rPr>
+                <w:rFonts w:eastAsiaTheme="majorEastAsia" w:cs="Times New Roman"/>
+                <w:szCs w:val="26"/>
+              </w:rPr>
+              <w:t xml:space="preserve">3. </w:t>
+            </w:r>
+            <w:r>
+              <w:rPr>
+                <w:rFonts w:eastAsiaTheme="majorEastAsia" w:cs="Times New Roman"/>
+                <w:szCs w:val="26"/>
+              </w:rPr>
+              <w:t>Tìm kiếm và lọc:</w:t>
+            </w:r>
+          </w:p>
+          <w:p>
+            <w:pPr>
+              <w:spacing w:line="360" w:lineRule="auto"/>
+              <w:jc w:val="left"/>
+              <w:rPr>
+                <w:rFonts w:eastAsiaTheme="majorEastAsia" w:cs="Times New Roman"/>
+                <w:szCs w:val="26"/>
+              </w:rPr>
+            </w:pPr>
+            <w:r>
+              <w:rPr>
+                <w:rFonts w:eastAsiaTheme="majorEastAsia" w:cs="Times New Roman"/>
+                <w:szCs w:val="26"/>
+              </w:rPr>
               <w:t xml:space="preserve">  3.1 </w:t>
             </w:r>
             <w:r>
@@ -12807,12 +12930,13 @@
                 <w:rFonts w:eastAsiaTheme="majorEastAsia" w:cs="Times New Roman"/>
                 <w:szCs w:val="26"/>
               </w:rPr>
-              <w:t>Theo tên phòng ban.</w:t>
-            </w:r>
-          </w:p>
-          <w:p>
-            <w:pPr>
-              <w:spacing w:line="360" w:lineRule="auto"/>
+              <w:t>Người dùng có thể tìm kiếm theo Tên phòng ban hoặc Tên trưởng phòng.</w:t>
+            </w:r>
+          </w:p>
+          <w:p>
+            <w:pPr>
+              <w:spacing w:line="360" w:lineRule="auto"/>
+              <w:jc w:val="left"/>
               <w:rPr>
                 <w:rFonts w:eastAsiaTheme="majorEastAsia" w:cs="Times New Roman"/>
                 <w:szCs w:val="26"/>
@@ -12830,79 +12954,35 @@
                 <w:rFonts w:eastAsiaTheme="majorEastAsia" w:cs="Times New Roman"/>
                 <w:szCs w:val="26"/>
               </w:rPr>
-              <w:t>. Nếu dữ liệu tồn tạ</w:t>
-            </w:r>
-            <w:r>
-              <w:rPr>
-                <w:rFonts w:eastAsiaTheme="majorEastAsia" w:cs="Times New Roman"/>
-                <w:szCs w:val="26"/>
-              </w:rPr>
-              <w:t>i sẽ</w:t>
-            </w:r>
-            <w:r>
-              <w:rPr>
-                <w:rFonts w:eastAsiaTheme="majorEastAsia" w:cs="Times New Roman"/>
-                <w:szCs w:val="26"/>
-              </w:rPr>
-              <w:t xml:space="preserve"> hiển thị </w:t>
-            </w:r>
-            <w:r>
-              <w:rPr>
-                <w:rFonts w:eastAsiaTheme="majorEastAsia" w:cs="Times New Roman"/>
-                <w:szCs w:val="26"/>
-              </w:rPr>
-              <w:t>danh sách</w:t>
-            </w:r>
-            <w:r>
-              <w:rPr>
-                <w:rFonts w:eastAsiaTheme="majorEastAsia" w:cs="Times New Roman"/>
-                <w:szCs w:val="26"/>
-              </w:rPr>
-              <w:t>.</w:t>
-            </w:r>
-          </w:p>
-          <w:p>
-            <w:pPr>
-              <w:spacing w:line="360" w:lineRule="auto"/>
-              <w:rPr>
-                <w:rFonts w:eastAsiaTheme="majorEastAsia" w:cs="Times New Roman"/>
-                <w:szCs w:val="26"/>
-              </w:rPr>
-            </w:pPr>
-            <w:r>
-              <w:rPr>
-                <w:rFonts w:eastAsiaTheme="majorEastAsia" w:cs="Times New Roman"/>
-                <w:szCs w:val="26"/>
-              </w:rPr>
-              <w:t>Ngược lạ</w:t>
-            </w:r>
-            <w:r>
-              <w:rPr>
-                <w:rFonts w:eastAsiaTheme="majorEastAsia" w:cs="Times New Roman"/>
-                <w:szCs w:val="26"/>
-              </w:rPr>
-              <w:t>i</w:t>
-            </w:r>
-            <w:r>
-              <w:rPr>
-                <w:rFonts w:eastAsiaTheme="majorEastAsia" w:cs="Times New Roman"/>
-                <w:szCs w:val="26"/>
-              </w:rPr>
-              <w:t xml:space="preserve"> hiển thị thông báo “</w:t>
-            </w:r>
-            <w:r>
-              <w:rPr>
-                <w:rFonts w:eastAsiaTheme="majorEastAsia" w:cs="Times New Roman"/>
-                <w:szCs w:val="26"/>
-              </w:rPr>
-              <w:t>Phòng ban không tồn tại</w:t>
-            </w:r>
-            <w:r>
-              <w:rPr>
-                <w:rFonts w:eastAsiaTheme="majorEastAsia" w:cs="Times New Roman"/>
-                <w:szCs w:val="26"/>
-              </w:rPr>
-              <w:t>”.</w:t>
+              <w:t xml:space="preserve">. </w:t>
+            </w:r>
+            <w:r>
+              <w:rPr>
+                <w:rFonts w:eastAsiaTheme="majorEastAsia" w:cs="Times New Roman"/>
+                <w:szCs w:val="26"/>
+              </w:rPr>
+              <w:t xml:space="preserve">Hệ thống xử lý </w:t>
+            </w:r>
+            <w:r>
+              <w:rPr>
+                <w:rFonts w:eastAsiaTheme="majorEastAsia" w:cs="Times New Roman"/>
+                <w:szCs w:val="26"/>
+              </w:rPr>
+              <w:t xml:space="preserve">các </w:t>
+            </w:r>
+            <w:r>
+              <w:rPr>
+                <w:rFonts w:eastAsiaTheme="majorEastAsia" w:cs="Times New Roman"/>
+                <w:szCs w:val="26"/>
+              </w:rPr>
+              <w:t>yêu cầu và hiển thị</w:t>
+            </w:r>
+            <w:r>
+              <w:rPr>
+                <w:rFonts w:eastAsiaTheme="majorEastAsia" w:cs="Times New Roman"/>
+                <w:szCs w:val="26"/>
+              </w:rPr>
+              <w:t xml:space="preserve"> dữ liệu hợp lệ</w:t>
             </w:r>
           </w:p>
         </w:tc>
@@ -13002,7 +13082,7 @@
           <w:szCs w:val="26"/>
         </w:rPr>
       </w:pPr>
-      <w:bookmarkStart w:id="30" w:name="_Toc227411555"/>
+      <w:bookmarkStart w:id="29" w:name="_Toc227411555"/>
       <w:r>
         <w:rPr>
           <w:rFonts w:cs="Times New Roman"/>
@@ -13024,7 +13104,7 @@
         </w:rPr>
         <w:t>Quản lý chức vụ</w:t>
       </w:r>
-      <w:bookmarkEnd w:id="30"/>
+      <w:bookmarkEnd w:id="29"/>
     </w:p>
     <w:tbl>
       <w:tblPr>
@@ -13574,6 +13654,7 @@
                 <w:b/>
                 <w:szCs w:val="26"/>
               </w:rPr>
+              <w:lastRenderedPageBreak/>
               <w:t>Điều kiện ràng buộc</w:t>
             </w:r>
           </w:p>
@@ -13606,7 +13687,7 @@
           <w:szCs w:val="26"/>
         </w:rPr>
       </w:pPr>
-      <w:bookmarkStart w:id="31" w:name="_Toc227411556"/>
+      <w:bookmarkStart w:id="30" w:name="_Toc227411556"/>
       <w:r>
         <w:rPr>
           <w:rFonts w:cs="Times New Roman"/>
@@ -13628,7 +13709,7 @@
         </w:rPr>
         <w:t>Quản lý tài khoản</w:t>
       </w:r>
-      <w:bookmarkEnd w:id="31"/>
+      <w:bookmarkEnd w:id="30"/>
     </w:p>
     <w:tbl>
       <w:tblPr>
@@ -13848,7 +13929,6 @@
                 <w:b/>
                 <w:szCs w:val="26"/>
               </w:rPr>
-              <w:lastRenderedPageBreak/>
               <w:t>Tiêu chí chấp nhận</w:t>
             </w:r>
           </w:p>
@@ -13871,7 +13951,21 @@
                 <w:rFonts w:eastAsiaTheme="majorEastAsia" w:cs="Times New Roman"/>
                 <w:szCs w:val="26"/>
               </w:rPr>
-              <w:t>1.Admin truy cập chức năng Quản lý tài khoản.</w:t>
+              <w:t>1.</w:t>
+            </w:r>
+            <w:r>
+              <w:rPr>
+                <w:rFonts w:eastAsiaTheme="majorEastAsia" w:cs="Times New Roman"/>
+                <w:szCs w:val="26"/>
+              </w:rPr>
+              <w:t xml:space="preserve"> </w:t>
+            </w:r>
+            <w:r>
+              <w:rPr>
+                <w:rFonts w:eastAsiaTheme="majorEastAsia" w:cs="Times New Roman"/>
+                <w:szCs w:val="26"/>
+              </w:rPr>
+              <w:t>Admin truy cập chức năng Quản lý tài khoản.</w:t>
             </w:r>
           </w:p>
           <w:p>
@@ -13888,7 +13982,21 @@
                 <w:rFonts w:cs="Times New Roman"/>
                 <w:szCs w:val="26"/>
               </w:rPr>
-              <w:t>2.Hệ thống hiển thị danh sách tài khoản hiện có.</w:t>
+              <w:t>2.</w:t>
+            </w:r>
+            <w:r>
+              <w:rPr>
+                <w:rFonts w:cs="Times New Roman"/>
+                <w:szCs w:val="26"/>
+              </w:rPr>
+              <w:t xml:space="preserve"> </w:t>
+            </w:r>
+            <w:r>
+              <w:rPr>
+                <w:rFonts w:cs="Times New Roman"/>
+                <w:szCs w:val="26"/>
+              </w:rPr>
+              <w:t>Hệ thống hiển thị danh sách tài khoản hiện có.</w:t>
             </w:r>
           </w:p>
           <w:p>
@@ -13905,7 +14013,21 @@
                 <w:rFonts w:cs="Times New Roman"/>
                 <w:szCs w:val="26"/>
               </w:rPr>
-              <w:t>3. Thêm tài khoản</w:t>
+              <w:t xml:space="preserve">3. </w:t>
+            </w:r>
+            <w:r>
+              <w:rPr>
+                <w:rFonts w:eastAsia="Calibri" w:cs="Times New Roman"/>
+                <w:szCs w:val="26"/>
+              </w:rPr>
+              <w:t>Cập nhật quyền hạn</w:t>
+            </w:r>
+            <w:r>
+              <w:rPr>
+                <w:rFonts w:eastAsia="Calibri" w:cs="Times New Roman"/>
+                <w:szCs w:val="26"/>
+              </w:rPr>
+              <w:t>:</w:t>
             </w:r>
           </w:p>
           <w:p>
@@ -13929,7 +14051,21 @@
                 <w:rFonts w:cs="Times New Roman"/>
                 <w:szCs w:val="26"/>
               </w:rPr>
-              <w:t>3.1. Admin chọn chức năng Thêm mới</w:t>
+              <w:t xml:space="preserve">3.1. </w:t>
+            </w:r>
+            <w:r>
+              <w:rPr>
+                <w:rFonts w:cs="Times New Roman"/>
+                <w:szCs w:val="26"/>
+              </w:rPr>
+              <w:t>Chọn</w:t>
+            </w:r>
+            <w:r>
+              <w:rPr>
+                <w:rFonts w:cs="Times New Roman"/>
+                <w:szCs w:val="26"/>
+              </w:rPr>
+              <w:t xml:space="preserve"> quyền hạn ngay tại danh sách thông qua thẻ Dropdown: Admin, Manager, Employee.</w:t>
             </w:r>
             <w:r>
               <w:rPr>
@@ -13950,14 +14086,110 @@
                 <w:rFonts w:cs="Times New Roman"/>
                 <w:szCs w:val="26"/>
               </w:rPr>
-              <w:t xml:space="preserve">3.2. Nhập các thông tin: username, password, </w:t>
-            </w:r>
-            <w:r>
-              <w:rPr>
-                <w:rFonts w:cs="Times New Roman"/>
-                <w:szCs w:val="26"/>
-              </w:rPr>
-              <w:t>vai trò</w:t>
+              <w:t xml:space="preserve">3.2. </w:t>
+            </w:r>
+            <w:r>
+              <w:rPr>
+                <w:rFonts w:cs="Times New Roman"/>
+                <w:szCs w:val="26"/>
+              </w:rPr>
+              <w:t>Hệ thống tự động cập nhật Database ngay khi thay đổi giá trị lựa chọn.</w:t>
+            </w:r>
+          </w:p>
+          <w:p>
+            <w:pPr>
+              <w:spacing w:line="360" w:lineRule="auto"/>
+              <w:jc w:val="left"/>
+              <w:rPr>
+                <w:rFonts w:cs="Times New Roman"/>
+                <w:szCs w:val="26"/>
+              </w:rPr>
+            </w:pPr>
+            <w:r>
+              <w:rPr>
+                <w:rFonts w:cs="Times New Roman"/>
+                <w:szCs w:val="26"/>
+              </w:rPr>
+              <w:t>4.</w:t>
+            </w:r>
+            <w:r>
+              <w:t xml:space="preserve"> </w:t>
+            </w:r>
+            <w:r>
+              <w:rPr>
+                <w:rFonts w:cs="Times New Roman"/>
+                <w:szCs w:val="26"/>
+              </w:rPr>
+              <w:t>Khôi phục mật khẩu</w:t>
+            </w:r>
+            <w:r>
+              <w:rPr>
+                <w:rFonts w:cs="Times New Roman"/>
+                <w:szCs w:val="26"/>
+              </w:rPr>
+              <w:t>:</w:t>
+            </w:r>
+          </w:p>
+          <w:p>
+            <w:pPr>
+              <w:spacing w:line="360" w:lineRule="auto"/>
+              <w:jc w:val="left"/>
+              <w:rPr>
+                <w:rFonts w:cs="Times New Roman"/>
+                <w:szCs w:val="26"/>
+              </w:rPr>
+            </w:pPr>
+            <w:r>
+              <w:rPr>
+                <w:rFonts w:cs="Times New Roman"/>
+                <w:szCs w:val="26"/>
+              </w:rPr>
+              <w:t xml:space="preserve">  </w:t>
+            </w:r>
+            <w:r>
+              <w:rPr>
+                <w:rFonts w:cs="Times New Roman"/>
+                <w:szCs w:val="26"/>
+              </w:rPr>
+              <w:t xml:space="preserve">4.1. </w:t>
+            </w:r>
+            <w:r>
+              <w:rPr>
+                <w:rFonts w:cs="Times New Roman"/>
+                <w:szCs w:val="26"/>
+              </w:rPr>
+              <w:t>Nhấn</w:t>
+            </w:r>
+            <w:r>
+              <w:rPr>
+                <w:rFonts w:cs="Times New Roman"/>
+                <w:szCs w:val="26"/>
+              </w:rPr>
+              <w:t xml:space="preserve"> nút Reset mật khẩu cho tài khoản</w:t>
+            </w:r>
+            <w:r>
+              <w:rPr>
+                <w:rFonts w:cs="Times New Roman"/>
+                <w:szCs w:val="26"/>
+              </w:rPr>
+              <w:t xml:space="preserve"> cần thực hiện</w:t>
+            </w:r>
+          </w:p>
+          <w:p>
+            <w:pPr>
+              <w:spacing w:line="360" w:lineRule="auto"/>
+              <w:jc w:val="left"/>
+              <w:rPr>
+                <w:rFonts w:cs="Times New Roman"/>
+                <w:szCs w:val="26"/>
+              </w:rPr>
+            </w:pPr>
+            <w:r>
+              <w:rPr>
+                <w:rFonts w:cs="Times New Roman"/>
+                <w:szCs w:val="26"/>
+              </w:rPr>
+              <w:t xml:space="preserve">  4.2 Hiển thị thông báo xác nhận</w:t>
             </w:r>
             <w:r>
               <w:rPr>
@@ -13978,7 +14210,21 @@
                 <w:rFonts w:cs="Times New Roman"/>
                 <w:szCs w:val="26"/>
               </w:rPr>
-              <w:t>3.3. Nhấn nút [Thêm]</w:t>
+              <w:t>4.3</w:t>
+            </w:r>
+            <w:r>
+              <w:rPr>
+                <w:rFonts w:cs="Times New Roman"/>
+                <w:szCs w:val="26"/>
+              </w:rPr>
+              <w:t xml:space="preserve">. </w:t>
+            </w:r>
+            <w:r>
+              <w:rPr>
+                <w:rFonts w:cs="Times New Roman"/>
+                <w:szCs w:val="26"/>
+              </w:rPr>
+              <w:t>Khi xác nhận, mật khẩu của người dùng đó được đưa về mặc định là 123456.</w:t>
             </w:r>
             <w:r>
               <w:rPr>
@@ -13999,7 +14245,14 @@
                 <w:rFonts w:cs="Times New Roman"/>
                 <w:szCs w:val="26"/>
               </w:rPr>
-              <w:t>3.4. Hệ thống kiểm tra dữ liệu:</w:t>
+              <w:t>4.4</w:t>
+            </w:r>
+            <w:r>
+              <w:rPr>
+                <w:rFonts w:cs="Times New Roman"/>
+                <w:szCs w:val="26"/>
+              </w:rPr>
+              <w:t>. Hệ thống cập nhật thành công</w:t>
             </w:r>
           </w:p>
           <w:p>
@@ -14016,203 +14269,21 @@
                 <w:rFonts w:cs="Times New Roman"/>
                 <w:szCs w:val="26"/>
               </w:rPr>
-              <w:t xml:space="preserve">+ </w:t>
-            </w:r>
-            <w:r>
-              <w:rPr>
-                <w:rFonts w:cs="Times New Roman"/>
-                <w:szCs w:val="26"/>
-              </w:rPr>
-              <w:t xml:space="preserve">Nếu hợp lệ → tạo tài khoản thành công </w:t>
-            </w:r>
-          </w:p>
-          <w:p>
-            <w:pPr>
-              <w:spacing w:line="360" w:lineRule="auto"/>
-              <w:jc w:val="left"/>
-              <w:rPr>
-                <w:rFonts w:cs="Times New Roman"/>
-                <w:szCs w:val="26"/>
-              </w:rPr>
-            </w:pPr>
-            <w:r>
-              <w:rPr>
-                <w:rFonts w:cs="Times New Roman"/>
-                <w:szCs w:val="26"/>
-              </w:rPr>
-              <w:t xml:space="preserve">+ </w:t>
-            </w:r>
-            <w:r>
-              <w:rPr>
-                <w:rFonts w:cs="Times New Roman"/>
-                <w:szCs w:val="26"/>
-              </w:rPr>
-              <w:t>Nếu thiếu hoặc sai → hiển thị thông báo</w:t>
-            </w:r>
-            <w:r>
-              <w:rPr>
-                <w:rFonts w:cs="Times New Roman"/>
-                <w:szCs w:val="26"/>
-              </w:rPr>
-              <w:t>:”</w:t>
-            </w:r>
-            <w:r>
-              <w:rPr>
-                <w:rFonts w:eastAsia="Calibri" w:cs="Times New Roman"/>
-                <w:i/>
-                <w:iCs/>
-                <w:szCs w:val="26"/>
-              </w:rPr>
-              <w:t xml:space="preserve"> “Vui lòng nhập đầy đủ thông tin tài khoản.”</w:t>
-            </w:r>
-            <w:r>
-              <w:rPr>
-                <w:rFonts w:cs="Times New Roman"/>
-                <w:szCs w:val="26"/>
-              </w:rPr>
-              <w:t>.</w:t>
-            </w:r>
-          </w:p>
-          <w:p>
-            <w:pPr>
-              <w:spacing w:line="360" w:lineRule="auto"/>
-              <w:jc w:val="left"/>
-              <w:rPr>
-                <w:rFonts w:cs="Times New Roman"/>
-                <w:szCs w:val="26"/>
-              </w:rPr>
-            </w:pPr>
-            <w:r>
-              <w:rPr>
-                <w:rFonts w:cs="Times New Roman"/>
-                <w:szCs w:val="26"/>
-              </w:rPr>
-              <w:t>4.Sửa tài khoản:</w:t>
-            </w:r>
-          </w:p>
-          <w:p>
-            <w:pPr>
-              <w:spacing w:line="360" w:lineRule="auto"/>
-              <w:jc w:val="left"/>
-              <w:rPr>
-                <w:rFonts w:cs="Times New Roman"/>
-                <w:szCs w:val="26"/>
-              </w:rPr>
-            </w:pPr>
-            <w:r>
-              <w:rPr>
-                <w:rFonts w:cs="Times New Roman"/>
-                <w:szCs w:val="26"/>
-              </w:rPr>
-              <w:t xml:space="preserve">  </w:t>
-            </w:r>
-            <w:r>
-              <w:rPr>
-                <w:rFonts w:cs="Times New Roman"/>
-                <w:szCs w:val="26"/>
-              </w:rPr>
-              <w:t>4.1. Admin chọn một tài khoản từ danh sách</w:t>
-            </w:r>
-            <w:r>
-              <w:rPr>
-                <w:rFonts w:cs="Times New Roman"/>
-                <w:szCs w:val="26"/>
-              </w:rPr>
-              <w:br/>
-            </w:r>
-            <w:r>
-              <w:rPr>
-                <w:rFonts w:cs="Times New Roman"/>
-                <w:szCs w:val="26"/>
-              </w:rPr>
-              <w:t xml:space="preserve">  </w:t>
-            </w:r>
-            <w:r>
-              <w:rPr>
-                <w:rFonts w:cs="Times New Roman"/>
-                <w:szCs w:val="26"/>
-              </w:rPr>
-              <w:t>4.2. Hệ thống hiển thị thông tin chi tiết</w:t>
-            </w:r>
-            <w:r>
-              <w:rPr>
-                <w:rFonts w:cs="Times New Roman"/>
-                <w:szCs w:val="26"/>
-              </w:rPr>
-              <w:br/>
-            </w:r>
-            <w:r>
-              <w:rPr>
-                <w:rFonts w:cs="Times New Roman"/>
-                <w:szCs w:val="26"/>
-              </w:rPr>
-              <w:t xml:space="preserve">  </w:t>
-            </w:r>
-            <w:r>
-              <w:rPr>
-                <w:rFonts w:cs="Times New Roman"/>
-                <w:szCs w:val="26"/>
-              </w:rPr>
-              <w:t>4.3. Admin cập nhật thông tin</w:t>
-            </w:r>
-            <w:r>
-              <w:rPr>
-                <w:rFonts w:cs="Times New Roman"/>
-                <w:szCs w:val="26"/>
-              </w:rPr>
-              <w:br/>
-            </w:r>
-            <w:r>
-              <w:rPr>
-                <w:rFonts w:cs="Times New Roman"/>
-                <w:szCs w:val="26"/>
-              </w:rPr>
-              <w:t xml:space="preserve">  </w:t>
-            </w:r>
-            <w:r>
-              <w:rPr>
-                <w:rFonts w:cs="Times New Roman"/>
-                <w:szCs w:val="26"/>
-              </w:rPr>
-              <w:t>4.4. Nhấn nút [Lưu]</w:t>
-            </w:r>
-            <w:r>
-              <w:rPr>
-                <w:rFonts w:cs="Times New Roman"/>
-                <w:szCs w:val="26"/>
-              </w:rPr>
-              <w:br/>
-            </w:r>
-            <w:r>
-              <w:rPr>
-                <w:rFonts w:cs="Times New Roman"/>
-                <w:szCs w:val="26"/>
-              </w:rPr>
-              <w:t xml:space="preserve">  </w:t>
-            </w:r>
-            <w:r>
-              <w:rPr>
-                <w:rFonts w:cs="Times New Roman"/>
-                <w:szCs w:val="26"/>
-              </w:rPr>
-              <w:t>4.5. Hệ thống cập nhật thành công</w:t>
-            </w:r>
-          </w:p>
-          <w:p>
-            <w:pPr>
-              <w:spacing w:line="360" w:lineRule="auto"/>
-              <w:jc w:val="left"/>
-              <w:rPr>
-                <w:rFonts w:cs="Times New Roman"/>
-                <w:szCs w:val="26"/>
-              </w:rPr>
-            </w:pPr>
-            <w:r>
-              <w:rPr>
-                <w:rFonts w:cs="Times New Roman"/>
-                <w:szCs w:val="26"/>
-              </w:rPr>
-              <w:t>5.Xóa tài khoản:</w:t>
+              <w:t>5.</w:t>
+            </w:r>
+            <w:r>
+              <w:rPr>
+                <w:rFonts w:cs="Times New Roman"/>
+                <w:szCs w:val="26"/>
+              </w:rPr>
+              <w:t xml:space="preserve"> </w:t>
+            </w:r>
+            <w:r>
+              <w:rPr>
+                <w:rFonts w:cs="Times New Roman"/>
+                <w:szCs w:val="26"/>
+              </w:rPr>
+              <w:t>Xóa tài khoản:</w:t>
             </w:r>
           </w:p>
           <w:p>
@@ -14427,6 +14498,7 @@
                 <w:b/>
                 <w:szCs w:val="26"/>
               </w:rPr>
+              <w:lastRenderedPageBreak/>
               <w:t>Diều kiện ràng buộc</w:t>
             </w:r>
           </w:p>
@@ -14449,7 +14521,21 @@
                 <w:rFonts w:eastAsiaTheme="majorEastAsia" w:cs="Times New Roman"/>
                 <w:szCs w:val="26"/>
               </w:rPr>
-              <w:t>1.User name phải là duy nhất</w:t>
+              <w:t>1.</w:t>
+            </w:r>
+            <w:r>
+              <w:rPr>
+                <w:rFonts w:eastAsiaTheme="majorEastAsia" w:cs="Times New Roman"/>
+                <w:szCs w:val="26"/>
+              </w:rPr>
+              <w:t xml:space="preserve"> </w:t>
+            </w:r>
+            <w:r>
+              <w:rPr>
+                <w:rFonts w:eastAsiaTheme="majorEastAsia" w:cs="Times New Roman"/>
+                <w:szCs w:val="26"/>
+              </w:rPr>
+              <w:t>User name phải là duy nhất</w:t>
             </w:r>
           </w:p>
           <w:p>
@@ -14466,7 +14552,21 @@
                 <w:rFonts w:eastAsiaTheme="majorEastAsia" w:cs="Times New Roman"/>
                 <w:szCs w:val="26"/>
               </w:rPr>
-              <w:t>2.Password phải được mã hóa</w:t>
+              <w:t>2.</w:t>
+            </w:r>
+            <w:r>
+              <w:rPr>
+                <w:rFonts w:eastAsiaTheme="majorEastAsia" w:cs="Times New Roman"/>
+                <w:szCs w:val="26"/>
+              </w:rPr>
+              <w:t xml:space="preserve"> </w:t>
+            </w:r>
+            <w:r>
+              <w:rPr>
+                <w:rFonts w:eastAsiaTheme="majorEastAsia" w:cs="Times New Roman"/>
+                <w:szCs w:val="26"/>
+              </w:rPr>
+              <w:t>Password phải được mã hóa</w:t>
             </w:r>
           </w:p>
           <w:p>
@@ -14483,7 +14583,21 @@
                 <w:rFonts w:eastAsiaTheme="majorEastAsia" w:cs="Times New Roman"/>
                 <w:szCs w:val="26"/>
               </w:rPr>
-              <w:t>3.Phân quyền phải hợp lệ (Admin/Nhân viên)</w:t>
+              <w:t>3.</w:t>
+            </w:r>
+            <w:r>
+              <w:rPr>
+                <w:rFonts w:eastAsiaTheme="majorEastAsia" w:cs="Times New Roman"/>
+                <w:szCs w:val="26"/>
+              </w:rPr>
+              <w:t xml:space="preserve"> </w:t>
+            </w:r>
+            <w:r>
+              <w:rPr>
+                <w:rFonts w:eastAsiaTheme="majorEastAsia" w:cs="Times New Roman"/>
+                <w:szCs w:val="26"/>
+              </w:rPr>
+              <w:t>Phân quyền phải hợp lệ (Admin/Nhân viên)</w:t>
             </w:r>
           </w:p>
         </w:tc>
@@ -14499,13 +14613,12 @@
           <w:szCs w:val="26"/>
         </w:rPr>
       </w:pPr>
-      <w:bookmarkStart w:id="32" w:name="_Toc227411557"/>
+      <w:bookmarkStart w:id="31" w:name="_Toc227411557"/>
       <w:r>
         <w:rPr>
           <w:rFonts w:cs="Times New Roman"/>
           <w:szCs w:val="26"/>
         </w:rPr>
-        <w:lastRenderedPageBreak/>
         <w:t>2.1.14 PB14</w:t>
       </w:r>
       <w:r>
@@ -14522,7 +14635,7 @@
         </w:rPr>
         <w:t>Quản lý nhân viên</w:t>
       </w:r>
-      <w:bookmarkEnd w:id="32"/>
+      <w:bookmarkEnd w:id="31"/>
     </w:p>
     <w:tbl>
       <w:tblPr>
@@ -15138,6 +15251,7 @@
                 <w:b/>
                 <w:szCs w:val="26"/>
               </w:rPr>
+              <w:lastRenderedPageBreak/>
               <w:t>Điều kiện trước</w:t>
             </w:r>
           </w:p>
@@ -15239,7 +15353,6 @@
               <w:rPr>
                 <w:lang w:val="vi-VN"/>
               </w:rPr>
-              <w:lastRenderedPageBreak/>
               <w:t xml:space="preserve">Không được xóa nhân viên đang có dữ liệu liên quan (lương, chấm công, nghỉ phép) </w:t>
             </w:r>
           </w:p>
@@ -15282,7 +15395,7 @@
           <w:szCs w:val="26"/>
         </w:rPr>
       </w:pPr>
-      <w:bookmarkStart w:id="33" w:name="_Toc227411558"/>
+      <w:bookmarkStart w:id="32" w:name="_Toc227411558"/>
       <w:r>
         <w:rPr>
           <w:rFonts w:cs="Times New Roman"/>
@@ -15304,7 +15417,7 @@
         </w:rPr>
         <w:t>Quản lý lương</w:t>
       </w:r>
-      <w:bookmarkEnd w:id="33"/>
+      <w:bookmarkEnd w:id="32"/>
     </w:p>
     <w:tbl>
       <w:tblPr>
@@ -15483,7 +15596,7 @@
                 <w:spacing w:val="-13"/>
                 <w:szCs w:val="26"/>
               </w:rPr>
-              <w:t>Admin thực hiện quản lý thông tin lương của nhân viên bao gồm xem, thêm, chỉnh sửa và xóa bảng lương</w:t>
+              <w:t>Người dùng (Admin) thực hiện chốt bảng lương hàng tháng cho toàn bộ nhân viên dựa trên dữ liệu chấm công thực tế, quản lý trạng thái chi trả và xuất báo cáo tài chính.</w:t>
             </w:r>
           </w:p>
         </w:tc>
@@ -15530,7 +15643,21 @@
                 <w:rFonts w:eastAsiaTheme="majorEastAsia" w:cs="Times New Roman"/>
                 <w:szCs w:val="26"/>
               </w:rPr>
-              <w:t>1.Admin truy cập vào chức năng Quản lý lương.</w:t>
+              <w:t>1.</w:t>
+            </w:r>
+            <w:r>
+              <w:rPr>
+                <w:rFonts w:eastAsiaTheme="majorEastAsia" w:cs="Times New Roman"/>
+                <w:szCs w:val="26"/>
+              </w:rPr>
+              <w:t xml:space="preserve"> </w:t>
+            </w:r>
+            <w:r>
+              <w:rPr>
+                <w:rFonts w:eastAsiaTheme="majorEastAsia" w:cs="Times New Roman"/>
+                <w:szCs w:val="26"/>
+              </w:rPr>
+              <w:t>Admin truy cập vào chức năng Quản lý lương.</w:t>
             </w:r>
           </w:p>
           <w:p>
@@ -15547,7 +15674,21 @@
                 <w:rFonts w:cs="Times New Roman"/>
                 <w:szCs w:val="26"/>
               </w:rPr>
-              <w:t>2.Hệ thống hiển thị danh sách bảng lương của nhân viên.</w:t>
+              <w:t>2.</w:t>
+            </w:r>
+            <w:r>
+              <w:rPr>
+                <w:rFonts w:cs="Times New Roman"/>
+                <w:szCs w:val="26"/>
+              </w:rPr>
+              <w:t xml:space="preserve"> </w:t>
+            </w:r>
+            <w:r>
+              <w:rPr>
+                <w:rFonts w:cs="Times New Roman"/>
+                <w:szCs w:val="26"/>
+              </w:rPr>
+              <w:t>Hệ thống hiển thị danh sách bảng lương của nhân viên.</w:t>
             </w:r>
           </w:p>
           <w:p>
@@ -15564,7 +15705,21 @@
                 <w:rFonts w:cs="Times New Roman"/>
                 <w:szCs w:val="26"/>
               </w:rPr>
-              <w:t>3.Thêm bảng lương:</w:t>
+              <w:t>3.</w:t>
+            </w:r>
+            <w:r>
+              <w:rPr>
+                <w:rFonts w:cs="Times New Roman"/>
+                <w:szCs w:val="26"/>
+              </w:rPr>
+              <w:t xml:space="preserve"> Bộ lọc</w:t>
+            </w:r>
+            <w:r>
+              <w:rPr>
+                <w:rFonts w:cs="Times New Roman"/>
+                <w:szCs w:val="26"/>
+              </w:rPr>
+              <w:t>:</w:t>
             </w:r>
           </w:p>
           <w:p>
@@ -15588,7 +15743,118 @@
                 <w:rFonts w:cs="Times New Roman"/>
                 <w:szCs w:val="26"/>
               </w:rPr>
-              <w:t>3.1. Admin chọn chức năng Thêm mới</w:t>
+              <w:t xml:space="preserve">3.1. </w:t>
+            </w:r>
+            <w:r>
+              <w:rPr>
+                <w:rFonts w:cs="Times New Roman"/>
+                <w:szCs w:val="26"/>
+              </w:rPr>
+              <w:t xml:space="preserve">Admin có thể chọn </w:t>
+            </w:r>
+            <w:r>
+              <w:rPr>
+                <w:rFonts w:cs="Times New Roman"/>
+                <w:szCs w:val="26"/>
+              </w:rPr>
+              <w:t xml:space="preserve">lọc </w:t>
+            </w:r>
+            <w:r>
+              <w:rPr>
+                <w:rFonts w:cs="Times New Roman"/>
+                <w:szCs w:val="26"/>
+              </w:rPr>
+              <w:t>xem bả</w:t>
+            </w:r>
+            <w:r>
+              <w:rPr>
+                <w:rFonts w:cs="Times New Roman"/>
+                <w:szCs w:val="26"/>
+              </w:rPr>
+              <w:t>ng lương theo Tháng và Năm của các phòng ban</w:t>
+            </w:r>
+          </w:p>
+          <w:p>
+            <w:pPr>
+              <w:spacing w:line="360" w:lineRule="auto"/>
+              <w:jc w:val="left"/>
+              <w:rPr>
+                <w:rFonts w:cs="Times New Roman"/>
+                <w:szCs w:val="26"/>
+              </w:rPr>
+            </w:pPr>
+            <w:r>
+              <w:rPr>
+                <w:rFonts w:cs="Times New Roman"/>
+                <w:szCs w:val="26"/>
+              </w:rPr>
+              <w:t>4.</w:t>
+            </w:r>
+            <w:r>
+              <w:rPr>
+                <w:rFonts w:eastAsia="Calibri" w:cs="Times New Roman"/>
+                <w:szCs w:val="26"/>
+              </w:rPr>
+              <w:t xml:space="preserve"> </w:t>
+            </w:r>
+            <w:r>
+              <w:rPr>
+                <w:rFonts w:eastAsia="Calibri" w:cs="Times New Roman"/>
+                <w:szCs w:val="26"/>
+              </w:rPr>
+              <w:t>Khi chọn c</w:t>
+            </w:r>
+            <w:r>
+              <w:rPr>
+                <w:rFonts w:eastAsia="Calibri" w:cs="Times New Roman"/>
+                <w:szCs w:val="26"/>
+              </w:rPr>
+              <w:t>hốt lương tự động</w:t>
+            </w:r>
+            <w:r>
+              <w:rPr>
+                <w:rFonts w:cs="Times New Roman"/>
+                <w:szCs w:val="26"/>
+              </w:rPr>
+              <w:t>:</w:t>
+            </w:r>
+          </w:p>
+          <w:p>
+            <w:pPr>
+              <w:spacing w:line="360" w:lineRule="auto"/>
+              <w:jc w:val="left"/>
+              <w:rPr>
+                <w:rFonts w:cs="Times New Roman"/>
+                <w:szCs w:val="26"/>
+              </w:rPr>
+            </w:pPr>
+            <w:r>
+              <w:rPr>
+                <w:rFonts w:cs="Times New Roman"/>
+                <w:szCs w:val="26"/>
+              </w:rPr>
+              <w:t xml:space="preserve">  </w:t>
+            </w:r>
+            <w:r>
+              <w:rPr>
+                <w:rFonts w:cs="Times New Roman"/>
+                <w:szCs w:val="26"/>
+              </w:rPr>
+              <w:t>4</w:t>
+            </w:r>
+            <w:r>
+              <w:rPr>
+                <w:rFonts w:cs="Times New Roman"/>
+                <w:szCs w:val="26"/>
+              </w:rPr>
+              <w:t xml:space="preserve">.1. </w:t>
+            </w:r>
+            <w:r>
+              <w:rPr>
+                <w:rFonts w:cs="Times New Roman"/>
+                <w:szCs w:val="26"/>
+              </w:rPr>
+              <w:t>Quét lương gốc và phụ cấp từ bảng contracts</w:t>
             </w:r>
             <w:r>
               <w:rPr>
@@ -15609,21 +15875,14 @@
                 <w:rFonts w:cs="Times New Roman"/>
                 <w:szCs w:val="26"/>
               </w:rPr>
-              <w:t>3.2. Nhập các thông tin: nhân viên, tháng,</w:t>
-            </w:r>
-            <w:r>
-              <w:rPr>
-                <w:rFonts w:cs="Times New Roman"/>
-                <w:szCs w:val="26"/>
-              </w:rPr>
-              <w:t xml:space="preserve"> năm,</w:t>
-            </w:r>
-            <w:r>
-              <w:rPr>
-                <w:rFonts w:cs="Times New Roman"/>
-                <w:szCs w:val="26"/>
-              </w:rPr>
-              <w:t xml:space="preserve"> lương…</w:t>
+              <w:t xml:space="preserve">4.2. </w:t>
+            </w:r>
+            <w:r>
+              <w:rPr>
+                <w:rFonts w:cs="Times New Roman"/>
+                <w:szCs w:val="26"/>
+              </w:rPr>
+              <w:t>Đếm ngày công thực tế từ bảng attendances.</w:t>
             </w:r>
             <w:r>
               <w:rPr>
@@ -15644,7 +15903,14 @@
                 <w:rFonts w:cs="Times New Roman"/>
                 <w:szCs w:val="26"/>
               </w:rPr>
-              <w:t>3.3. Nhấn nút [Thêm]</w:t>
+              <w:t xml:space="preserve">4.3. </w:t>
+            </w:r>
+            <w:r>
+              <w:rPr>
+                <w:rFonts w:cs="Times New Roman"/>
+                <w:szCs w:val="26"/>
+              </w:rPr>
+              <w:t>Tính toán theo công thức: Lương thực tế = (Lương gốc / 22) * Ngày làm.</w:t>
             </w:r>
             <w:r>
               <w:rPr>
@@ -15665,7 +15931,42 @@
                 <w:rFonts w:cs="Times New Roman"/>
                 <w:szCs w:val="26"/>
               </w:rPr>
-              <w:t>3.4. Hệ thống kiểm tra dữ liệu:</w:t>
+              <w:t xml:space="preserve">4.4. </w:t>
+            </w:r>
+            <w:r>
+              <w:rPr>
+                <w:rFonts w:cs="Times New Roman"/>
+                <w:szCs w:val="26"/>
+              </w:rPr>
+              <w:t>Tính phụ cấp ăn trưa/gửi xe theo tỷ lệ ngày làm</w:t>
+            </w:r>
+            <w:r>
+              <w:rPr>
+                <w:rFonts w:cs="Times New Roman"/>
+                <w:szCs w:val="26"/>
+              </w:rPr>
+              <w:br/>
+            </w:r>
+            <w:r>
+              <w:rPr>
+                <w:rFonts w:cs="Times New Roman"/>
+                <w:szCs w:val="26"/>
+              </w:rPr>
+              <w:t xml:space="preserve">  </w:t>
+            </w:r>
+            <w:r>
+              <w:rPr>
+                <w:rFonts w:cs="Times New Roman"/>
+                <w:szCs w:val="26"/>
+              </w:rPr>
+              <w:t xml:space="preserve">4.5. </w:t>
+            </w:r>
+            <w:r>
+              <w:rPr>
+                <w:rFonts w:cs="Times New Roman"/>
+                <w:szCs w:val="26"/>
+              </w:rPr>
+              <w:t>Tự động phạt 50.000 VNĐ cho mỗi lần đi trễ</w:t>
             </w:r>
           </w:p>
           <w:p>
@@ -15682,6 +15983,34 @@
                 <w:rFonts w:cs="Times New Roman"/>
                 <w:szCs w:val="26"/>
               </w:rPr>
+              <w:lastRenderedPageBreak/>
+              <w:t>5.</w:t>
+            </w:r>
+            <w:r>
+              <w:t xml:space="preserve"> </w:t>
+            </w:r>
+            <w:r>
+              <w:rPr>
+                <w:rFonts w:cs="Times New Roman"/>
+                <w:szCs w:val="26"/>
+              </w:rPr>
+              <w:t>Cập nhật trạng thái chi trả:</w:t>
+            </w:r>
+          </w:p>
+          <w:p>
+            <w:pPr>
+              <w:spacing w:line="360" w:lineRule="auto"/>
+              <w:jc w:val="left"/>
+              <w:rPr>
+                <w:rFonts w:cs="Times New Roman"/>
+                <w:szCs w:val="26"/>
+              </w:rPr>
+            </w:pPr>
+            <w:r>
+              <w:rPr>
+                <w:rFonts w:cs="Times New Roman"/>
+                <w:szCs w:val="26"/>
+              </w:rPr>
               <w:t xml:space="preserve">  </w:t>
             </w:r>
             <w:r>
@@ -15689,13 +16018,19 @@
                 <w:rFonts w:cs="Times New Roman"/>
                 <w:szCs w:val="26"/>
               </w:rPr>
-              <w:t>+</w:t>
-            </w:r>
-            <w:r>
-              <w:rPr>
-                <w:rFonts w:eastAsia="Times New Roman" w:hAnsi="Symbol" w:cs="Times New Roman"/>
-                <w:sz w:val="24"/>
-                <w:szCs w:val="24"/>
+              <w:t xml:space="preserve">5.1. Admin chọn một </w:t>
+            </w:r>
+            <w:r>
+              <w:rPr>
+                <w:rFonts w:cs="Times New Roman"/>
+                <w:szCs w:val="26"/>
+              </w:rPr>
+              <w:t>nhân viên</w:t>
+            </w:r>
+            <w:r>
+              <w:rPr>
+                <w:rFonts w:cs="Times New Roman"/>
+                <w:szCs w:val="26"/>
               </w:rPr>
               <w:t xml:space="preserve"> </w:t>
             </w:r>
@@ -15704,7 +16039,77 @@
                 <w:rFonts w:cs="Times New Roman"/>
                 <w:szCs w:val="26"/>
               </w:rPr>
-              <w:t xml:space="preserve">Nếu hợp lệ → lưu thành công và hiển thị trong danh sách </w:t>
+              <w:t>cần trả</w:t>
+            </w:r>
+            <w:r>
+              <w:rPr>
+                <w:rFonts w:cs="Times New Roman"/>
+                <w:szCs w:val="26"/>
+              </w:rPr>
+              <w:br/>
+            </w:r>
+            <w:r>
+              <w:rPr>
+                <w:rFonts w:cs="Times New Roman"/>
+                <w:szCs w:val="26"/>
+              </w:rPr>
+              <w:t xml:space="preserve">  </w:t>
+            </w:r>
+            <w:r>
+              <w:rPr>
+                <w:rFonts w:cs="Times New Roman"/>
+                <w:szCs w:val="26"/>
+              </w:rPr>
+              <w:t xml:space="preserve">5.2. </w:t>
+            </w:r>
+            <w:r>
+              <w:rPr>
+                <w:rFonts w:cs="Times New Roman"/>
+                <w:szCs w:val="26"/>
+              </w:rPr>
+              <w:t>N</w:t>
+            </w:r>
+            <w:r>
+              <w:rPr>
+                <w:rFonts w:cs="Times New Roman"/>
+                <w:szCs w:val="26"/>
+              </w:rPr>
+              <w:t>hấn nút "Trả lương" để cập nhật trạng thái thành "</w:t>
+            </w:r>
+            <w:r>
+              <w:rPr>
+                <w:rFonts w:cs="Times New Roman"/>
+                <w:szCs w:val="26"/>
+              </w:rPr>
+              <w:t>hoàn tất</w:t>
+            </w:r>
+            <w:r>
+              <w:rPr>
+                <w:rFonts w:cs="Times New Roman"/>
+                <w:szCs w:val="26"/>
+              </w:rPr>
+              <w:t>"</w:t>
+            </w:r>
+            <w:r>
+              <w:rPr>
+                <w:rFonts w:cs="Times New Roman"/>
+                <w:szCs w:val="26"/>
+              </w:rPr>
+              <w:br/>
+            </w:r>
+            <w:r>
+              <w:rPr>
+                <w:rFonts w:cs="Times New Roman"/>
+                <w:szCs w:val="26"/>
+              </w:rPr>
+              <w:t xml:space="preserve">6. </w:t>
+            </w:r>
+            <w:r>
+              <w:rPr>
+                <w:rFonts w:cs="Times New Roman"/>
+                <w:szCs w:val="26"/>
+              </w:rPr>
+              <w:t>Xuất báo cáo</w:t>
             </w:r>
           </w:p>
           <w:p>
@@ -15721,37 +16126,7 @@
                 <w:rFonts w:cs="Times New Roman"/>
                 <w:szCs w:val="26"/>
               </w:rPr>
-              <w:t xml:space="preserve">  </w:t>
-            </w:r>
-            <w:r>
-              <w:rPr>
-                <w:rFonts w:cs="Times New Roman"/>
-                <w:szCs w:val="26"/>
-              </w:rPr>
-              <w:t xml:space="preserve">+ </w:t>
-            </w:r>
-            <w:r>
-              <w:rPr>
-                <w:rFonts w:cs="Times New Roman"/>
-                <w:szCs w:val="26"/>
-              </w:rPr>
-              <w:t>Nếu thiếu thông tin → hiển thị thông báo “</w:t>
-            </w:r>
-            <w:r>
-              <w:rPr>
-                <w:rFonts w:cs="Times New Roman"/>
-                <w:i/>
-                <w:iCs/>
-                <w:szCs w:val="26"/>
-              </w:rPr>
-              <w:t>Vui lòng nhập đầy đủ thông tin</w:t>
-            </w:r>
-            <w:r>
-              <w:rPr>
-                <w:rFonts w:cs="Times New Roman"/>
-                <w:szCs w:val="26"/>
-              </w:rPr>
-              <w:t>”</w:t>
+              <w:t xml:space="preserve">  6.1 Chọn Xuất excel</w:t>
             </w:r>
           </w:p>
           <w:p>
@@ -15768,259 +16143,15 @@
                 <w:rFonts w:cs="Times New Roman"/>
                 <w:szCs w:val="26"/>
               </w:rPr>
-              <w:t>4.Sửa bảng lương:</w:t>
-            </w:r>
-          </w:p>
-          <w:p>
-            <w:pPr>
-              <w:spacing w:line="360" w:lineRule="auto"/>
-              <w:jc w:val="left"/>
-              <w:rPr>
-                <w:rFonts w:cs="Times New Roman"/>
-                <w:szCs w:val="26"/>
-              </w:rPr>
-            </w:pPr>
-            <w:r>
-              <w:rPr>
-                <w:rFonts w:cs="Times New Roman"/>
-                <w:szCs w:val="26"/>
-              </w:rPr>
-              <w:t xml:space="preserve">  </w:t>
-            </w:r>
-            <w:r>
-              <w:rPr>
-                <w:rFonts w:cs="Times New Roman"/>
-                <w:szCs w:val="26"/>
-              </w:rPr>
-              <w:t>4</w:t>
-            </w:r>
-            <w:r>
-              <w:rPr>
-                <w:rFonts w:cs="Times New Roman"/>
-                <w:szCs w:val="26"/>
-              </w:rPr>
-              <w:t>.1. Admin chọn một bảng lương từ danh sách</w:t>
-            </w:r>
-            <w:r>
-              <w:rPr>
-                <w:rFonts w:cs="Times New Roman"/>
-                <w:szCs w:val="26"/>
-              </w:rPr>
-              <w:br/>
-            </w:r>
-            <w:r>
-              <w:rPr>
-                <w:rFonts w:cs="Times New Roman"/>
-                <w:szCs w:val="26"/>
-              </w:rPr>
-              <w:t xml:space="preserve">  </w:t>
-            </w:r>
-            <w:r>
-              <w:rPr>
-                <w:rFonts w:cs="Times New Roman"/>
-                <w:szCs w:val="26"/>
-              </w:rPr>
-              <w:t>4.2. Hệ thống hiển thị thông tin chi tiết</w:t>
-            </w:r>
-            <w:r>
-              <w:rPr>
-                <w:rFonts w:cs="Times New Roman"/>
-                <w:szCs w:val="26"/>
-              </w:rPr>
-              <w:br/>
-            </w:r>
-            <w:r>
-              <w:rPr>
-                <w:rFonts w:cs="Times New Roman"/>
-                <w:szCs w:val="26"/>
-              </w:rPr>
-              <w:t xml:space="preserve">  </w:t>
-            </w:r>
-            <w:r>
-              <w:rPr>
-                <w:rFonts w:cs="Times New Roman"/>
-                <w:szCs w:val="26"/>
-              </w:rPr>
-              <w:t>4.3. Admin cập nhật thông tin</w:t>
-            </w:r>
-            <w:r>
-              <w:rPr>
-                <w:rFonts w:cs="Times New Roman"/>
-                <w:szCs w:val="26"/>
-              </w:rPr>
-              <w:br/>
-            </w:r>
-            <w:r>
-              <w:rPr>
-                <w:rFonts w:cs="Times New Roman"/>
-                <w:szCs w:val="26"/>
-              </w:rPr>
-              <w:t xml:space="preserve">  </w:t>
-            </w:r>
-            <w:r>
-              <w:rPr>
-                <w:rFonts w:cs="Times New Roman"/>
-                <w:szCs w:val="26"/>
-              </w:rPr>
-              <w:t>4.4. Nhấn nút [Lưu]</w:t>
-            </w:r>
-            <w:r>
-              <w:rPr>
-                <w:rFonts w:cs="Times New Roman"/>
-                <w:szCs w:val="26"/>
-              </w:rPr>
-              <w:br/>
-            </w:r>
-            <w:r>
-              <w:rPr>
-                <w:rFonts w:cs="Times New Roman"/>
-                <w:szCs w:val="26"/>
-              </w:rPr>
-              <w:t xml:space="preserve">  </w:t>
-            </w:r>
-            <w:r>
-              <w:rPr>
-                <w:rFonts w:cs="Times New Roman"/>
-                <w:szCs w:val="26"/>
-              </w:rPr>
-              <w:t>4.5. Hệ thống cập nhật dữ liệu thành công</w:t>
-            </w:r>
-          </w:p>
-          <w:p>
-            <w:pPr>
-              <w:spacing w:line="360" w:lineRule="auto"/>
-              <w:jc w:val="left"/>
-              <w:rPr>
-                <w:rFonts w:cs="Times New Roman"/>
-                <w:szCs w:val="26"/>
-              </w:rPr>
-            </w:pPr>
-            <w:r>
-              <w:rPr>
-                <w:rFonts w:cs="Times New Roman"/>
-                <w:szCs w:val="26"/>
-              </w:rPr>
-              <w:lastRenderedPageBreak/>
-              <w:t>5.Xóa bảng lương:</w:t>
-            </w:r>
-          </w:p>
-          <w:p>
-            <w:pPr>
-              <w:spacing w:line="360" w:lineRule="auto"/>
-              <w:jc w:val="left"/>
-              <w:rPr>
-                <w:rFonts w:cs="Times New Roman"/>
-                <w:szCs w:val="26"/>
-              </w:rPr>
-            </w:pPr>
-            <w:r>
-              <w:rPr>
-                <w:rFonts w:cs="Times New Roman"/>
-                <w:szCs w:val="26"/>
-              </w:rPr>
-              <w:t xml:space="preserve">  </w:t>
-            </w:r>
-            <w:r>
-              <w:rPr>
-                <w:rFonts w:cs="Times New Roman"/>
-                <w:szCs w:val="26"/>
-              </w:rPr>
-              <w:t>5.1. Admin chọn một bảng lương</w:t>
-            </w:r>
-            <w:r>
-              <w:rPr>
-                <w:rFonts w:cs="Times New Roman"/>
-                <w:szCs w:val="26"/>
-              </w:rPr>
-              <w:br/>
-            </w:r>
-            <w:r>
-              <w:rPr>
-                <w:rFonts w:cs="Times New Roman"/>
-                <w:szCs w:val="26"/>
-              </w:rPr>
-              <w:t xml:space="preserve">  </w:t>
-            </w:r>
-            <w:r>
-              <w:rPr>
-                <w:rFonts w:cs="Times New Roman"/>
-                <w:szCs w:val="26"/>
-              </w:rPr>
-              <w:t>5.2. Nhấn nút [Xóa]</w:t>
-            </w:r>
-            <w:r>
-              <w:rPr>
-                <w:rFonts w:cs="Times New Roman"/>
-                <w:szCs w:val="26"/>
-              </w:rPr>
-              <w:br/>
-            </w:r>
-            <w:r>
-              <w:rPr>
-                <w:rFonts w:cs="Times New Roman"/>
-                <w:szCs w:val="26"/>
-              </w:rPr>
-              <w:t xml:space="preserve">  </w:t>
-            </w:r>
-            <w:r>
-              <w:rPr>
-                <w:rFonts w:cs="Times New Roman"/>
-                <w:szCs w:val="26"/>
-              </w:rPr>
-              <w:t>5.3. Hệ thống hiển thị xác nhận</w:t>
-            </w:r>
-            <w:r>
-              <w:rPr>
-                <w:rFonts w:cs="Times New Roman"/>
-                <w:szCs w:val="26"/>
-              </w:rPr>
-              <w:br/>
-            </w:r>
-            <w:r>
-              <w:rPr>
-                <w:rFonts w:cs="Times New Roman"/>
-                <w:szCs w:val="26"/>
-              </w:rPr>
-              <w:t xml:space="preserve">  </w:t>
-            </w:r>
-            <w:r>
-              <w:rPr>
-                <w:rFonts w:cs="Times New Roman"/>
-                <w:szCs w:val="26"/>
-              </w:rPr>
-              <w:t>5.4. Admin xác nhận xóa</w:t>
-            </w:r>
-            <w:r>
-              <w:rPr>
-                <w:rFonts w:cs="Times New Roman"/>
-                <w:szCs w:val="26"/>
-              </w:rPr>
-              <w:br/>
-            </w:r>
-            <w:r>
-              <w:rPr>
-                <w:rFonts w:cs="Times New Roman"/>
-                <w:szCs w:val="26"/>
-              </w:rPr>
-              <w:t xml:space="preserve">  </w:t>
-            </w:r>
-            <w:r>
-              <w:rPr>
-                <w:rFonts w:cs="Times New Roman"/>
-                <w:szCs w:val="26"/>
-              </w:rPr>
-              <w:t>5.5. Hệ thống xóa dữ liệu khỏi danh sách</w:t>
-            </w:r>
-          </w:p>
-          <w:p>
-            <w:pPr>
-              <w:spacing w:line="360" w:lineRule="auto"/>
-              <w:jc w:val="left"/>
-              <w:rPr>
-                <w:rFonts w:cs="Times New Roman"/>
-                <w:szCs w:val="26"/>
-              </w:rPr>
-            </w:pPr>
+              <w:t xml:space="preserve">  6.2 Chọn nơi lưu và tải xuống file </w:t>
+            </w:r>
+            <w:r>
+              <w:rPr>
+                <w:rFonts w:cs="Times New Roman"/>
+                <w:szCs w:val="26"/>
+              </w:rPr>
+              <w:t>thông tin bảng lương của tháng đang hiển thị</w:t>
+            </w:r>
           </w:p>
         </w:tc>
       </w:tr>
@@ -16171,7 +16302,7 @@
           <w:szCs w:val="26"/>
         </w:rPr>
       </w:pPr>
-      <w:bookmarkStart w:id="34" w:name="_Toc227411559"/>
+      <w:bookmarkStart w:id="33" w:name="_Toc227411559"/>
       <w:r>
         <w:rPr>
           <w:rFonts w:cs="Times New Roman"/>
@@ -16193,7 +16324,7 @@
         </w:rPr>
         <w:t>Quản lý thông báo</w:t>
       </w:r>
-      <w:bookmarkEnd w:id="34"/>
+      <w:bookmarkEnd w:id="33"/>
     </w:p>
     <w:tbl>
       <w:tblPr>
@@ -16512,6 +16643,13 @@
                 <w:rFonts w:cs="Times New Roman"/>
                 <w:szCs w:val="26"/>
               </w:rPr>
+              <w:t>, loại tin</w:t>
+            </w:r>
+            <w:r>
+              <w:rPr>
+                <w:rFonts w:cs="Times New Roman"/>
+                <w:szCs w:val="26"/>
+              </w:rPr>
               <w:br/>
             </w:r>
             <w:r>
@@ -16526,7 +16664,14 @@
                 <w:rFonts w:cs="Times New Roman"/>
                 <w:szCs w:val="26"/>
               </w:rPr>
-              <w:t>3.3. Nhấn nút [Tạo]</w:t>
+              <w:t xml:space="preserve">3.3. Nhấn nút </w:t>
+            </w:r>
+            <w:r>
+              <w:rPr>
+                <w:rFonts w:cs="Times New Roman"/>
+                <w:szCs w:val="26"/>
+              </w:rPr>
+              <w:t>PHÁT LOA NGAY</w:t>
             </w:r>
             <w:r>
               <w:rPr>
@@ -16588,6 +16733,7 @@
                 <w:rFonts w:cs="Times New Roman"/>
                 <w:szCs w:val="26"/>
               </w:rPr>
+              <w:lastRenderedPageBreak/>
               <w:t xml:space="preserve">+ </w:t>
             </w:r>
             <w:r>
@@ -16635,8 +16781,28 @@
                 <w:rFonts w:cs="Times New Roman"/>
                 <w:szCs w:val="26"/>
               </w:rPr>
-              <w:lastRenderedPageBreak/>
-              <w:t>4.Sửa thông báo:</w:t>
+              <w:t>6</w:t>
+            </w:r>
+            <w:r>
+              <w:rPr>
+                <w:rFonts w:cs="Times New Roman"/>
+                <w:szCs w:val="26"/>
+              </w:rPr>
+              <w:t>.</w:t>
+            </w:r>
+            <w:r>
+              <w:rPr>
+                <w:rFonts w:cs="Times New Roman"/>
+                <w:szCs w:val="26"/>
+              </w:rPr>
+              <w:t xml:space="preserve"> </w:t>
+            </w:r>
+            <w:r>
+              <w:rPr>
+                <w:rFonts w:cs="Times New Roman"/>
+                <w:szCs w:val="26"/>
+              </w:rPr>
+              <w:t>Xóa thông báo:</w:t>
             </w:r>
           </w:p>
           <w:p>
@@ -16660,7 +16826,7 @@
                 <w:rFonts w:cs="Times New Roman"/>
                 <w:szCs w:val="26"/>
               </w:rPr>
-              <w:t>4.1. Admin chọn một thông báo từ danh sách</w:t>
+              <w:t>5.1. Admin chọn một thông báo</w:t>
             </w:r>
             <w:r>
               <w:rPr>
@@ -16681,132 +16847,14 @@
                 <w:rFonts w:cs="Times New Roman"/>
                 <w:szCs w:val="26"/>
               </w:rPr>
-              <w:t>4.2. Hệ thống hiển thị nội dung chi tiết</w:t>
-            </w:r>
-            <w:r>
-              <w:rPr>
-                <w:rFonts w:cs="Times New Roman"/>
-                <w:szCs w:val="26"/>
-              </w:rPr>
-              <w:br/>
-            </w:r>
-            <w:r>
-              <w:rPr>
-                <w:rFonts w:cs="Times New Roman"/>
-                <w:szCs w:val="26"/>
-              </w:rPr>
-              <w:t xml:space="preserve">  </w:t>
-            </w:r>
-            <w:r>
-              <w:rPr>
-                <w:rFonts w:cs="Times New Roman"/>
-                <w:szCs w:val="26"/>
-              </w:rPr>
-              <w:t>4.3. Admin chỉnh sửa nội dung</w:t>
-            </w:r>
-            <w:r>
-              <w:rPr>
-                <w:rFonts w:cs="Times New Roman"/>
-                <w:szCs w:val="26"/>
-              </w:rPr>
-              <w:br/>
-            </w:r>
-            <w:r>
-              <w:rPr>
-                <w:rFonts w:cs="Times New Roman"/>
-                <w:szCs w:val="26"/>
-              </w:rPr>
-              <w:t xml:space="preserve">  </w:t>
-            </w:r>
-            <w:r>
-              <w:rPr>
-                <w:rFonts w:cs="Times New Roman"/>
-                <w:szCs w:val="26"/>
-              </w:rPr>
-              <w:t>4.4. Nhấn nút [Lưu]</w:t>
-            </w:r>
-            <w:r>
-              <w:rPr>
-                <w:rFonts w:cs="Times New Roman"/>
-                <w:szCs w:val="26"/>
-              </w:rPr>
-              <w:br/>
-            </w:r>
-            <w:r>
-              <w:rPr>
-                <w:rFonts w:cs="Times New Roman"/>
-                <w:szCs w:val="26"/>
-              </w:rPr>
-              <w:t xml:space="preserve">  </w:t>
-            </w:r>
-            <w:r>
-              <w:rPr>
-                <w:rFonts w:cs="Times New Roman"/>
-                <w:szCs w:val="26"/>
-              </w:rPr>
-              <w:t>4.5. Hệ thống cập nhật thông báo thành công</w:t>
-            </w:r>
-          </w:p>
-          <w:p>
-            <w:pPr>
-              <w:spacing w:line="360" w:lineRule="auto"/>
-              <w:jc w:val="left"/>
-              <w:rPr>
-                <w:rFonts w:cs="Times New Roman"/>
-                <w:szCs w:val="26"/>
-              </w:rPr>
-            </w:pPr>
-            <w:r>
-              <w:rPr>
-                <w:rFonts w:cs="Times New Roman"/>
-                <w:szCs w:val="26"/>
-              </w:rPr>
-              <w:t>5.Xóa thông báo:</w:t>
-            </w:r>
-          </w:p>
-          <w:p>
-            <w:pPr>
-              <w:spacing w:line="360" w:lineRule="auto"/>
-              <w:jc w:val="left"/>
-              <w:rPr>
-                <w:rFonts w:cs="Times New Roman"/>
-                <w:szCs w:val="26"/>
-              </w:rPr>
-            </w:pPr>
-            <w:r>
-              <w:rPr>
-                <w:rFonts w:cs="Times New Roman"/>
-                <w:szCs w:val="26"/>
-              </w:rPr>
-              <w:t xml:space="preserve">  </w:t>
-            </w:r>
-            <w:r>
-              <w:rPr>
-                <w:rFonts w:cs="Times New Roman"/>
-                <w:szCs w:val="26"/>
-              </w:rPr>
-              <w:t>5.1. Admin chọn một thông báo</w:t>
-            </w:r>
-            <w:r>
-              <w:rPr>
-                <w:rFonts w:cs="Times New Roman"/>
-                <w:szCs w:val="26"/>
-              </w:rPr>
-              <w:br/>
-            </w:r>
-            <w:r>
-              <w:rPr>
-                <w:rFonts w:cs="Times New Roman"/>
-                <w:szCs w:val="26"/>
-              </w:rPr>
-              <w:t xml:space="preserve">  </w:t>
-            </w:r>
-            <w:r>
-              <w:rPr>
-                <w:rFonts w:cs="Times New Roman"/>
-                <w:szCs w:val="26"/>
-              </w:rPr>
-              <w:t>5.2. Nhấn nút [Xóa]</w:t>
+              <w:t>5.2. Nhấ</w:t>
+            </w:r>
+            <w:r>
+              <w:rPr>
+                <w:rFonts w:cs="Times New Roman"/>
+                <w:szCs w:val="26"/>
+              </w:rPr>
+              <w:t>n nút Xóa</w:t>
             </w:r>
             <w:r>
               <w:rPr>
@@ -16964,7 +17012,21 @@
                 <w:rFonts w:eastAsiaTheme="majorEastAsia" w:cs="Times New Roman"/>
                 <w:szCs w:val="26"/>
               </w:rPr>
-              <w:t>1.Nội dung thông báo không được rỗng</w:t>
+              <w:t>1.</w:t>
+            </w:r>
+            <w:r>
+              <w:rPr>
+                <w:rFonts w:eastAsiaTheme="majorEastAsia" w:cs="Times New Roman"/>
+                <w:szCs w:val="26"/>
+              </w:rPr>
+              <w:t xml:space="preserve"> </w:t>
+            </w:r>
+            <w:r>
+              <w:rPr>
+                <w:rFonts w:eastAsiaTheme="majorEastAsia" w:cs="Times New Roman"/>
+                <w:szCs w:val="26"/>
+              </w:rPr>
+              <w:t>Nội dung thông báo không được rỗng</w:t>
             </w:r>
           </w:p>
           <w:p>
@@ -16981,7 +17043,21 @@
                 <w:rFonts w:eastAsiaTheme="majorEastAsia" w:cs="Times New Roman"/>
                 <w:szCs w:val="26"/>
               </w:rPr>
-              <w:t>2.Hệ thống phải lưu lịch sử thông báo</w:t>
+              <w:t>2.</w:t>
+            </w:r>
+            <w:r>
+              <w:rPr>
+                <w:rFonts w:eastAsiaTheme="majorEastAsia" w:cs="Times New Roman"/>
+                <w:szCs w:val="26"/>
+              </w:rPr>
+              <w:t xml:space="preserve"> </w:t>
+            </w:r>
+            <w:r>
+              <w:rPr>
+                <w:rFonts w:eastAsiaTheme="majorEastAsia" w:cs="Times New Roman"/>
+                <w:szCs w:val="26"/>
+              </w:rPr>
+              <w:t>Hệ thống phải lưu lịch sử thông báo</w:t>
             </w:r>
           </w:p>
         </w:tc>
@@ -16997,7 +17073,7 @@
           <w:szCs w:val="26"/>
         </w:rPr>
       </w:pPr>
-      <w:bookmarkStart w:id="35" w:name="_Toc227411560"/>
+      <w:bookmarkStart w:id="34" w:name="_Toc227411560"/>
       <w:r>
         <w:rPr>
           <w:rFonts w:cs="Times New Roman"/>
@@ -17026,7 +17102,7 @@
         </w:rPr>
         <w:t>Quản lý tuyển dụng</w:t>
       </w:r>
-      <w:bookmarkEnd w:id="35"/>
+      <w:bookmarkEnd w:id="34"/>
     </w:p>
     <w:tbl>
       <w:tblPr>
@@ -17359,7 +17435,35 @@
                 <w:rFonts w:cs="Times New Roman"/>
                 <w:szCs w:val="26"/>
               </w:rPr>
-              <w:t>, mô tả, yêu cầu, hạn nộp.</w:t>
+              <w:t xml:space="preserve">, </w:t>
+            </w:r>
+            <w:r>
+              <w:rPr>
+                <w:rFonts w:cs="Times New Roman"/>
+                <w:szCs w:val="26"/>
+              </w:rPr>
+              <w:t>mức lương</w:t>
+            </w:r>
+            <w:r>
+              <w:rPr>
+                <w:rFonts w:cs="Times New Roman"/>
+                <w:szCs w:val="26"/>
+              </w:rPr>
+              <w:t xml:space="preserve">, </w:t>
+            </w:r>
+            <w:r>
+              <w:rPr>
+                <w:rFonts w:cs="Times New Roman"/>
+                <w:szCs w:val="26"/>
+              </w:rPr>
+              <w:t>phòng ban, mô tả</w:t>
+            </w:r>
+            <w:r>
+              <w:rPr>
+                <w:rFonts w:cs="Times New Roman"/>
+                <w:szCs w:val="26"/>
+              </w:rPr>
+              <w:t>.</w:t>
             </w:r>
             <w:r>
               <w:rPr>
@@ -17373,83 +17477,90 @@
                 <w:rFonts w:cs="Times New Roman"/>
                 <w:szCs w:val="26"/>
               </w:rPr>
+              <w:t xml:space="preserve">  </w:t>
+            </w:r>
+            <w:r>
+              <w:rPr>
+                <w:rFonts w:cs="Times New Roman"/>
+                <w:szCs w:val="26"/>
+              </w:rPr>
+              <w:t xml:space="preserve">3.3. Nhấn </w:t>
+            </w:r>
+            <w:r>
+              <w:rPr>
+                <w:rFonts w:cs="Times New Roman"/>
+                <w:szCs w:val="26"/>
+              </w:rPr>
+              <w:t xml:space="preserve">nút </w:t>
+            </w:r>
+            <w:r>
+              <w:rPr>
+                <w:rFonts w:cs="Times New Roman"/>
+                <w:szCs w:val="26"/>
+              </w:rPr>
+              <w:t>Xác nhân đăng tin</w:t>
+            </w:r>
+            <w:r>
+              <w:rPr>
+                <w:rFonts w:cs="Times New Roman"/>
+                <w:szCs w:val="26"/>
+              </w:rPr>
+              <w:br/>
+            </w:r>
+            <w:r>
+              <w:rPr>
+                <w:rFonts w:cs="Times New Roman"/>
+                <w:szCs w:val="26"/>
+              </w:rPr>
+              <w:t xml:space="preserve">  </w:t>
+            </w:r>
+            <w:r>
+              <w:rPr>
+                <w:rFonts w:cs="Times New Roman"/>
+                <w:szCs w:val="26"/>
+              </w:rPr>
+              <w:t>3.4. Hệ thống kiểm tra dữ liệu:</w:t>
+            </w:r>
+          </w:p>
+          <w:p>
+            <w:pPr>
+              <w:spacing w:line="360" w:lineRule="auto"/>
+              <w:jc w:val="left"/>
+              <w:rPr>
+                <w:rFonts w:cs="Times New Roman"/>
+                <w:szCs w:val="26"/>
+              </w:rPr>
+            </w:pPr>
+            <w:r>
+              <w:rPr>
+                <w:rFonts w:cs="Times New Roman"/>
+                <w:szCs w:val="26"/>
+              </w:rPr>
+              <w:t>+</w:t>
+            </w:r>
+            <w:r>
+              <w:rPr>
+                <w:rFonts w:cs="Times New Roman"/>
+                <w:szCs w:val="26"/>
+              </w:rPr>
+              <w:t xml:space="preserve">Nếu hợp lệ → thêm thành công và hiển thị trong danh sách </w:t>
+            </w:r>
+          </w:p>
+          <w:p>
+            <w:pPr>
+              <w:spacing w:line="360" w:lineRule="auto"/>
+              <w:jc w:val="left"/>
+              <w:rPr>
+                <w:rFonts w:cs="Times New Roman"/>
+                <w:szCs w:val="26"/>
+              </w:rPr>
+            </w:pPr>
+            <w:r>
+              <w:rPr>
+                <w:rFonts w:cs="Times New Roman"/>
+                <w:szCs w:val="26"/>
+              </w:rPr>
               <w:lastRenderedPageBreak/>
-              <w:t xml:space="preserve">  </w:t>
-            </w:r>
-            <w:r>
-              <w:rPr>
-                <w:rFonts w:cs="Times New Roman"/>
-                <w:szCs w:val="26"/>
-              </w:rPr>
-              <w:t xml:space="preserve">3.3. Nhấn </w:t>
-            </w:r>
-            <w:r>
-              <w:rPr>
-                <w:rFonts w:cs="Times New Roman"/>
-                <w:szCs w:val="26"/>
-              </w:rPr>
-              <w:t>nút [Thêm]</w:t>
-            </w:r>
-            <w:r>
-              <w:rPr>
-                <w:rFonts w:cs="Times New Roman"/>
-                <w:szCs w:val="26"/>
-              </w:rPr>
-              <w:br/>
-            </w:r>
-            <w:r>
-              <w:rPr>
-                <w:rFonts w:cs="Times New Roman"/>
-                <w:szCs w:val="26"/>
-              </w:rPr>
-              <w:t xml:space="preserve">  </w:t>
-            </w:r>
-            <w:r>
-              <w:rPr>
-                <w:rFonts w:cs="Times New Roman"/>
-                <w:szCs w:val="26"/>
-              </w:rPr>
-              <w:t>3.4. Hệ thống kiểm tra dữ liệu:</w:t>
-            </w:r>
-          </w:p>
-          <w:p>
-            <w:pPr>
-              <w:spacing w:line="360" w:lineRule="auto"/>
-              <w:jc w:val="left"/>
-              <w:rPr>
-                <w:rFonts w:cs="Times New Roman"/>
-                <w:szCs w:val="26"/>
-              </w:rPr>
-            </w:pPr>
-            <w:r>
-              <w:rPr>
-                <w:rFonts w:cs="Times New Roman"/>
-                <w:szCs w:val="26"/>
-              </w:rPr>
-              <w:t>+</w:t>
-            </w:r>
-            <w:r>
-              <w:rPr>
-                <w:rFonts w:cs="Times New Roman"/>
-                <w:szCs w:val="26"/>
-              </w:rPr>
-              <w:t xml:space="preserve">Nếu hợp lệ → thêm thành công và hiển thị trong danh sách </w:t>
-            </w:r>
-          </w:p>
-          <w:p>
-            <w:pPr>
-              <w:spacing w:line="360" w:lineRule="auto"/>
-              <w:jc w:val="left"/>
-              <w:rPr>
-                <w:rFonts w:cs="Times New Roman"/>
-                <w:szCs w:val="26"/>
-              </w:rPr>
-            </w:pPr>
-            <w:r>
-              <w:rPr>
-                <w:rFonts w:cs="Times New Roman"/>
-                <w:szCs w:val="26"/>
-              </w:rPr>
               <w:t>+</w:t>
             </w:r>
             <w:r>
@@ -17618,7 +17729,14 @@
                 <w:rFonts w:cs="Times New Roman"/>
                 <w:szCs w:val="26"/>
               </w:rPr>
-              <w:t>nút [Lưu]</w:t>
+              <w:t xml:space="preserve">nút </w:t>
+            </w:r>
+            <w:r>
+              <w:rPr>
+                <w:rFonts w:cs="Times New Roman"/>
+                <w:szCs w:val="26"/>
+              </w:rPr>
+              <w:t>Lưu thay đổi</w:t>
             </w:r>
             <w:r>
               <w:rPr>
@@ -17701,14 +17819,28 @@
                 <w:rFonts w:cs="Times New Roman"/>
                 <w:szCs w:val="26"/>
               </w:rPr>
-              <w:t xml:space="preserve">5.2. Nhấn nút </w:t>
-            </w:r>
-            <w:r>
-              <w:rPr>
-                <w:rFonts w:cs="Times New Roman"/>
-                <w:szCs w:val="26"/>
-              </w:rPr>
-              <w:t>[Xóa]</w:t>
+              <w:t xml:space="preserve">5.2. Nhấn </w:t>
+            </w:r>
+            <w:r>
+              <w:rPr>
+                <w:rFonts w:cs="Times New Roman"/>
+                <w:szCs w:val="26"/>
+              </w:rPr>
+              <w:t xml:space="preserve">icon </w:t>
+            </w:r>
+            <w:r>
+              <w:rPr>
+                <w:rFonts w:cs="Times New Roman"/>
+                <w:szCs w:val="26"/>
+              </w:rPr>
+              <w:t xml:space="preserve">nút </w:t>
+            </w:r>
+            <w:r>
+              <w:rPr>
+                <w:rFonts w:cs="Times New Roman"/>
+                <w:szCs w:val="26"/>
+              </w:rPr>
+              <w:t>Xóa</w:t>
             </w:r>
             <w:r>
               <w:rPr>
@@ -17866,7 +17998,21 @@
                 <w:rFonts w:eastAsiaTheme="majorEastAsia" w:cs="Times New Roman"/>
                 <w:szCs w:val="26"/>
               </w:rPr>
-              <w:t>1.Thông tin tuyển dụng không được để trống</w:t>
+              <w:t>1.</w:t>
+            </w:r>
+            <w:r>
+              <w:rPr>
+                <w:rFonts w:eastAsiaTheme="majorEastAsia" w:cs="Times New Roman"/>
+                <w:szCs w:val="26"/>
+              </w:rPr>
+              <w:t xml:space="preserve"> </w:t>
+            </w:r>
+            <w:r>
+              <w:rPr>
+                <w:rFonts w:eastAsiaTheme="majorEastAsia" w:cs="Times New Roman"/>
+                <w:szCs w:val="26"/>
+              </w:rPr>
+              <w:t>Thông tin tuyển dụng không được để trống</w:t>
             </w:r>
           </w:p>
           <w:p>
@@ -17883,7 +18029,21 @@
                 <w:rFonts w:eastAsiaTheme="majorEastAsia" w:cs="Times New Roman"/>
                 <w:szCs w:val="26"/>
               </w:rPr>
-              <w:t>2.Dữ liệu phải được lưu trữ trong hệ thống</w:t>
+              <w:t>2.</w:t>
+            </w:r>
+            <w:r>
+              <w:rPr>
+                <w:rFonts w:eastAsiaTheme="majorEastAsia" w:cs="Times New Roman"/>
+                <w:szCs w:val="26"/>
+              </w:rPr>
+              <w:t xml:space="preserve"> </w:t>
+            </w:r>
+            <w:r>
+              <w:rPr>
+                <w:rFonts w:eastAsiaTheme="majorEastAsia" w:cs="Times New Roman"/>
+                <w:szCs w:val="26"/>
+              </w:rPr>
+              <w:t>Dữ liệu phải được lưu trữ trong hệ thống</w:t>
             </w:r>
           </w:p>
         </w:tc>
@@ -17899,7 +18059,7 @@
           <w:szCs w:val="26"/>
         </w:rPr>
       </w:pPr>
-      <w:bookmarkStart w:id="36" w:name="_Toc227411561"/>
+      <w:bookmarkStart w:id="35" w:name="_Toc227411561"/>
       <w:r>
         <w:rPr>
           <w:rFonts w:cs="Times New Roman"/>
@@ -17921,7 +18081,7 @@
         </w:rPr>
         <w:t>hợp đồng</w:t>
       </w:r>
-      <w:bookmarkEnd w:id="36"/>
+      <w:bookmarkEnd w:id="35"/>
     </w:p>
     <w:tbl>
       <w:tblPr>
@@ -18189,8 +18349,70 @@
                 <w:rFonts w:cs="Times New Roman"/>
                 <w:szCs w:val="26"/>
               </w:rPr>
+              <w:t>2.Hệ thống hiển thị danh sách hợp đồng của nhân viên.</w:t>
+            </w:r>
+          </w:p>
+          <w:p>
+            <w:pPr>
+              <w:spacing w:line="360" w:lineRule="auto"/>
+              <w:jc w:val="left"/>
+              <w:rPr>
+                <w:rFonts w:cs="Times New Roman"/>
+                <w:szCs w:val="26"/>
+              </w:rPr>
+            </w:pPr>
+            <w:r>
+              <w:rPr>
+                <w:rFonts w:cs="Times New Roman"/>
+                <w:szCs w:val="26"/>
+              </w:rPr>
+              <w:t>3.Thêm hợp đồng:</w:t>
+            </w:r>
+          </w:p>
+          <w:p>
+            <w:pPr>
+              <w:spacing w:line="360" w:lineRule="auto"/>
+              <w:jc w:val="left"/>
+              <w:rPr>
+                <w:rFonts w:cs="Times New Roman"/>
+                <w:szCs w:val="26"/>
+              </w:rPr>
+            </w:pPr>
+            <w:r>
+              <w:rPr>
+                <w:rFonts w:cs="Times New Roman"/>
+                <w:szCs w:val="26"/>
+              </w:rPr>
               <w:lastRenderedPageBreak/>
-              <w:t>2.Hệ thống hiển thị danh sách hợp đồng của nhân viên.</w:t>
+              <w:t xml:space="preserve">  3.1. Nhập thông tin hợp đồng: Nhân viên, </w:t>
+            </w:r>
+            <w:r>
+              <w:rPr>
+                <w:rFonts w:cs="Times New Roman"/>
+                <w:szCs w:val="26"/>
+              </w:rPr>
+              <w:t>Mã</w:t>
+            </w:r>
+            <w:r>
+              <w:rPr>
+                <w:rFonts w:cs="Times New Roman"/>
+                <w:szCs w:val="26"/>
+              </w:rPr>
+              <w:t xml:space="preserve"> hợp đồng, </w:t>
+            </w:r>
+            <w:r>
+              <w:rPr>
+                <w:rFonts w:cs="Times New Roman"/>
+                <w:szCs w:val="26"/>
+              </w:rPr>
+              <w:t xml:space="preserve">Lương cơ bản, </w:t>
+            </w:r>
+            <w:r>
+              <w:rPr>
+                <w:rFonts w:cs="Times New Roman"/>
+                <w:szCs w:val="26"/>
+              </w:rPr>
+              <w:t>Ngày bắt đầu, Ngày kết thúc, trạng thái.</w:t>
             </w:r>
           </w:p>
           <w:p>
@@ -18207,7 +18429,14 @@
                 <w:rFonts w:cs="Times New Roman"/>
                 <w:szCs w:val="26"/>
               </w:rPr>
-              <w:t>3.Thêm hợp đồng:</w:t>
+              <w:t xml:space="preserve">  3.2. Nhấn nút </w:t>
+            </w:r>
+            <w:r>
+              <w:rPr>
+                <w:rFonts w:cs="Times New Roman"/>
+                <w:szCs w:val="26"/>
+              </w:rPr>
+              <w:t>Lưu hợp đồng mới</w:t>
             </w:r>
           </w:p>
           <w:p>
@@ -18224,7 +18453,21 @@
                 <w:rFonts w:cs="Times New Roman"/>
                 <w:szCs w:val="26"/>
               </w:rPr>
-              <w:t xml:space="preserve">  3.1. Nhập thông tin hợp đồng: Nhân viên, Loại hợp đồng, Ngày bắt đầu, Ngày kết thúc, trạng thái.</w:t>
+              <w:t xml:space="preserve">  3.3. Nếu dữ liệu hợp lệ </w:t>
+            </w:r>
+            <w:r>
+              <w:rPr>
+                <w:rFonts w:cs="Times New Roman"/>
+                <w:szCs w:val="26"/>
+              </w:rPr>
+              <w:t>→</w:t>
+            </w:r>
+            <w:r>
+              <w:rPr>
+                <w:rFonts w:cs="Times New Roman"/>
+                <w:szCs w:val="26"/>
+              </w:rPr>
+              <w:t xml:space="preserve"> hệ thống lưu thành công</w:t>
             </w:r>
           </w:p>
           <w:p>
@@ -18241,7 +18484,14 @@
                 <w:rFonts w:cs="Times New Roman"/>
                 <w:szCs w:val="26"/>
               </w:rPr>
-              <w:t xml:space="preserve">  3.2. Nhấn nút [Thêm]</w:t>
+              <w:t xml:space="preserve">  3.4. </w:t>
+            </w:r>
+            <w:r>
+              <w:rPr>
+                <w:rFonts w:cs="Times New Roman"/>
+                <w:szCs w:val="26"/>
+              </w:rPr>
+              <w:t>Nếu thiếu dữ liệu → hiển thị thông báo “Vui lòng nhập đầy đủ thông tin”.</w:t>
             </w:r>
           </w:p>
           <w:p>
@@ -18258,7 +18508,386 @@
                 <w:rFonts w:cs="Times New Roman"/>
                 <w:szCs w:val="26"/>
               </w:rPr>
-              <w:t xml:space="preserve">  3.3. Nếu dữ liệu hợp lệ </w:t>
+              <w:t xml:space="preserve">  3.5. </w:t>
+            </w:r>
+            <w:r>
+              <w:rPr>
+                <w:rFonts w:cs="Times New Roman"/>
+                <w:szCs w:val="26"/>
+              </w:rPr>
+              <w:t>Hợp đồng mới có trạng thái mặc định là Active.</w:t>
+            </w:r>
+          </w:p>
+          <w:p>
+            <w:pPr>
+              <w:spacing w:line="360" w:lineRule="auto"/>
+              <w:jc w:val="left"/>
+              <w:rPr>
+                <w:rFonts w:cs="Times New Roman"/>
+                <w:szCs w:val="26"/>
+              </w:rPr>
+            </w:pPr>
+            <w:r>
+              <w:rPr>
+                <w:rFonts w:cs="Times New Roman"/>
+                <w:szCs w:val="26"/>
+              </w:rPr>
+              <w:t>4. Cập nhật hợp đồng:</w:t>
+            </w:r>
+          </w:p>
+          <w:p>
+            <w:pPr>
+              <w:spacing w:line="360" w:lineRule="auto"/>
+              <w:jc w:val="left"/>
+              <w:rPr>
+                <w:rFonts w:cs="Times New Roman"/>
+                <w:szCs w:val="26"/>
+              </w:rPr>
+            </w:pPr>
+            <w:r>
+              <w:rPr>
+                <w:rFonts w:cs="Times New Roman"/>
+                <w:szCs w:val="26"/>
+              </w:rPr>
+              <w:t xml:space="preserve">  4.1.</w:t>
+            </w:r>
+            <w:r>
+              <w:t xml:space="preserve"> </w:t>
+            </w:r>
+            <w:r>
+              <w:rPr>
+                <w:rFonts w:cs="Times New Roman"/>
+                <w:szCs w:val="26"/>
+              </w:rPr>
+              <w:t>Chọn hợp đồng cần chỉnh sửa.</w:t>
+            </w:r>
+          </w:p>
+          <w:p>
+            <w:pPr>
+              <w:spacing w:line="360" w:lineRule="auto"/>
+              <w:jc w:val="left"/>
+              <w:rPr>
+                <w:rFonts w:cs="Times New Roman"/>
+                <w:szCs w:val="26"/>
+              </w:rPr>
+            </w:pPr>
+            <w:r>
+              <w:rPr>
+                <w:rFonts w:cs="Times New Roman"/>
+                <w:szCs w:val="26"/>
+              </w:rPr>
+              <w:t xml:space="preserve">  4.2. Cập nhật thông tin</w:t>
+            </w:r>
+            <w:r>
+              <w:rPr>
+                <w:rFonts w:cs="Times New Roman"/>
+                <w:szCs w:val="26"/>
+              </w:rPr>
+              <w:t xml:space="preserve"> hợp lệ</w:t>
+            </w:r>
+          </w:p>
+          <w:p>
+            <w:pPr>
+              <w:spacing w:line="360" w:lineRule="auto"/>
+              <w:jc w:val="left"/>
+              <w:rPr>
+                <w:rFonts w:cs="Times New Roman"/>
+                <w:szCs w:val="26"/>
+              </w:rPr>
+            </w:pPr>
+            <w:r>
+              <w:rPr>
+                <w:rFonts w:cs="Times New Roman"/>
+                <w:szCs w:val="26"/>
+              </w:rPr>
+              <w:t xml:space="preserve">  4.3. Nhấ</w:t>
+            </w:r>
+            <w:r>
+              <w:rPr>
+                <w:rFonts w:cs="Times New Roman"/>
+                <w:szCs w:val="26"/>
+              </w:rPr>
+              <w:t>n Lưu thay đổi</w:t>
+            </w:r>
+          </w:p>
+          <w:p>
+            <w:pPr>
+              <w:spacing w:line="360" w:lineRule="auto"/>
+              <w:jc w:val="left"/>
+              <w:rPr>
+                <w:rFonts w:cs="Times New Roman"/>
+                <w:szCs w:val="26"/>
+              </w:rPr>
+            </w:pPr>
+            <w:r>
+              <w:rPr>
+                <w:rFonts w:cs="Times New Roman"/>
+                <w:szCs w:val="26"/>
+              </w:rPr>
+              <w:t xml:space="preserve">  4.4. Hệ thống cập nhật thành công.</w:t>
+            </w:r>
+          </w:p>
+          <w:p>
+            <w:pPr>
+              <w:spacing w:line="360" w:lineRule="auto"/>
+              <w:jc w:val="left"/>
+              <w:rPr>
+                <w:rFonts w:cs="Times New Roman"/>
+                <w:szCs w:val="26"/>
+              </w:rPr>
+            </w:pPr>
+            <w:r>
+              <w:rPr>
+                <w:rFonts w:cs="Times New Roman"/>
+                <w:szCs w:val="26"/>
+              </w:rPr>
+              <w:t>5.</w:t>
+            </w:r>
+            <w:r>
+              <w:t xml:space="preserve"> </w:t>
+            </w:r>
+            <w:r>
+              <w:rPr>
+                <w:rFonts w:cs="Times New Roman"/>
+                <w:szCs w:val="26"/>
+              </w:rPr>
+              <w:t>Cập nhật trạng thái hợp đồng</w:t>
+            </w:r>
+            <w:r>
+              <w:rPr>
+                <w:rFonts w:cs="Times New Roman"/>
+                <w:szCs w:val="26"/>
+              </w:rPr>
+              <w:t>:</w:t>
+            </w:r>
+          </w:p>
+          <w:p>
+            <w:pPr>
+              <w:spacing w:line="360" w:lineRule="auto"/>
+              <w:jc w:val="left"/>
+              <w:rPr>
+                <w:rFonts w:cs="Times New Roman"/>
+                <w:szCs w:val="26"/>
+              </w:rPr>
+            </w:pPr>
+            <w:r>
+              <w:rPr>
+                <w:rFonts w:cs="Times New Roman"/>
+                <w:szCs w:val="26"/>
+              </w:rPr>
+              <w:t xml:space="preserve">  5.1. Chọn hợp đồng</w:t>
+            </w:r>
+          </w:p>
+          <w:p>
+            <w:pPr>
+              <w:spacing w:line="360" w:lineRule="auto"/>
+              <w:jc w:val="left"/>
+              <w:rPr>
+                <w:rFonts w:cs="Times New Roman"/>
+                <w:szCs w:val="26"/>
+              </w:rPr>
+            </w:pPr>
+            <w:r>
+              <w:rPr>
+                <w:rFonts w:cs="Times New Roman"/>
+                <w:szCs w:val="26"/>
+              </w:rPr>
+              <w:t xml:space="preserve">  5.2. </w:t>
+            </w:r>
+            <w:r>
+              <w:rPr>
+                <w:rFonts w:cs="Times New Roman"/>
+                <w:szCs w:val="26"/>
+              </w:rPr>
+              <w:t xml:space="preserve">Chọn ngày bắt đầu và kết thúc </w:t>
+            </w:r>
+          </w:p>
+          <w:p>
+            <w:pPr>
+              <w:spacing w:line="360" w:lineRule="auto"/>
+              <w:jc w:val="left"/>
+              <w:rPr>
+                <w:rFonts w:cs="Times New Roman"/>
+                <w:szCs w:val="26"/>
+              </w:rPr>
+            </w:pPr>
+            <w:r>
+              <w:rPr>
+                <w:rFonts w:cs="Times New Roman"/>
+                <w:szCs w:val="26"/>
+              </w:rPr>
+              <w:t xml:space="preserve">  5.3. Chọn trạng thái: Active (còn hiệu lực), Expired (hết hạn), Terminated (đã chấm dứt)</w:t>
+            </w:r>
+          </w:p>
+          <w:p>
+            <w:pPr>
+              <w:spacing w:line="360" w:lineRule="auto"/>
+              <w:jc w:val="left"/>
+              <w:rPr>
+                <w:rFonts w:cs="Times New Roman"/>
+                <w:szCs w:val="26"/>
+              </w:rPr>
+            </w:pPr>
+            <w:r>
+              <w:rPr>
+                <w:rFonts w:cs="Times New Roman"/>
+                <w:szCs w:val="26"/>
+              </w:rPr>
+              <w:t xml:space="preserve">  5.4 Các trạng thái tùy thuộc vào ngày tháng năm kết thúc </w:t>
+            </w:r>
+          </w:p>
+          <w:p>
+            <w:pPr>
+              <w:spacing w:line="360" w:lineRule="auto"/>
+              <w:jc w:val="left"/>
+              <w:rPr>
+                <w:rFonts w:cs="Times New Roman"/>
+                <w:szCs w:val="26"/>
+              </w:rPr>
+            </w:pPr>
+            <w:r>
+              <w:rPr>
+                <w:rFonts w:cs="Times New Roman"/>
+                <w:szCs w:val="26"/>
+              </w:rPr>
+              <w:t>6. Xem chi tiết hợp đồng</w:t>
+            </w:r>
+          </w:p>
+          <w:p>
+            <w:pPr>
+              <w:spacing w:line="360" w:lineRule="auto"/>
+              <w:jc w:val="left"/>
+              <w:rPr>
+                <w:rFonts w:cs="Times New Roman"/>
+                <w:szCs w:val="26"/>
+              </w:rPr>
+            </w:pPr>
+            <w:r>
+              <w:rPr>
+                <w:rFonts w:cs="Times New Roman"/>
+                <w:szCs w:val="26"/>
+              </w:rPr>
+              <w:t xml:space="preserve">  6.1. Chọn </w:t>
+            </w:r>
+            <w:r>
+              <w:rPr>
+                <w:rFonts w:cs="Times New Roman"/>
+                <w:szCs w:val="26"/>
+              </w:rPr>
+              <w:t xml:space="preserve">vào tên của chủ </w:t>
+            </w:r>
+            <w:r>
+              <w:rPr>
+                <w:rFonts w:cs="Times New Roman"/>
+                <w:szCs w:val="26"/>
+              </w:rPr>
+              <w:t xml:space="preserve">hợp đồng </w:t>
+            </w:r>
+            <w:r>
+              <w:rPr>
+                <w:rFonts w:cs="Times New Roman"/>
+                <w:szCs w:val="26"/>
+              </w:rPr>
+              <w:t xml:space="preserve">bất kì </w:t>
+            </w:r>
+            <w:r>
+              <w:rPr>
+                <w:rFonts w:cs="Times New Roman"/>
+                <w:szCs w:val="26"/>
+              </w:rPr>
+              <w:t>trong danh sách.</w:t>
+            </w:r>
+          </w:p>
+          <w:p>
+            <w:pPr>
+              <w:spacing w:line="360" w:lineRule="auto"/>
+              <w:jc w:val="left"/>
+              <w:rPr>
+                <w:rFonts w:cs="Times New Roman"/>
+                <w:szCs w:val="26"/>
+              </w:rPr>
+            </w:pPr>
+            <w:r>
+              <w:rPr>
+                <w:rFonts w:cs="Times New Roman"/>
+                <w:szCs w:val="26"/>
+              </w:rPr>
+              <w:t xml:space="preserve">  6.2. Hệ thống hiển thị đầy đủ thông tin chi tiết.</w:t>
+            </w:r>
+          </w:p>
+          <w:p>
+            <w:pPr>
+              <w:spacing w:line="360" w:lineRule="auto"/>
+              <w:jc w:val="left"/>
+              <w:rPr>
+                <w:rFonts w:cs="Times New Roman"/>
+                <w:szCs w:val="26"/>
+              </w:rPr>
+            </w:pPr>
+            <w:r>
+              <w:rPr>
+                <w:rFonts w:cs="Times New Roman"/>
+                <w:szCs w:val="26"/>
+              </w:rPr>
+              <w:t xml:space="preserve">  6.3. Nhấn vào xuất PDF nếu muốn xuất</w:t>
+            </w:r>
+          </w:p>
+          <w:p>
+            <w:pPr>
+              <w:spacing w:line="360" w:lineRule="auto"/>
+              <w:jc w:val="left"/>
+              <w:rPr>
+                <w:rFonts w:cs="Times New Roman"/>
+                <w:szCs w:val="26"/>
+              </w:rPr>
+            </w:pPr>
+            <w:r>
+              <w:rPr>
+                <w:rFonts w:cs="Times New Roman"/>
+                <w:szCs w:val="26"/>
+              </w:rPr>
+              <w:t>7. Lọc theo phòng ban hoặc trạng thái hợp đồng</w:t>
+            </w:r>
+          </w:p>
+          <w:p>
+            <w:pPr>
+              <w:spacing w:line="360" w:lineRule="auto"/>
+              <w:jc w:val="left"/>
+              <w:rPr>
+                <w:rFonts w:cs="Times New Roman"/>
+                <w:szCs w:val="26"/>
+              </w:rPr>
+            </w:pPr>
+            <w:r>
+              <w:rPr>
+                <w:rFonts w:cs="Times New Roman"/>
+                <w:szCs w:val="26"/>
+              </w:rPr>
+              <w:t xml:space="preserve">  7.1 </w:t>
+            </w:r>
+            <w:r>
+              <w:rPr>
+                <w:rFonts w:cs="Times New Roman"/>
+                <w:szCs w:val="26"/>
+              </w:rPr>
+              <w:t>Chọn tên của phòng ban hoặc trạng thái cần lọc</w:t>
+            </w:r>
+          </w:p>
+          <w:p>
+            <w:pPr>
+              <w:spacing w:line="360" w:lineRule="auto"/>
+              <w:jc w:val="left"/>
+              <w:rPr>
+                <w:rFonts w:cs="Times New Roman"/>
+                <w:szCs w:val="26"/>
+              </w:rPr>
+            </w:pPr>
+            <w:r>
+              <w:rPr>
+                <w:rFonts w:cs="Times New Roman"/>
+                <w:szCs w:val="26"/>
+              </w:rPr>
+              <w:t xml:space="preserve">  7.2 Nếu dữ liệu hợp lệ </w:t>
             </w:r>
             <w:r>
               <w:rPr>
@@ -18272,7 +18901,7 @@
                 <w:rFonts w:cs="Times New Roman"/>
                 <w:szCs w:val="26"/>
               </w:rPr>
-              <w:t xml:space="preserve"> hệ thống lưu thành công</w:t>
+              <w:t xml:space="preserve"> hệ thống hiển thị danh sách</w:t>
             </w:r>
           </w:p>
           <w:p>
@@ -18289,269 +18918,35 @@
                 <w:rFonts w:cs="Times New Roman"/>
                 <w:szCs w:val="26"/>
               </w:rPr>
-              <w:t xml:space="preserve">  3.4. </w:t>
-            </w:r>
-            <w:r>
-              <w:rPr>
-                <w:rFonts w:cs="Times New Roman"/>
-                <w:szCs w:val="26"/>
-              </w:rPr>
-              <w:t>Nếu thiếu dữ liệu → hiển thị thông báo “Vui lòng nhập đầy đủ thông tin”.</w:t>
-            </w:r>
-          </w:p>
-          <w:p>
-            <w:pPr>
-              <w:spacing w:line="360" w:lineRule="auto"/>
-              <w:jc w:val="left"/>
-              <w:rPr>
-                <w:rFonts w:cs="Times New Roman"/>
-                <w:szCs w:val="26"/>
-              </w:rPr>
-            </w:pPr>
-            <w:r>
-              <w:rPr>
-                <w:rFonts w:cs="Times New Roman"/>
-                <w:szCs w:val="26"/>
-              </w:rPr>
-              <w:t xml:space="preserve">  3.5. </w:t>
-            </w:r>
-            <w:r>
-              <w:rPr>
-                <w:rFonts w:cs="Times New Roman"/>
-                <w:szCs w:val="26"/>
-              </w:rPr>
-              <w:t>Hợp đồng mới có trạng thái mặc định là Active.</w:t>
-            </w:r>
-          </w:p>
-          <w:p>
-            <w:pPr>
-              <w:spacing w:line="360" w:lineRule="auto"/>
-              <w:jc w:val="left"/>
-              <w:rPr>
-                <w:rFonts w:cs="Times New Roman"/>
-                <w:szCs w:val="26"/>
-              </w:rPr>
-            </w:pPr>
-            <w:r>
-              <w:rPr>
-                <w:rFonts w:cs="Times New Roman"/>
-                <w:szCs w:val="26"/>
-              </w:rPr>
-              <w:t>4. Cập nhật hợp đồng:</w:t>
-            </w:r>
-          </w:p>
-          <w:p>
-            <w:pPr>
-              <w:spacing w:line="360" w:lineRule="auto"/>
-              <w:jc w:val="left"/>
-              <w:rPr>
-                <w:rFonts w:cs="Times New Roman"/>
-                <w:szCs w:val="26"/>
-              </w:rPr>
-            </w:pPr>
-            <w:r>
-              <w:rPr>
-                <w:rFonts w:cs="Times New Roman"/>
-                <w:szCs w:val="26"/>
-              </w:rPr>
-              <w:t xml:space="preserve">  4.1.</w:t>
-            </w:r>
-            <w:r>
-              <w:t xml:space="preserve"> </w:t>
-            </w:r>
-            <w:r>
-              <w:rPr>
-                <w:rFonts w:cs="Times New Roman"/>
-                <w:szCs w:val="26"/>
-              </w:rPr>
-              <w:t>Chọn hợp đồng cần chỉnh sửa.</w:t>
-            </w:r>
-          </w:p>
-          <w:p>
-            <w:pPr>
-              <w:spacing w:line="360" w:lineRule="auto"/>
-              <w:jc w:val="left"/>
-              <w:rPr>
-                <w:rFonts w:cs="Times New Roman"/>
-                <w:szCs w:val="26"/>
-              </w:rPr>
-            </w:pPr>
-            <w:r>
-              <w:rPr>
-                <w:rFonts w:cs="Times New Roman"/>
-                <w:szCs w:val="26"/>
-              </w:rPr>
-              <w:t xml:space="preserve">  4.2. Cập nhật thông tin</w:t>
-            </w:r>
-          </w:p>
-          <w:p>
-            <w:pPr>
-              <w:spacing w:line="360" w:lineRule="auto"/>
-              <w:jc w:val="left"/>
-              <w:rPr>
-                <w:rFonts w:cs="Times New Roman"/>
-                <w:szCs w:val="26"/>
-              </w:rPr>
-            </w:pPr>
-            <w:r>
-              <w:rPr>
-                <w:rFonts w:cs="Times New Roman"/>
-                <w:szCs w:val="26"/>
-              </w:rPr>
-              <w:t xml:space="preserve">  4.3. Nhấn [Lưu]</w:t>
-            </w:r>
-          </w:p>
-          <w:p>
-            <w:pPr>
-              <w:spacing w:line="360" w:lineRule="auto"/>
-              <w:jc w:val="left"/>
-              <w:rPr>
-                <w:rFonts w:cs="Times New Roman"/>
-                <w:szCs w:val="26"/>
-              </w:rPr>
-            </w:pPr>
-            <w:r>
-              <w:rPr>
-                <w:rFonts w:cs="Times New Roman"/>
-                <w:szCs w:val="26"/>
-              </w:rPr>
-              <w:t xml:space="preserve">  4.4. Hệ thống cập nhật thành công.</w:t>
-            </w:r>
-          </w:p>
-          <w:p>
-            <w:pPr>
-              <w:spacing w:line="360" w:lineRule="auto"/>
-              <w:jc w:val="left"/>
-              <w:rPr>
-                <w:rFonts w:cs="Times New Roman"/>
-                <w:szCs w:val="26"/>
-              </w:rPr>
-            </w:pPr>
-            <w:r>
-              <w:rPr>
-                <w:rFonts w:cs="Times New Roman"/>
-                <w:szCs w:val="26"/>
-              </w:rPr>
-              <w:t>5.</w:t>
-            </w:r>
-            <w:r>
-              <w:t xml:space="preserve"> </w:t>
-            </w:r>
-            <w:r>
-              <w:rPr>
-                <w:rFonts w:cs="Times New Roman"/>
-                <w:szCs w:val="26"/>
-              </w:rPr>
-              <w:t>Cập nhật trạng thái hợp đồng</w:t>
-            </w:r>
-            <w:r>
-              <w:rPr>
-                <w:rFonts w:cs="Times New Roman"/>
-                <w:szCs w:val="26"/>
-              </w:rPr>
-              <w:t>:</w:t>
-            </w:r>
-          </w:p>
-          <w:p>
-            <w:pPr>
-              <w:spacing w:line="360" w:lineRule="auto"/>
-              <w:jc w:val="left"/>
-              <w:rPr>
-                <w:rFonts w:cs="Times New Roman"/>
-                <w:szCs w:val="26"/>
-              </w:rPr>
-            </w:pPr>
-            <w:r>
-              <w:rPr>
-                <w:rFonts w:cs="Times New Roman"/>
-                <w:szCs w:val="26"/>
-              </w:rPr>
-              <w:t xml:space="preserve">  5.1. Chọn hợp đồng</w:t>
-            </w:r>
-          </w:p>
-          <w:p>
-            <w:pPr>
-              <w:spacing w:line="360" w:lineRule="auto"/>
-              <w:jc w:val="left"/>
-              <w:rPr>
-                <w:rFonts w:cs="Times New Roman"/>
-                <w:szCs w:val="26"/>
-              </w:rPr>
-            </w:pPr>
-            <w:r>
-              <w:rPr>
-                <w:rFonts w:cs="Times New Roman"/>
-                <w:szCs w:val="26"/>
-              </w:rPr>
-              <w:t xml:space="preserve">  5.2. Nhấn [Cập nhật trạng thái]</w:t>
-            </w:r>
-          </w:p>
-          <w:p>
-            <w:pPr>
-              <w:spacing w:line="360" w:lineRule="auto"/>
-              <w:jc w:val="left"/>
-              <w:rPr>
-                <w:rFonts w:cs="Times New Roman"/>
-                <w:szCs w:val="26"/>
-              </w:rPr>
-            </w:pPr>
-            <w:r>
-              <w:rPr>
-                <w:rFonts w:cs="Times New Roman"/>
-                <w:szCs w:val="26"/>
-              </w:rPr>
-              <w:t xml:space="preserve">  5.3. Chọn trạng thái: Active (còn hiệu lực), Expired (hết hạn), Terminated (đã chấm dứt)</w:t>
-            </w:r>
-          </w:p>
-          <w:p>
-            <w:pPr>
-              <w:spacing w:line="360" w:lineRule="auto"/>
-              <w:jc w:val="left"/>
-              <w:rPr>
-                <w:rFonts w:cs="Times New Roman"/>
-                <w:szCs w:val="26"/>
-              </w:rPr>
-            </w:pPr>
-            <w:r>
-              <w:rPr>
-                <w:rFonts w:cs="Times New Roman"/>
-                <w:szCs w:val="26"/>
-              </w:rPr>
-              <w:t>6. Xem chi tiết hợp đồng</w:t>
-            </w:r>
-          </w:p>
-          <w:p>
-            <w:pPr>
-              <w:spacing w:line="360" w:lineRule="auto"/>
-              <w:jc w:val="left"/>
-              <w:rPr>
-                <w:rFonts w:cs="Times New Roman"/>
-                <w:szCs w:val="26"/>
-              </w:rPr>
-            </w:pPr>
-            <w:r>
-              <w:rPr>
-                <w:rFonts w:cs="Times New Roman"/>
-                <w:szCs w:val="26"/>
-              </w:rPr>
-              <w:t xml:space="preserve">  6.1. Chọn hợp đồng trong danh sách.</w:t>
-            </w:r>
-          </w:p>
-          <w:p>
-            <w:pPr>
-              <w:spacing w:line="360" w:lineRule="auto"/>
-              <w:jc w:val="left"/>
-              <w:rPr>
-                <w:rFonts w:cs="Times New Roman"/>
-                <w:szCs w:val="26"/>
-              </w:rPr>
-            </w:pPr>
-            <w:r>
-              <w:rPr>
-                <w:rFonts w:cs="Times New Roman"/>
-                <w:szCs w:val="26"/>
-              </w:rPr>
-              <w:t xml:space="preserve">  6.2. Hệ thống hiển thị đầy đủ thông tin chi tiết.</w:t>
+              <w:t xml:space="preserve">  7.3. </w:t>
+            </w:r>
+            <w:r>
+              <w:rPr>
+                <w:rFonts w:cs="Times New Roman"/>
+                <w:szCs w:val="26"/>
+              </w:rPr>
+              <w:t xml:space="preserve">Nếu </w:t>
+            </w:r>
+            <w:r>
+              <w:rPr>
+                <w:rFonts w:cs="Times New Roman"/>
+                <w:szCs w:val="26"/>
+              </w:rPr>
+              <w:t>không tồn tại</w:t>
+            </w:r>
+            <w:r>
+              <w:rPr>
+                <w:rFonts w:cs="Times New Roman"/>
+                <w:szCs w:val="26"/>
+              </w:rPr>
+              <w:t xml:space="preserve"> → hiển thị</w:t>
+            </w:r>
+            <w:r>
+              <w:rPr>
+                <w:rFonts w:cs="Times New Roman"/>
+                <w:szCs w:val="26"/>
+              </w:rPr>
+              <w:t xml:space="preserve"> dòng không tìm thấy hợp đồng</w:t>
             </w:r>
           </w:p>
         </w:tc>
@@ -18616,6 +19011,7 @@
                 <w:rFonts w:eastAsiaTheme="majorEastAsia" w:cs="Times New Roman"/>
                 <w:szCs w:val="26"/>
               </w:rPr>
+              <w:lastRenderedPageBreak/>
               <w:t>- Nhân viên phải tồn tại trong hệ thống</w:t>
             </w:r>
           </w:p>
@@ -18641,6 +19037,7 @@
                 <w:b/>
                 <w:szCs w:val="26"/>
               </w:rPr>
+              <w:lastRenderedPageBreak/>
               <w:t>Diều kiện ràng buộc</w:t>
             </w:r>
           </w:p>
@@ -18744,7 +19141,6 @@
                 <w:rFonts w:eastAsiaTheme="majorEastAsia" w:cs="Times New Roman"/>
                 <w:szCs w:val="26"/>
               </w:rPr>
-              <w:lastRenderedPageBreak/>
               <w:t xml:space="preserve">4. </w:t>
             </w:r>
             <w:r>
@@ -18786,10 +19182,2789 @@
       </w:tr>
     </w:tbl>
     <w:p/>
+    <w:p>
+      <w:pPr>
+        <w:pStyle w:val="Heading3"/>
+        <w:spacing w:before="0" w:after="0" w:line="360" w:lineRule="auto"/>
+        <w:rPr>
+          <w:rFonts w:cs="Times New Roman"/>
+          <w:szCs w:val="26"/>
+        </w:rPr>
+      </w:pPr>
+      <w:r>
+        <w:rPr>
+          <w:rFonts w:cs="Times New Roman"/>
+          <w:szCs w:val="26"/>
+        </w:rPr>
+        <w:t xml:space="preserve">2.1.19 PB19 – </w:t>
+      </w:r>
+      <w:r>
+        <w:rPr>
+          <w:rFonts w:eastAsia="Calibri" w:cs="Times New Roman"/>
+          <w:szCs w:val="26"/>
+        </w:rPr>
+        <w:t>Đổi mật khẩu</w:t>
+      </w:r>
+    </w:p>
+    <w:tbl>
+      <w:tblPr>
+        <w:tblStyle w:val="TableGrid"/>
+        <w:tblW w:w="0" w:type="auto"/>
+        <w:tblLook w:val="04A0" w:firstRow="1" w:lastRow="0" w:firstColumn="1" w:lastColumn="0" w:noHBand="0" w:noVBand="1"/>
+      </w:tblPr>
+      <w:tblGrid>
+        <w:gridCol w:w="4675"/>
+        <w:gridCol w:w="4675"/>
+      </w:tblGrid>
+      <w:tr>
+        <w:tc>
+          <w:tcPr>
+            <w:tcW w:w="4675" w:type="dxa"/>
+            <w:shd w:val="clear" w:color="auto" w:fill="DEEAF6" w:themeFill="accent1" w:themeFillTint="33"/>
+          </w:tcPr>
+          <w:p>
+            <w:pPr>
+              <w:spacing w:line="360" w:lineRule="auto"/>
+              <w:rPr>
+                <w:rFonts w:cs="Times New Roman"/>
+                <w:b/>
+                <w:szCs w:val="26"/>
+              </w:rPr>
+            </w:pPr>
+            <w:r>
+              <w:rPr>
+                <w:rFonts w:cs="Times New Roman"/>
+                <w:b/>
+                <w:szCs w:val="26"/>
+              </w:rPr>
+              <w:t>ID</w:t>
+            </w:r>
+          </w:p>
+        </w:tc>
+        <w:tc>
+          <w:tcPr>
+            <w:tcW w:w="4675" w:type="dxa"/>
+            <w:shd w:val="clear" w:color="auto" w:fill="DEEAF6" w:themeFill="accent1" w:themeFillTint="33"/>
+          </w:tcPr>
+          <w:p>
+            <w:pPr>
+              <w:spacing w:line="360" w:lineRule="auto"/>
+              <w:rPr>
+                <w:rFonts w:cs="Times New Roman"/>
+                <w:szCs w:val="26"/>
+              </w:rPr>
+            </w:pPr>
+            <w:r>
+              <w:rPr>
+                <w:rFonts w:cs="Times New Roman"/>
+                <w:szCs w:val="26"/>
+              </w:rPr>
+              <w:t>PB01</w:t>
+            </w:r>
+            <w:r>
+              <w:rPr>
+                <w:rFonts w:cs="Times New Roman"/>
+                <w:szCs w:val="26"/>
+              </w:rPr>
+              <w:t>9</w:t>
+            </w:r>
+          </w:p>
+        </w:tc>
+      </w:tr>
+      <w:tr>
+        <w:tc>
+          <w:tcPr>
+            <w:tcW w:w="4675" w:type="dxa"/>
+            <w:shd w:val="clear" w:color="auto" w:fill="DEEAF6" w:themeFill="accent1" w:themeFillTint="33"/>
+          </w:tcPr>
+          <w:p>
+            <w:pPr>
+              <w:spacing w:line="360" w:lineRule="auto"/>
+              <w:rPr>
+                <w:rFonts w:cs="Times New Roman"/>
+                <w:b/>
+                <w:szCs w:val="26"/>
+              </w:rPr>
+            </w:pPr>
+            <w:r>
+              <w:rPr>
+                <w:rFonts w:cs="Times New Roman"/>
+                <w:b/>
+                <w:szCs w:val="26"/>
+              </w:rPr>
+              <w:t>Tác nhân</w:t>
+            </w:r>
+          </w:p>
+        </w:tc>
+        <w:tc>
+          <w:tcPr>
+            <w:tcW w:w="4675" w:type="dxa"/>
+            <w:shd w:val="clear" w:color="auto" w:fill="DEEAF6" w:themeFill="accent1" w:themeFillTint="33"/>
+          </w:tcPr>
+          <w:p>
+            <w:pPr>
+              <w:spacing w:line="360" w:lineRule="auto"/>
+              <w:rPr>
+                <w:rFonts w:cs="Times New Roman"/>
+                <w:szCs w:val="26"/>
+              </w:rPr>
+            </w:pPr>
+            <w:r>
+              <w:rPr>
+                <w:rFonts w:cs="Times New Roman"/>
+                <w:szCs w:val="26"/>
+              </w:rPr>
+              <w:t>Nhân viên, Admin</w:t>
+            </w:r>
+            <w:r>
+              <w:rPr>
+                <w:rFonts w:cs="Times New Roman"/>
+                <w:szCs w:val="26"/>
+              </w:rPr>
+              <w:t>,</w:t>
+            </w:r>
+            <w:r>
+              <w:rPr>
+                <w:rFonts w:cs="Times New Roman"/>
+                <w:szCs w:val="26"/>
+              </w:rPr>
+              <w:t xml:space="preserve"> </w:t>
+            </w:r>
+            <w:r>
+              <w:rPr>
+                <w:rFonts w:cs="Times New Roman"/>
+                <w:szCs w:val="26"/>
+              </w:rPr>
+              <w:t>Manager</w:t>
+            </w:r>
+          </w:p>
+        </w:tc>
+      </w:tr>
+      <w:tr>
+        <w:tc>
+          <w:tcPr>
+            <w:tcW w:w="4675" w:type="dxa"/>
+            <w:shd w:val="clear" w:color="auto" w:fill="DEEAF6" w:themeFill="accent1" w:themeFillTint="33"/>
+          </w:tcPr>
+          <w:p>
+            <w:pPr>
+              <w:spacing w:line="360" w:lineRule="auto"/>
+              <w:rPr>
+                <w:rFonts w:cs="Times New Roman"/>
+                <w:b/>
+                <w:szCs w:val="26"/>
+              </w:rPr>
+            </w:pPr>
+            <w:r>
+              <w:rPr>
+                <w:rFonts w:cs="Times New Roman"/>
+                <w:b/>
+                <w:szCs w:val="26"/>
+              </w:rPr>
+              <w:t>Mô tả</w:t>
+            </w:r>
+          </w:p>
+        </w:tc>
+        <w:tc>
+          <w:tcPr>
+            <w:tcW w:w="4675" w:type="dxa"/>
+            <w:shd w:val="clear" w:color="auto" w:fill="DEEAF6" w:themeFill="accent1" w:themeFillTint="33"/>
+          </w:tcPr>
+          <w:p>
+            <w:pPr>
+              <w:spacing w:line="360" w:lineRule="auto"/>
+              <w:rPr>
+                <w:rFonts w:cs="Times New Roman"/>
+                <w:szCs w:val="26"/>
+              </w:rPr>
+            </w:pPr>
+            <w:r>
+              <w:rPr>
+                <w:rFonts w:cs="Times New Roman"/>
+                <w:szCs w:val="26"/>
+              </w:rPr>
+              <w:t>Cho phép người dùng thay đổi mật khẩu sau khi đăng nhập vào hệ thống.</w:t>
+            </w:r>
+          </w:p>
+        </w:tc>
+      </w:tr>
+      <w:tr>
+        <w:tc>
+          <w:tcPr>
+            <w:tcW w:w="4675" w:type="dxa"/>
+          </w:tcPr>
+          <w:p>
+            <w:pPr>
+              <w:spacing w:line="360" w:lineRule="auto"/>
+              <w:rPr>
+                <w:rFonts w:cs="Times New Roman"/>
+                <w:b/>
+                <w:szCs w:val="26"/>
+              </w:rPr>
+            </w:pPr>
+            <w:r>
+              <w:rPr>
+                <w:rFonts w:cs="Times New Roman"/>
+                <w:b/>
+                <w:szCs w:val="26"/>
+              </w:rPr>
+              <w:t>Tiêu chí chấp nhận</w:t>
+            </w:r>
+          </w:p>
+        </w:tc>
+        <w:tc>
+          <w:tcPr>
+            <w:tcW w:w="4675" w:type="dxa"/>
+          </w:tcPr>
+          <w:p>
+            <w:pPr>
+              <w:keepNext/>
+              <w:spacing w:line="360" w:lineRule="auto"/>
+              <w:rPr>
+                <w:rFonts w:cs="Times New Roman"/>
+                <w:szCs w:val="26"/>
+              </w:rPr>
+            </w:pPr>
+            <w:r>
+              <w:rPr>
+                <w:rFonts w:cs="Times New Roman"/>
+                <w:szCs w:val="26"/>
+              </w:rPr>
+              <w:t xml:space="preserve">1. </w:t>
+            </w:r>
+            <w:r>
+              <w:rPr>
+                <w:rFonts w:cs="Times New Roman"/>
+                <w:szCs w:val="26"/>
+              </w:rPr>
+              <w:t xml:space="preserve">Truy cập vào </w:t>
+            </w:r>
+            <w:r>
+              <w:rPr>
+                <w:rFonts w:cs="Times New Roman"/>
+                <w:szCs w:val="26"/>
+              </w:rPr>
+              <w:t>chức năng “Đổi mật khẩu”</w:t>
+            </w:r>
+          </w:p>
+          <w:p>
+            <w:pPr>
+              <w:keepNext/>
+              <w:spacing w:line="360" w:lineRule="auto"/>
+              <w:rPr>
+                <w:rFonts w:cs="Times New Roman"/>
+                <w:szCs w:val="26"/>
+              </w:rPr>
+            </w:pPr>
+            <w:r>
+              <w:rPr>
+                <w:rFonts w:cs="Times New Roman"/>
+                <w:szCs w:val="26"/>
+              </w:rPr>
+              <w:t xml:space="preserve">2. </w:t>
+            </w:r>
+            <w:r>
+              <w:rPr>
+                <w:rFonts w:cs="Times New Roman"/>
+                <w:szCs w:val="26"/>
+              </w:rPr>
+              <w:t>Hệ thống</w:t>
+            </w:r>
+            <w:r>
+              <w:rPr>
+                <w:rFonts w:cs="Times New Roman"/>
+                <w:szCs w:val="26"/>
+              </w:rPr>
+              <w:t xml:space="preserve"> yêu cầu cập nhật</w:t>
+            </w:r>
+            <w:r>
+              <w:rPr>
+                <w:rFonts w:cs="Times New Roman"/>
+                <w:szCs w:val="26"/>
+              </w:rPr>
+              <w:t>:</w:t>
+            </w:r>
+          </w:p>
+          <w:p>
+            <w:pPr>
+              <w:keepNext/>
+              <w:spacing w:line="360" w:lineRule="auto"/>
+              <w:rPr>
+                <w:rFonts w:cs="Times New Roman"/>
+                <w:szCs w:val="26"/>
+              </w:rPr>
+            </w:pPr>
+            <w:r>
+              <w:rPr>
+                <w:rFonts w:cs="Times New Roman"/>
+                <w:szCs w:val="26"/>
+              </w:rPr>
+              <w:t xml:space="preserve">  2.1. Mật khẩu hiện tại</w:t>
+            </w:r>
+          </w:p>
+          <w:p>
+            <w:pPr>
+              <w:keepNext/>
+              <w:spacing w:line="360" w:lineRule="auto"/>
+              <w:rPr>
+                <w:rFonts w:cs="Times New Roman"/>
+                <w:szCs w:val="26"/>
+              </w:rPr>
+            </w:pPr>
+            <w:r>
+              <w:rPr>
+                <w:rFonts w:cs="Times New Roman"/>
+                <w:szCs w:val="26"/>
+              </w:rPr>
+              <w:t xml:space="preserve">  2.2. Mật khẩu mới</w:t>
+            </w:r>
+          </w:p>
+          <w:p>
+            <w:pPr>
+              <w:keepNext/>
+              <w:spacing w:line="360" w:lineRule="auto"/>
+              <w:rPr>
+                <w:rFonts w:cs="Times New Roman"/>
+                <w:szCs w:val="26"/>
+              </w:rPr>
+            </w:pPr>
+            <w:r>
+              <w:rPr>
+                <w:rFonts w:cs="Times New Roman"/>
+                <w:szCs w:val="26"/>
+              </w:rPr>
+              <w:t xml:space="preserve">  2.3. Xác nhận mật khẩu mới</w:t>
+            </w:r>
+          </w:p>
+          <w:p>
+            <w:pPr>
+              <w:keepNext/>
+              <w:spacing w:line="360" w:lineRule="auto"/>
+              <w:rPr>
+                <w:rFonts w:cs="Times New Roman"/>
+                <w:szCs w:val="26"/>
+              </w:rPr>
+            </w:pPr>
+            <w:r>
+              <w:rPr>
+                <w:rFonts w:cs="Times New Roman"/>
+                <w:szCs w:val="26"/>
+              </w:rPr>
+              <w:t>3.</w:t>
+            </w:r>
+            <w:r>
+              <w:rPr>
+                <w:rFonts w:cs="Times New Roman"/>
+                <w:szCs w:val="26"/>
+              </w:rPr>
+              <w:t xml:space="preserve"> </w:t>
+            </w:r>
+            <w:r>
+              <w:rPr>
+                <w:rFonts w:cs="Times New Roman"/>
+                <w:szCs w:val="26"/>
+              </w:rPr>
+              <w:t>Hệ thống kiểm tra</w:t>
+            </w:r>
+            <w:r>
+              <w:rPr>
+                <w:rFonts w:cs="Times New Roman"/>
+                <w:szCs w:val="26"/>
+              </w:rPr>
+              <w:t>:</w:t>
+            </w:r>
+          </w:p>
+          <w:p>
+            <w:pPr>
+              <w:spacing w:line="360" w:lineRule="auto"/>
+              <w:rPr>
+                <w:rFonts w:cs="Times New Roman"/>
+                <w:szCs w:val="26"/>
+              </w:rPr>
+            </w:pPr>
+            <w:r>
+              <w:rPr>
+                <w:rFonts w:cs="Times New Roman"/>
+                <w:szCs w:val="26"/>
+              </w:rPr>
+              <w:t xml:space="preserve">   3.1 Mật khẩu hiện tại phải đúng</w:t>
+            </w:r>
+          </w:p>
+          <w:p>
+            <w:pPr>
+              <w:spacing w:line="360" w:lineRule="auto"/>
+              <w:rPr>
+                <w:rFonts w:cs="Times New Roman"/>
+                <w:szCs w:val="26"/>
+              </w:rPr>
+            </w:pPr>
+            <w:r>
+              <w:rPr>
+                <w:rFonts w:cs="Times New Roman"/>
+                <w:szCs w:val="26"/>
+              </w:rPr>
+              <w:t xml:space="preserve">   3.2 Mật khẩu mới và xác nhận phải trùng nhau</w:t>
+            </w:r>
+          </w:p>
+          <w:p>
+            <w:pPr>
+              <w:spacing w:line="360" w:lineRule="auto"/>
+              <w:rPr>
+                <w:rFonts w:cs="Times New Roman"/>
+                <w:szCs w:val="26"/>
+              </w:rPr>
+            </w:pPr>
+            <w:r>
+              <w:rPr>
+                <w:rFonts w:cs="Times New Roman"/>
+                <w:szCs w:val="26"/>
+              </w:rPr>
+              <w:t xml:space="preserve">   3.3 Mật khẩu mới phải hợp lệ</w:t>
+            </w:r>
+          </w:p>
+          <w:p>
+            <w:pPr>
+              <w:spacing w:line="360" w:lineRule="auto"/>
+              <w:rPr>
+                <w:rFonts w:cs="Times New Roman"/>
+                <w:szCs w:val="26"/>
+              </w:rPr>
+            </w:pPr>
+            <w:r>
+              <w:rPr>
+                <w:rFonts w:cs="Times New Roman"/>
+                <w:szCs w:val="26"/>
+              </w:rPr>
+              <w:t>4.kết quả</w:t>
+            </w:r>
+          </w:p>
+          <w:p>
+            <w:pPr>
+              <w:spacing w:line="360" w:lineRule="auto"/>
+              <w:rPr>
+                <w:rFonts w:cs="Times New Roman"/>
+                <w:szCs w:val="26"/>
+              </w:rPr>
+            </w:pPr>
+            <w:r>
+              <w:rPr>
+                <w:rFonts w:cs="Times New Roman"/>
+                <w:szCs w:val="26"/>
+              </w:rPr>
+              <w:t xml:space="preserve">   4.1 Hợp lệ -&gt; hiện thị “Đổi mật khẩu thành công”</w:t>
+            </w:r>
+          </w:p>
+          <w:p>
+            <w:pPr>
+              <w:spacing w:line="360" w:lineRule="auto"/>
+              <w:rPr>
+                <w:rFonts w:cs="Times New Roman"/>
+                <w:szCs w:val="26"/>
+              </w:rPr>
+            </w:pPr>
+            <w:r>
+              <w:rPr>
+                <w:rFonts w:cs="Times New Roman"/>
+                <w:szCs w:val="26"/>
+              </w:rPr>
+              <w:lastRenderedPageBreak/>
+              <w:t xml:space="preserve">   4.2 Không hợp lệ -&gt; hiện thị lỗi tương đương</w:t>
+            </w:r>
+          </w:p>
+        </w:tc>
+      </w:tr>
+      <w:tr>
+        <w:tc>
+          <w:tcPr>
+            <w:tcW w:w="4675" w:type="dxa"/>
+          </w:tcPr>
+          <w:p>
+            <w:pPr>
+              <w:spacing w:line="360" w:lineRule="auto"/>
+              <w:rPr>
+                <w:rFonts w:cs="Times New Roman"/>
+                <w:b/>
+                <w:szCs w:val="26"/>
+              </w:rPr>
+            </w:pPr>
+            <w:r>
+              <w:rPr>
+                <w:rFonts w:cs="Times New Roman"/>
+                <w:b/>
+                <w:szCs w:val="26"/>
+              </w:rPr>
+              <w:lastRenderedPageBreak/>
+              <w:t>Điều kiện trước</w:t>
+            </w:r>
+          </w:p>
+        </w:tc>
+        <w:tc>
+          <w:tcPr>
+            <w:tcW w:w="4675" w:type="dxa"/>
+          </w:tcPr>
+          <w:p>
+            <w:pPr>
+              <w:spacing w:line="360" w:lineRule="auto"/>
+              <w:rPr>
+                <w:rFonts w:cs="Times New Roman"/>
+                <w:szCs w:val="26"/>
+              </w:rPr>
+            </w:pPr>
+            <w:r>
+              <w:rPr>
+                <w:rFonts w:cs="Times New Roman"/>
+                <w:szCs w:val="26"/>
+              </w:rPr>
+              <w:t>- Người dùng đã đăng nhập vào hệ thống</w:t>
+            </w:r>
+          </w:p>
+          <w:p>
+            <w:pPr>
+              <w:spacing w:line="360" w:lineRule="auto"/>
+              <w:rPr>
+                <w:rFonts w:cs="Times New Roman"/>
+                <w:szCs w:val="26"/>
+              </w:rPr>
+            </w:pPr>
+            <w:r>
+              <w:rPr>
+                <w:rFonts w:cs="Times New Roman"/>
+                <w:szCs w:val="26"/>
+              </w:rPr>
+              <w:t>- Tài khoản đang tồn tại và hoạt động</w:t>
+            </w:r>
+          </w:p>
+          <w:p>
+            <w:pPr>
+              <w:spacing w:line="360" w:lineRule="auto"/>
+              <w:rPr>
+                <w:rFonts w:cs="Times New Roman"/>
+                <w:szCs w:val="26"/>
+              </w:rPr>
+            </w:pPr>
+            <w:r>
+              <w:rPr>
+                <w:rFonts w:cs="Times New Roman"/>
+                <w:szCs w:val="26"/>
+              </w:rPr>
+              <w:t>- Người dùng có quyền truy cập chức năng đổi mật khẩu</w:t>
+            </w:r>
+          </w:p>
+        </w:tc>
+      </w:tr>
+      <w:tr>
+        <w:tc>
+          <w:tcPr>
+            <w:tcW w:w="4675" w:type="dxa"/>
+          </w:tcPr>
+          <w:p>
+            <w:pPr>
+              <w:spacing w:line="360" w:lineRule="auto"/>
+              <w:rPr>
+                <w:rFonts w:cs="Times New Roman"/>
+                <w:b/>
+                <w:szCs w:val="26"/>
+              </w:rPr>
+            </w:pPr>
+            <w:r>
+              <w:rPr>
+                <w:rFonts w:cs="Times New Roman"/>
+                <w:b/>
+                <w:szCs w:val="26"/>
+              </w:rPr>
+              <w:t>Điều kiện sau</w:t>
+            </w:r>
+          </w:p>
+        </w:tc>
+        <w:tc>
+          <w:tcPr>
+            <w:tcW w:w="4675" w:type="dxa"/>
+          </w:tcPr>
+          <w:p>
+            <w:pPr>
+              <w:spacing w:line="360" w:lineRule="auto"/>
+              <w:rPr>
+                <w:rFonts w:cs="Times New Roman"/>
+                <w:szCs w:val="26"/>
+              </w:rPr>
+            </w:pPr>
+            <w:r>
+              <w:rPr>
+                <w:rFonts w:cs="Times New Roman"/>
+                <w:szCs w:val="26"/>
+              </w:rPr>
+              <w:t>- Mật khẩu được cập nhật trong hệ thống</w:t>
+            </w:r>
+          </w:p>
+          <w:p>
+            <w:pPr>
+              <w:spacing w:line="360" w:lineRule="auto"/>
+              <w:rPr>
+                <w:rFonts w:cs="Times New Roman"/>
+                <w:szCs w:val="26"/>
+              </w:rPr>
+            </w:pPr>
+            <w:r>
+              <w:rPr>
+                <w:rFonts w:cs="Times New Roman"/>
+                <w:szCs w:val="26"/>
+              </w:rPr>
+              <w:t>- Người dùng có thể đăng nhập bằng mật khẩu mới</w:t>
+            </w:r>
+          </w:p>
+        </w:tc>
+      </w:tr>
+    </w:tbl>
     <w:p/>
+    <w:p>
+      <w:pPr>
+        <w:pStyle w:val="Heading3"/>
+        <w:spacing w:before="0" w:after="0" w:line="360" w:lineRule="auto"/>
+        <w:rPr>
+          <w:rFonts w:cs="Times New Roman"/>
+          <w:szCs w:val="26"/>
+        </w:rPr>
+      </w:pPr>
+      <w:r>
+        <w:rPr>
+          <w:rFonts w:cs="Times New Roman"/>
+          <w:szCs w:val="26"/>
+        </w:rPr>
+        <w:t xml:space="preserve">2.1.20 PB20 – </w:t>
+      </w:r>
+      <w:r>
+        <w:rPr>
+          <w:rFonts w:eastAsia="Calibri" w:cs="Times New Roman"/>
+          <w:szCs w:val="26"/>
+        </w:rPr>
+        <w:t>Quản lí chấm công</w:t>
+      </w:r>
+    </w:p>
+    <w:tbl>
+      <w:tblPr>
+        <w:tblStyle w:val="TableGrid"/>
+        <w:tblW w:w="0" w:type="auto"/>
+        <w:tblLook w:val="04A0" w:firstRow="1" w:lastRow="0" w:firstColumn="1" w:lastColumn="0" w:noHBand="0" w:noVBand="1"/>
+      </w:tblPr>
+      <w:tblGrid>
+        <w:gridCol w:w="4675"/>
+        <w:gridCol w:w="4675"/>
+      </w:tblGrid>
+      <w:tr>
+        <w:tc>
+          <w:tcPr>
+            <w:tcW w:w="4675" w:type="dxa"/>
+            <w:shd w:val="clear" w:color="auto" w:fill="DEEAF6" w:themeFill="accent1" w:themeFillTint="33"/>
+          </w:tcPr>
+          <w:p>
+            <w:pPr>
+              <w:spacing w:line="360" w:lineRule="auto"/>
+              <w:rPr>
+                <w:rFonts w:cs="Times New Roman"/>
+                <w:b/>
+                <w:szCs w:val="26"/>
+              </w:rPr>
+            </w:pPr>
+            <w:r>
+              <w:rPr>
+                <w:rFonts w:cs="Times New Roman"/>
+                <w:b/>
+                <w:szCs w:val="26"/>
+              </w:rPr>
+              <w:t>ID</w:t>
+            </w:r>
+          </w:p>
+        </w:tc>
+        <w:tc>
+          <w:tcPr>
+            <w:tcW w:w="4675" w:type="dxa"/>
+            <w:shd w:val="clear" w:color="auto" w:fill="DEEAF6" w:themeFill="accent1" w:themeFillTint="33"/>
+          </w:tcPr>
+          <w:p>
+            <w:pPr>
+              <w:spacing w:line="360" w:lineRule="auto"/>
+              <w:rPr>
+                <w:rFonts w:cs="Times New Roman"/>
+                <w:szCs w:val="26"/>
+              </w:rPr>
+            </w:pPr>
+            <w:r>
+              <w:rPr>
+                <w:rFonts w:cs="Times New Roman"/>
+                <w:szCs w:val="26"/>
+              </w:rPr>
+              <w:t>PB020</w:t>
+            </w:r>
+          </w:p>
+        </w:tc>
+      </w:tr>
+      <w:tr>
+        <w:tc>
+          <w:tcPr>
+            <w:tcW w:w="4675" w:type="dxa"/>
+            <w:shd w:val="clear" w:color="auto" w:fill="DEEAF6" w:themeFill="accent1" w:themeFillTint="33"/>
+          </w:tcPr>
+          <w:p>
+            <w:pPr>
+              <w:spacing w:line="360" w:lineRule="auto"/>
+              <w:rPr>
+                <w:rFonts w:cs="Times New Roman"/>
+                <w:b/>
+                <w:szCs w:val="26"/>
+              </w:rPr>
+            </w:pPr>
+            <w:r>
+              <w:rPr>
+                <w:rFonts w:cs="Times New Roman"/>
+                <w:b/>
+                <w:szCs w:val="26"/>
+              </w:rPr>
+              <w:t>Tác nhân</w:t>
+            </w:r>
+          </w:p>
+        </w:tc>
+        <w:tc>
+          <w:tcPr>
+            <w:tcW w:w="4675" w:type="dxa"/>
+            <w:shd w:val="clear" w:color="auto" w:fill="DEEAF6" w:themeFill="accent1" w:themeFillTint="33"/>
+          </w:tcPr>
+          <w:p>
+            <w:pPr>
+              <w:spacing w:line="360" w:lineRule="auto"/>
+              <w:rPr>
+                <w:rFonts w:cs="Times New Roman"/>
+                <w:szCs w:val="26"/>
+              </w:rPr>
+            </w:pPr>
+            <w:r>
+              <w:rPr>
+                <w:rFonts w:cs="Times New Roman"/>
+                <w:szCs w:val="26"/>
+              </w:rPr>
+              <w:t>Admin</w:t>
+            </w:r>
+            <w:r>
+              <w:rPr>
+                <w:rFonts w:cs="Times New Roman"/>
+                <w:szCs w:val="26"/>
+              </w:rPr>
+              <w:t>,Manager</w:t>
+            </w:r>
+          </w:p>
+        </w:tc>
+      </w:tr>
+      <w:tr>
+        <w:tc>
+          <w:tcPr>
+            <w:tcW w:w="4675" w:type="dxa"/>
+            <w:shd w:val="clear" w:color="auto" w:fill="DEEAF6" w:themeFill="accent1" w:themeFillTint="33"/>
+          </w:tcPr>
+          <w:p>
+            <w:pPr>
+              <w:spacing w:line="360" w:lineRule="auto"/>
+              <w:rPr>
+                <w:rFonts w:cs="Times New Roman"/>
+                <w:b/>
+                <w:szCs w:val="26"/>
+              </w:rPr>
+            </w:pPr>
+            <w:r>
+              <w:rPr>
+                <w:rFonts w:cs="Times New Roman"/>
+                <w:b/>
+                <w:szCs w:val="26"/>
+              </w:rPr>
+              <w:t>Mô tả</w:t>
+            </w:r>
+          </w:p>
+        </w:tc>
+        <w:tc>
+          <w:tcPr>
+            <w:tcW w:w="4675" w:type="dxa"/>
+            <w:shd w:val="clear" w:color="auto" w:fill="DEEAF6" w:themeFill="accent1" w:themeFillTint="33"/>
+          </w:tcPr>
+          <w:p>
+            <w:pPr>
+              <w:spacing w:line="360" w:lineRule="auto"/>
+              <w:rPr>
+                <w:rFonts w:cs="Times New Roman"/>
+                <w:szCs w:val="26"/>
+              </w:rPr>
+            </w:pPr>
+            <w:r>
+              <w:rPr>
+                <w:rFonts w:cs="Times New Roman"/>
+                <w:szCs w:val="26"/>
+              </w:rPr>
+              <w:t>Chức năng cho phép Admin và Manager xem,kiểm tra, chỉnh sửa và các nhận dữ liệu chấm công của nhân viên</w:t>
+            </w:r>
+          </w:p>
+        </w:tc>
+      </w:tr>
+      <w:tr>
+        <w:tc>
+          <w:tcPr>
+            <w:tcW w:w="4675" w:type="dxa"/>
+          </w:tcPr>
+          <w:p>
+            <w:pPr>
+              <w:spacing w:line="360" w:lineRule="auto"/>
+              <w:rPr>
+                <w:rFonts w:cs="Times New Roman"/>
+                <w:b/>
+                <w:szCs w:val="26"/>
+              </w:rPr>
+            </w:pPr>
+            <w:r>
+              <w:rPr>
+                <w:rFonts w:cs="Times New Roman"/>
+                <w:b/>
+                <w:szCs w:val="26"/>
+              </w:rPr>
+              <w:t>Tiêu chí chấp nhận</w:t>
+            </w:r>
+          </w:p>
+        </w:tc>
+        <w:tc>
+          <w:tcPr>
+            <w:tcW w:w="4675" w:type="dxa"/>
+          </w:tcPr>
+          <w:p>
+            <w:pPr>
+              <w:keepNext/>
+              <w:spacing w:line="360" w:lineRule="auto"/>
+              <w:rPr>
+                <w:rFonts w:cs="Times New Roman"/>
+                <w:szCs w:val="26"/>
+              </w:rPr>
+            </w:pPr>
+            <w:r>
+              <w:rPr>
+                <w:rFonts w:cs="Times New Roman"/>
+                <w:szCs w:val="26"/>
+              </w:rPr>
+              <w:t xml:space="preserve">1. </w:t>
+            </w:r>
+            <w:r>
+              <w:rPr>
+                <w:rFonts w:cs="Times New Roman"/>
+                <w:szCs w:val="26"/>
+              </w:rPr>
+              <w:t xml:space="preserve">Truy cập vào </w:t>
+            </w:r>
+            <w:r>
+              <w:rPr>
+                <w:rFonts w:cs="Times New Roman"/>
+                <w:szCs w:val="26"/>
+              </w:rPr>
+              <w:t>chức năng “Quản lí chấm công”</w:t>
+            </w:r>
+          </w:p>
+          <w:p>
+            <w:pPr>
+              <w:keepNext/>
+              <w:spacing w:line="360" w:lineRule="auto"/>
+              <w:rPr>
+                <w:rFonts w:cs="Times New Roman"/>
+                <w:szCs w:val="26"/>
+              </w:rPr>
+            </w:pPr>
+            <w:r>
+              <w:rPr>
+                <w:rFonts w:cs="Times New Roman"/>
+                <w:szCs w:val="26"/>
+              </w:rPr>
+              <w:t>2. Hiện thị dữ liệ</w:t>
+            </w:r>
+            <w:r>
+              <w:rPr>
+                <w:rFonts w:cs="Times New Roman"/>
+                <w:szCs w:val="26"/>
+              </w:rPr>
+              <w:t xml:space="preserve">u danh sách </w:t>
+            </w:r>
+            <w:r>
+              <w:rPr>
+                <w:rFonts w:cs="Times New Roman"/>
+                <w:szCs w:val="26"/>
+              </w:rPr>
+              <w:t>chấm công</w:t>
+            </w:r>
+            <w:r>
+              <w:rPr>
+                <w:rFonts w:cs="Times New Roman"/>
+                <w:szCs w:val="26"/>
+              </w:rPr>
+              <w:t>:</w:t>
+            </w:r>
+          </w:p>
+          <w:p>
+            <w:pPr>
+              <w:keepNext/>
+              <w:spacing w:line="360" w:lineRule="auto"/>
+              <w:rPr>
+                <w:rFonts w:cs="Times New Roman"/>
+                <w:szCs w:val="26"/>
+              </w:rPr>
+            </w:pPr>
+            <w:r>
+              <w:rPr>
+                <w:rFonts w:cs="Times New Roman"/>
+                <w:szCs w:val="26"/>
+              </w:rPr>
+              <w:t xml:space="preserve">  - Tên nhân viên</w:t>
+            </w:r>
+          </w:p>
+          <w:p>
+            <w:pPr>
+              <w:keepNext/>
+              <w:spacing w:line="360" w:lineRule="auto"/>
+              <w:rPr>
+                <w:rFonts w:cs="Times New Roman"/>
+                <w:szCs w:val="26"/>
+              </w:rPr>
+            </w:pPr>
+            <w:r>
+              <w:rPr>
+                <w:rFonts w:cs="Times New Roman"/>
+                <w:szCs w:val="26"/>
+              </w:rPr>
+              <w:t xml:space="preserve">  - Ngày làm việc</w:t>
+            </w:r>
+          </w:p>
+          <w:p>
+            <w:pPr>
+              <w:keepNext/>
+              <w:spacing w:line="360" w:lineRule="auto"/>
+              <w:rPr>
+                <w:rFonts w:cs="Times New Roman"/>
+                <w:szCs w:val="26"/>
+              </w:rPr>
+            </w:pPr>
+            <w:r>
+              <w:rPr>
+                <w:rFonts w:cs="Times New Roman"/>
+                <w:szCs w:val="26"/>
+              </w:rPr>
+              <w:t xml:space="preserve">  -  Giờ vào/giờ ra</w:t>
+            </w:r>
+          </w:p>
+          <w:p>
+            <w:pPr>
+              <w:keepNext/>
+              <w:spacing w:line="360" w:lineRule="auto"/>
+              <w:rPr>
+                <w:rFonts w:cs="Times New Roman"/>
+                <w:szCs w:val="26"/>
+              </w:rPr>
+            </w:pPr>
+            <w:r>
+              <w:rPr>
+                <w:rFonts w:cs="Times New Roman"/>
+                <w:szCs w:val="26"/>
+              </w:rPr>
+              <w:t xml:space="preserve">  - Trạng thái</w:t>
+            </w:r>
+          </w:p>
+          <w:p>
+            <w:pPr>
+              <w:keepNext/>
+              <w:spacing w:line="360" w:lineRule="auto"/>
+              <w:rPr>
+                <w:rFonts w:cs="Times New Roman"/>
+                <w:szCs w:val="26"/>
+              </w:rPr>
+            </w:pPr>
+            <w:r>
+              <w:rPr>
+                <w:rFonts w:cs="Times New Roman"/>
+                <w:szCs w:val="26"/>
+              </w:rPr>
+              <w:t>3.</w:t>
+            </w:r>
+            <w:r>
+              <w:rPr>
+                <w:rFonts w:cs="Times New Roman"/>
+                <w:szCs w:val="26"/>
+              </w:rPr>
+              <w:t xml:space="preserve"> </w:t>
+            </w:r>
+            <w:r>
+              <w:rPr>
+                <w:rFonts w:cs="Times New Roman"/>
+                <w:szCs w:val="26"/>
+              </w:rPr>
+              <w:t>Tìm kiếm và lọc theo phòng ban</w:t>
+            </w:r>
+          </w:p>
+          <w:p>
+            <w:pPr>
+              <w:spacing w:line="360" w:lineRule="auto"/>
+              <w:rPr>
+                <w:rFonts w:cs="Times New Roman"/>
+                <w:szCs w:val="26"/>
+              </w:rPr>
+            </w:pPr>
+            <w:r>
+              <w:rPr>
+                <w:rFonts w:cs="Times New Roman"/>
+                <w:szCs w:val="26"/>
+              </w:rPr>
+              <w:t xml:space="preserve">4.Xử lí dữ liệu </w:t>
+            </w:r>
+          </w:p>
+          <w:p>
+            <w:pPr>
+              <w:spacing w:line="360" w:lineRule="auto"/>
+              <w:rPr>
+                <w:rFonts w:cs="Times New Roman"/>
+                <w:szCs w:val="26"/>
+              </w:rPr>
+            </w:pPr>
+            <w:r>
+              <w:rPr>
+                <w:rFonts w:cs="Times New Roman"/>
+                <w:szCs w:val="26"/>
+              </w:rPr>
+              <w:t xml:space="preserve">   4.1 Admin</w:t>
+            </w:r>
+          </w:p>
+          <w:p>
+            <w:pPr>
+              <w:spacing w:line="360" w:lineRule="auto"/>
+              <w:rPr>
+                <w:rFonts w:cs="Times New Roman"/>
+                <w:szCs w:val="26"/>
+              </w:rPr>
+            </w:pPr>
+            <w:r>
+              <w:rPr>
+                <w:rFonts w:cs="Times New Roman"/>
+                <w:szCs w:val="26"/>
+              </w:rPr>
+              <w:t xml:space="preserve">      - Xem tất cả dữ liệu</w:t>
+            </w:r>
+          </w:p>
+          <w:p>
+            <w:pPr>
+              <w:spacing w:line="360" w:lineRule="auto"/>
+              <w:rPr>
+                <w:rFonts w:cs="Times New Roman"/>
+                <w:szCs w:val="26"/>
+              </w:rPr>
+            </w:pPr>
+            <w:r>
+              <w:rPr>
+                <w:rFonts w:cs="Times New Roman"/>
+                <w:szCs w:val="26"/>
+              </w:rPr>
+              <w:lastRenderedPageBreak/>
+              <w:t xml:space="preserve">      - Chỉnh sửa chấm công</w:t>
+            </w:r>
+          </w:p>
+          <w:p>
+            <w:pPr>
+              <w:spacing w:line="360" w:lineRule="auto"/>
+              <w:rPr>
+                <w:rFonts w:cs="Times New Roman"/>
+                <w:szCs w:val="26"/>
+              </w:rPr>
+            </w:pPr>
+            <w:r>
+              <w:rPr>
+                <w:rFonts w:cs="Times New Roman"/>
+                <w:szCs w:val="26"/>
+              </w:rPr>
+              <w:t xml:space="preserve">      - Xóa dữ liệu </w:t>
+            </w:r>
+          </w:p>
+          <w:p>
+            <w:pPr>
+              <w:spacing w:line="360" w:lineRule="auto"/>
+              <w:rPr>
+                <w:rFonts w:cs="Times New Roman"/>
+                <w:szCs w:val="26"/>
+              </w:rPr>
+            </w:pPr>
+            <w:r>
+              <w:rPr>
+                <w:rFonts w:cs="Times New Roman"/>
+                <w:szCs w:val="26"/>
+              </w:rPr>
+              <w:t xml:space="preserve">   4.2 Manager</w:t>
+            </w:r>
+          </w:p>
+          <w:p>
+            <w:pPr>
+              <w:spacing w:line="360" w:lineRule="auto"/>
+              <w:rPr>
+                <w:rFonts w:cs="Times New Roman"/>
+                <w:szCs w:val="26"/>
+              </w:rPr>
+            </w:pPr>
+            <w:r>
+              <w:rPr>
+                <w:rFonts w:cs="Times New Roman"/>
+                <w:szCs w:val="26"/>
+              </w:rPr>
+              <w:t xml:space="preserve">      - Xem dữ liệu nhân viên của người quản lí</w:t>
+            </w:r>
+          </w:p>
+          <w:p>
+            <w:pPr>
+              <w:spacing w:line="360" w:lineRule="auto"/>
+              <w:rPr>
+                <w:rFonts w:cs="Times New Roman"/>
+                <w:szCs w:val="26"/>
+              </w:rPr>
+            </w:pPr>
+            <w:r>
+              <w:rPr>
+                <w:rFonts w:cs="Times New Roman"/>
+                <w:szCs w:val="26"/>
+              </w:rPr>
+              <w:t xml:space="preserve"> 5.Kết quả </w:t>
+            </w:r>
+          </w:p>
+          <w:p>
+            <w:pPr>
+              <w:spacing w:line="360" w:lineRule="auto"/>
+              <w:rPr>
+                <w:rFonts w:cs="Times New Roman"/>
+                <w:szCs w:val="26"/>
+              </w:rPr>
+            </w:pPr>
+            <w:r>
+              <w:rPr>
+                <w:rFonts w:cs="Times New Roman"/>
+                <w:szCs w:val="26"/>
+              </w:rPr>
+              <w:t xml:space="preserve">    5.1 Dữ liệu được cập nhật chính xác</w:t>
+            </w:r>
+          </w:p>
+          <w:p>
+            <w:pPr>
+              <w:spacing w:line="360" w:lineRule="auto"/>
+              <w:rPr>
+                <w:rFonts w:cs="Times New Roman"/>
+                <w:szCs w:val="26"/>
+              </w:rPr>
+            </w:pPr>
+            <w:r>
+              <w:rPr>
+                <w:rFonts w:cs="Times New Roman"/>
+                <w:szCs w:val="26"/>
+              </w:rPr>
+              <w:t xml:space="preserve">    5.2 Hiện thị thông báo khi thao tác thành công/thất bại</w:t>
+            </w:r>
+          </w:p>
+        </w:tc>
+      </w:tr>
+      <w:tr>
+        <w:tc>
+          <w:tcPr>
+            <w:tcW w:w="4675" w:type="dxa"/>
+          </w:tcPr>
+          <w:p>
+            <w:pPr>
+              <w:spacing w:line="360" w:lineRule="auto"/>
+              <w:rPr>
+                <w:rFonts w:cs="Times New Roman"/>
+                <w:b/>
+                <w:szCs w:val="26"/>
+              </w:rPr>
+            </w:pPr>
+            <w:r>
+              <w:rPr>
+                <w:rFonts w:cs="Times New Roman"/>
+                <w:b/>
+                <w:szCs w:val="26"/>
+              </w:rPr>
+              <w:lastRenderedPageBreak/>
+              <w:t xml:space="preserve"> </w:t>
+            </w:r>
+            <w:r>
+              <w:rPr>
+                <w:rFonts w:cs="Times New Roman"/>
+                <w:b/>
+                <w:szCs w:val="26"/>
+              </w:rPr>
+              <w:t>Điều kiện trước</w:t>
+            </w:r>
+          </w:p>
+        </w:tc>
+        <w:tc>
+          <w:tcPr>
+            <w:tcW w:w="4675" w:type="dxa"/>
+          </w:tcPr>
+          <w:p>
+            <w:pPr>
+              <w:spacing w:line="360" w:lineRule="auto"/>
+              <w:rPr>
+                <w:rFonts w:cs="Times New Roman"/>
+                <w:szCs w:val="26"/>
+              </w:rPr>
+            </w:pPr>
+            <w:r>
+              <w:rPr>
+                <w:rFonts w:cs="Times New Roman"/>
+                <w:szCs w:val="26"/>
+              </w:rPr>
+              <w:t>- Người dùng đã đăng nhập vào hệ thống</w:t>
+            </w:r>
+          </w:p>
+          <w:p>
+            <w:pPr>
+              <w:spacing w:line="360" w:lineRule="auto"/>
+              <w:rPr>
+                <w:rFonts w:cs="Times New Roman"/>
+                <w:szCs w:val="26"/>
+              </w:rPr>
+            </w:pPr>
+            <w:r>
+              <w:rPr>
+                <w:rFonts w:cs="Times New Roman"/>
+                <w:szCs w:val="26"/>
+              </w:rPr>
+              <w:t>- Có quyền Admin hoặc Manager</w:t>
+            </w:r>
+          </w:p>
+        </w:tc>
+      </w:tr>
+      <w:tr>
+        <w:tc>
+          <w:tcPr>
+            <w:tcW w:w="4675" w:type="dxa"/>
+          </w:tcPr>
+          <w:p>
+            <w:pPr>
+              <w:spacing w:line="360" w:lineRule="auto"/>
+              <w:rPr>
+                <w:rFonts w:cs="Times New Roman"/>
+                <w:b/>
+                <w:szCs w:val="26"/>
+              </w:rPr>
+            </w:pPr>
+            <w:r>
+              <w:rPr>
+                <w:rFonts w:cs="Times New Roman"/>
+                <w:b/>
+                <w:szCs w:val="26"/>
+              </w:rPr>
+              <w:t>Điều kiện sau</w:t>
+            </w:r>
+          </w:p>
+        </w:tc>
+        <w:tc>
+          <w:tcPr>
+            <w:tcW w:w="4675" w:type="dxa"/>
+          </w:tcPr>
+          <w:p>
+            <w:pPr>
+              <w:spacing w:line="360" w:lineRule="auto"/>
+              <w:rPr>
+                <w:rFonts w:cs="Times New Roman"/>
+                <w:szCs w:val="26"/>
+              </w:rPr>
+            </w:pPr>
+            <w:r>
+              <w:rPr>
+                <w:rFonts w:cs="Times New Roman"/>
+                <w:szCs w:val="26"/>
+              </w:rPr>
+              <w:t>- Dữ liệu chấm công được lưu /cập nhật chính xác</w:t>
+            </w:r>
+          </w:p>
+          <w:p>
+            <w:pPr>
+              <w:spacing w:line="360" w:lineRule="auto"/>
+              <w:rPr>
+                <w:rFonts w:cs="Times New Roman"/>
+                <w:szCs w:val="26"/>
+              </w:rPr>
+            </w:pPr>
+            <w:r>
+              <w:rPr>
+                <w:rFonts w:cs="Times New Roman"/>
+                <w:szCs w:val="26"/>
+              </w:rPr>
+              <w:t>- Báo cáo phản ánh đúng tình trạng làm việc</w:t>
+            </w:r>
+          </w:p>
+        </w:tc>
+      </w:tr>
+    </w:tbl>
     <w:p/>
+    <w:p>
+      <w:pPr>
+        <w:pStyle w:val="Heading3"/>
+        <w:spacing w:before="0" w:after="0" w:line="360" w:lineRule="auto"/>
+        <w:rPr>
+          <w:rFonts w:cs="Times New Roman"/>
+          <w:szCs w:val="26"/>
+        </w:rPr>
+      </w:pPr>
+      <w:r>
+        <w:rPr>
+          <w:rFonts w:cs="Times New Roman"/>
+          <w:szCs w:val="26"/>
+        </w:rPr>
+        <w:t xml:space="preserve">2.1.21 PB21 – </w:t>
+      </w:r>
+      <w:r>
+        <w:rPr>
+          <w:rFonts w:eastAsia="Calibri" w:cs="Times New Roman"/>
+          <w:szCs w:val="26"/>
+        </w:rPr>
+        <w:t>Quản lí nghỉ phép</w:t>
+      </w:r>
+    </w:p>
+    <w:tbl>
+      <w:tblPr>
+        <w:tblStyle w:val="TableGrid"/>
+        <w:tblW w:w="0" w:type="auto"/>
+        <w:tblLook w:val="04A0" w:firstRow="1" w:lastRow="0" w:firstColumn="1" w:lastColumn="0" w:noHBand="0" w:noVBand="1"/>
+      </w:tblPr>
+      <w:tblGrid>
+        <w:gridCol w:w="4675"/>
+        <w:gridCol w:w="4675"/>
+      </w:tblGrid>
+      <w:tr>
+        <w:tc>
+          <w:tcPr>
+            <w:tcW w:w="4675" w:type="dxa"/>
+            <w:shd w:val="clear" w:color="auto" w:fill="DEEAF6" w:themeFill="accent1" w:themeFillTint="33"/>
+          </w:tcPr>
+          <w:p>
+            <w:pPr>
+              <w:spacing w:line="360" w:lineRule="auto"/>
+              <w:rPr>
+                <w:rFonts w:cs="Times New Roman"/>
+                <w:b/>
+                <w:szCs w:val="26"/>
+              </w:rPr>
+            </w:pPr>
+            <w:r>
+              <w:rPr>
+                <w:rFonts w:cs="Times New Roman"/>
+                <w:b/>
+                <w:szCs w:val="26"/>
+              </w:rPr>
+              <w:t>ID</w:t>
+            </w:r>
+          </w:p>
+        </w:tc>
+        <w:tc>
+          <w:tcPr>
+            <w:tcW w:w="4675" w:type="dxa"/>
+            <w:shd w:val="clear" w:color="auto" w:fill="DEEAF6" w:themeFill="accent1" w:themeFillTint="33"/>
+          </w:tcPr>
+          <w:p>
+            <w:pPr>
+              <w:spacing w:line="360" w:lineRule="auto"/>
+              <w:rPr>
+                <w:rFonts w:cs="Times New Roman"/>
+                <w:szCs w:val="26"/>
+              </w:rPr>
+            </w:pPr>
+            <w:r>
+              <w:rPr>
+                <w:rFonts w:cs="Times New Roman"/>
+                <w:szCs w:val="26"/>
+              </w:rPr>
+              <w:t>PB021</w:t>
+            </w:r>
+          </w:p>
+        </w:tc>
+      </w:tr>
+      <w:tr>
+        <w:tc>
+          <w:tcPr>
+            <w:tcW w:w="4675" w:type="dxa"/>
+            <w:shd w:val="clear" w:color="auto" w:fill="DEEAF6" w:themeFill="accent1" w:themeFillTint="33"/>
+          </w:tcPr>
+          <w:p>
+            <w:pPr>
+              <w:spacing w:line="360" w:lineRule="auto"/>
+              <w:rPr>
+                <w:rFonts w:cs="Times New Roman"/>
+                <w:b/>
+                <w:szCs w:val="26"/>
+              </w:rPr>
+            </w:pPr>
+            <w:r>
+              <w:rPr>
+                <w:rFonts w:cs="Times New Roman"/>
+                <w:b/>
+                <w:szCs w:val="26"/>
+              </w:rPr>
+              <w:t>Tác nhân</w:t>
+            </w:r>
+          </w:p>
+        </w:tc>
+        <w:tc>
+          <w:tcPr>
+            <w:tcW w:w="4675" w:type="dxa"/>
+            <w:shd w:val="clear" w:color="auto" w:fill="DEEAF6" w:themeFill="accent1" w:themeFillTint="33"/>
+          </w:tcPr>
+          <w:p>
+            <w:pPr>
+              <w:spacing w:line="360" w:lineRule="auto"/>
+              <w:rPr>
+                <w:rFonts w:cs="Times New Roman"/>
+                <w:szCs w:val="26"/>
+              </w:rPr>
+            </w:pPr>
+            <w:r>
+              <w:rPr>
+                <w:rFonts w:cs="Times New Roman"/>
+                <w:szCs w:val="26"/>
+              </w:rPr>
+              <w:t>Admin</w:t>
+            </w:r>
+            <w:r>
+              <w:rPr>
+                <w:rFonts w:cs="Times New Roman"/>
+                <w:szCs w:val="26"/>
+              </w:rPr>
+              <w:t>,Manager</w:t>
+            </w:r>
+          </w:p>
+        </w:tc>
+      </w:tr>
+      <w:tr>
+        <w:tc>
+          <w:tcPr>
+            <w:tcW w:w="4675" w:type="dxa"/>
+            <w:shd w:val="clear" w:color="auto" w:fill="DEEAF6" w:themeFill="accent1" w:themeFillTint="33"/>
+          </w:tcPr>
+          <w:p>
+            <w:pPr>
+              <w:spacing w:line="360" w:lineRule="auto"/>
+              <w:rPr>
+                <w:rFonts w:cs="Times New Roman"/>
+                <w:b/>
+                <w:szCs w:val="26"/>
+              </w:rPr>
+            </w:pPr>
+            <w:r>
+              <w:rPr>
+                <w:rFonts w:cs="Times New Roman"/>
+                <w:b/>
+                <w:szCs w:val="26"/>
+              </w:rPr>
+              <w:t>Mô tả</w:t>
+            </w:r>
+          </w:p>
+        </w:tc>
+        <w:tc>
+          <w:tcPr>
+            <w:tcW w:w="4675" w:type="dxa"/>
+            <w:shd w:val="clear" w:color="auto" w:fill="DEEAF6" w:themeFill="accent1" w:themeFillTint="33"/>
+          </w:tcPr>
+          <w:p>
+            <w:pPr>
+              <w:spacing w:line="360" w:lineRule="auto"/>
+              <w:rPr>
+                <w:rFonts w:cs="Times New Roman"/>
+                <w:szCs w:val="26"/>
+              </w:rPr>
+            </w:pPr>
+            <w:r>
+              <w:rPr>
+                <w:rFonts w:cs="Times New Roman"/>
+                <w:szCs w:val="26"/>
+              </w:rPr>
+              <w:t>Cho phép Admin,Manager xem danh sách đơn nghỉ phép cho nhân viên và thực hiện duyệt hoặc từ chối đơn.</w:t>
+            </w:r>
+          </w:p>
+        </w:tc>
+      </w:tr>
+      <w:tr>
+        <w:tc>
+          <w:tcPr>
+            <w:tcW w:w="4675" w:type="dxa"/>
+          </w:tcPr>
+          <w:p>
+            <w:pPr>
+              <w:spacing w:line="360" w:lineRule="auto"/>
+              <w:rPr>
+                <w:rFonts w:cs="Times New Roman"/>
+                <w:b/>
+                <w:szCs w:val="26"/>
+              </w:rPr>
+            </w:pPr>
+            <w:r>
+              <w:rPr>
+                <w:rFonts w:cs="Times New Roman"/>
+                <w:b/>
+                <w:szCs w:val="26"/>
+              </w:rPr>
+              <w:lastRenderedPageBreak/>
+              <w:t>Tiêu chí chấp nhận</w:t>
+            </w:r>
+          </w:p>
+        </w:tc>
+        <w:tc>
+          <w:tcPr>
+            <w:tcW w:w="4675" w:type="dxa"/>
+          </w:tcPr>
+          <w:p>
+            <w:pPr>
+              <w:keepNext/>
+              <w:spacing w:line="360" w:lineRule="auto"/>
+              <w:rPr>
+                <w:rFonts w:cs="Times New Roman"/>
+                <w:szCs w:val="26"/>
+              </w:rPr>
+            </w:pPr>
+            <w:r>
+              <w:rPr>
+                <w:rFonts w:cs="Times New Roman"/>
+                <w:szCs w:val="26"/>
+              </w:rPr>
+              <w:t xml:space="preserve">1. </w:t>
+            </w:r>
+            <w:r>
+              <w:rPr>
+                <w:rFonts w:cs="Times New Roman"/>
+                <w:szCs w:val="26"/>
+              </w:rPr>
+              <w:t xml:space="preserve">Truy cập vào </w:t>
+            </w:r>
+            <w:r>
+              <w:rPr>
+                <w:rFonts w:cs="Times New Roman"/>
+                <w:szCs w:val="26"/>
+              </w:rPr>
+              <w:t>chức năng “Quản lí đơn nghỉ phép”</w:t>
+            </w:r>
+          </w:p>
+          <w:p>
+            <w:pPr>
+              <w:keepNext/>
+              <w:spacing w:line="360" w:lineRule="auto"/>
+              <w:rPr>
+                <w:rFonts w:cs="Times New Roman"/>
+                <w:szCs w:val="26"/>
+              </w:rPr>
+            </w:pPr>
+            <w:r>
+              <w:rPr>
+                <w:rFonts w:cs="Times New Roman"/>
+                <w:szCs w:val="26"/>
+              </w:rPr>
+              <w:t>2.Hệ thống hiện thị danh sách đơn nghỉ phép cần duyệt</w:t>
+            </w:r>
+            <w:r>
+              <w:rPr>
+                <w:rFonts w:cs="Times New Roman"/>
+                <w:szCs w:val="26"/>
+              </w:rPr>
+              <w:t>:</w:t>
+            </w:r>
+          </w:p>
+          <w:p>
+            <w:pPr>
+              <w:keepNext/>
+              <w:spacing w:line="360" w:lineRule="auto"/>
+              <w:rPr>
+                <w:rFonts w:cs="Times New Roman"/>
+                <w:szCs w:val="26"/>
+              </w:rPr>
+            </w:pPr>
+            <w:r>
+              <w:rPr>
+                <w:rFonts w:cs="Times New Roman"/>
+                <w:szCs w:val="26"/>
+              </w:rPr>
+              <w:t>3.</w:t>
+            </w:r>
+            <w:r>
+              <w:rPr>
+                <w:rFonts w:cs="Times New Roman"/>
+                <w:szCs w:val="26"/>
+              </w:rPr>
+              <w:t xml:space="preserve"> </w:t>
+            </w:r>
+            <w:r>
+              <w:rPr>
+                <w:rFonts w:cs="Times New Roman"/>
+                <w:szCs w:val="26"/>
+              </w:rPr>
+              <w:t>Admin/Manager có thể thực hiện</w:t>
+            </w:r>
+            <w:r>
+              <w:rPr>
+                <w:rFonts w:cs="Times New Roman"/>
+                <w:szCs w:val="26"/>
+              </w:rPr>
+              <w:t>:</w:t>
+            </w:r>
+          </w:p>
+          <w:p>
+            <w:pPr>
+              <w:spacing w:line="360" w:lineRule="auto"/>
+              <w:rPr>
+                <w:rFonts w:cs="Times New Roman"/>
+                <w:szCs w:val="26"/>
+              </w:rPr>
+            </w:pPr>
+            <w:r>
+              <w:rPr>
+                <w:rFonts w:cs="Times New Roman"/>
+                <w:szCs w:val="26"/>
+              </w:rPr>
+              <w:t xml:space="preserve">   3.1 Duyệt đơn</w:t>
+            </w:r>
+          </w:p>
+          <w:p>
+            <w:pPr>
+              <w:spacing w:line="360" w:lineRule="auto"/>
+              <w:rPr>
+                <w:rFonts w:cs="Times New Roman"/>
+                <w:szCs w:val="26"/>
+              </w:rPr>
+            </w:pPr>
+            <w:r>
+              <w:rPr>
+                <w:rFonts w:cs="Times New Roman"/>
+                <w:szCs w:val="26"/>
+              </w:rPr>
+              <w:t xml:space="preserve">   3.2 Từ chối đơn</w:t>
+            </w:r>
+          </w:p>
+          <w:p>
+            <w:pPr>
+              <w:spacing w:line="360" w:lineRule="auto"/>
+              <w:rPr>
+                <w:rFonts w:cs="Times New Roman"/>
+                <w:szCs w:val="26"/>
+              </w:rPr>
+            </w:pPr>
+            <w:r>
+              <w:rPr>
+                <w:rFonts w:cs="Times New Roman"/>
+                <w:szCs w:val="26"/>
+              </w:rPr>
+              <w:t>4.Hệ thống kiểm tra đơn chưa xử lí mới được duyệt/từ chối</w:t>
+            </w:r>
+          </w:p>
+          <w:p>
+            <w:pPr>
+              <w:spacing w:line="360" w:lineRule="auto"/>
+              <w:rPr>
+                <w:rFonts w:cs="Times New Roman"/>
+                <w:szCs w:val="26"/>
+              </w:rPr>
+            </w:pPr>
+            <w:r>
+              <w:rPr>
+                <w:rFonts w:cs="Times New Roman"/>
+                <w:szCs w:val="26"/>
+              </w:rPr>
+              <w:t xml:space="preserve"> 5.Hiện thị kết quả</w:t>
+            </w:r>
+          </w:p>
+        </w:tc>
+      </w:tr>
+      <w:tr>
+        <w:tc>
+          <w:tcPr>
+            <w:tcW w:w="4675" w:type="dxa"/>
+          </w:tcPr>
+          <w:p>
+            <w:pPr>
+              <w:spacing w:line="360" w:lineRule="auto"/>
+              <w:rPr>
+                <w:rFonts w:cs="Times New Roman"/>
+                <w:b/>
+                <w:szCs w:val="26"/>
+              </w:rPr>
+            </w:pPr>
+            <w:r>
+              <w:rPr>
+                <w:rFonts w:cs="Times New Roman"/>
+                <w:b/>
+                <w:szCs w:val="26"/>
+              </w:rPr>
+              <w:t>Điều kiện trước</w:t>
+            </w:r>
+          </w:p>
+        </w:tc>
+        <w:tc>
+          <w:tcPr>
+            <w:tcW w:w="4675" w:type="dxa"/>
+          </w:tcPr>
+          <w:p>
+            <w:pPr>
+              <w:spacing w:line="360" w:lineRule="auto"/>
+              <w:rPr>
+                <w:rFonts w:cs="Times New Roman"/>
+                <w:szCs w:val="26"/>
+              </w:rPr>
+            </w:pPr>
+            <w:r>
+              <w:rPr>
+                <w:rFonts w:cs="Times New Roman"/>
+                <w:szCs w:val="26"/>
+              </w:rPr>
+              <w:t>- Người dùng đã đăng nhập vào hệ thống</w:t>
+            </w:r>
+          </w:p>
+          <w:p>
+            <w:pPr>
+              <w:spacing w:line="360" w:lineRule="auto"/>
+              <w:rPr>
+                <w:rFonts w:cs="Times New Roman"/>
+                <w:szCs w:val="26"/>
+              </w:rPr>
+            </w:pPr>
+            <w:r>
+              <w:rPr>
+                <w:rFonts w:cs="Times New Roman"/>
+                <w:szCs w:val="26"/>
+              </w:rPr>
+              <w:t>- Tài khoản đang tồn tại và hoạt động</w:t>
+            </w:r>
+          </w:p>
+          <w:p>
+            <w:pPr>
+              <w:spacing w:line="360" w:lineRule="auto"/>
+              <w:rPr>
+                <w:rFonts w:cs="Times New Roman"/>
+                <w:szCs w:val="26"/>
+              </w:rPr>
+            </w:pPr>
+            <w:r>
+              <w:rPr>
+                <w:rFonts w:cs="Times New Roman"/>
+                <w:szCs w:val="26"/>
+              </w:rPr>
+              <w:t>- Có quyền Admin hoặc Manager</w:t>
+            </w:r>
+          </w:p>
+        </w:tc>
+      </w:tr>
+      <w:tr>
+        <w:tc>
+          <w:tcPr>
+            <w:tcW w:w="4675" w:type="dxa"/>
+          </w:tcPr>
+          <w:p>
+            <w:pPr>
+              <w:spacing w:line="360" w:lineRule="auto"/>
+              <w:rPr>
+                <w:rFonts w:cs="Times New Roman"/>
+                <w:b/>
+                <w:szCs w:val="26"/>
+              </w:rPr>
+            </w:pPr>
+            <w:r>
+              <w:rPr>
+                <w:rFonts w:cs="Times New Roman"/>
+                <w:b/>
+                <w:szCs w:val="26"/>
+              </w:rPr>
+              <w:t>Điều kiện sau</w:t>
+            </w:r>
+          </w:p>
+        </w:tc>
+        <w:tc>
+          <w:tcPr>
+            <w:tcW w:w="4675" w:type="dxa"/>
+          </w:tcPr>
+          <w:p>
+            <w:pPr>
+              <w:spacing w:line="360" w:lineRule="auto"/>
+              <w:rPr>
+                <w:rFonts w:cs="Times New Roman"/>
+                <w:szCs w:val="26"/>
+              </w:rPr>
+            </w:pPr>
+            <w:r>
+              <w:rPr>
+                <w:rFonts w:cs="Times New Roman"/>
+                <w:szCs w:val="26"/>
+              </w:rPr>
+              <w:t>- Trạng thái đơn được cập nhật</w:t>
+            </w:r>
+          </w:p>
+          <w:p>
+            <w:pPr>
+              <w:spacing w:line="360" w:lineRule="auto"/>
+              <w:rPr>
+                <w:rFonts w:cs="Times New Roman"/>
+                <w:szCs w:val="26"/>
+              </w:rPr>
+            </w:pPr>
+            <w:r>
+              <w:rPr>
+                <w:rFonts w:cs="Times New Roman"/>
+                <w:szCs w:val="26"/>
+              </w:rPr>
+              <w:t>- Dữ liệu được lưu vào database</w:t>
+            </w:r>
+          </w:p>
+          <w:p>
+            <w:pPr>
+              <w:spacing w:line="360" w:lineRule="auto"/>
+              <w:rPr>
+                <w:rFonts w:cs="Times New Roman"/>
+                <w:szCs w:val="26"/>
+              </w:rPr>
+            </w:pPr>
+            <w:r>
+              <w:rPr>
+                <w:rFonts w:cs="Times New Roman"/>
+                <w:szCs w:val="26"/>
+              </w:rPr>
+              <w:t>-Nhân viên có thể xem kết quả của mình</w:t>
+            </w:r>
+          </w:p>
+        </w:tc>
+      </w:tr>
+    </w:tbl>
     <w:p/>
-    <w:p/>
+    <w:p>
+      <w:pPr>
+        <w:pStyle w:val="Heading3"/>
+        <w:spacing w:before="0" w:after="0" w:line="360" w:lineRule="auto"/>
+        <w:rPr>
+          <w:rFonts w:cs="Times New Roman"/>
+          <w:szCs w:val="26"/>
+        </w:rPr>
+      </w:pPr>
+      <w:r>
+        <w:rPr>
+          <w:rFonts w:cs="Times New Roman"/>
+          <w:szCs w:val="26"/>
+        </w:rPr>
+        <w:t xml:space="preserve">2.1.22 PB22 – </w:t>
+      </w:r>
+      <w:r>
+        <w:rPr>
+          <w:rFonts w:eastAsia="Calibri" w:cs="Times New Roman"/>
+          <w:szCs w:val="26"/>
+        </w:rPr>
+        <w:t>Xem thông báo</w:t>
+      </w:r>
+    </w:p>
+    <w:tbl>
+      <w:tblPr>
+        <w:tblStyle w:val="TableGrid"/>
+        <w:tblW w:w="0" w:type="auto"/>
+        <w:tblLook w:val="04A0" w:firstRow="1" w:lastRow="0" w:firstColumn="1" w:lastColumn="0" w:noHBand="0" w:noVBand="1"/>
+      </w:tblPr>
+      <w:tblGrid>
+        <w:gridCol w:w="4675"/>
+        <w:gridCol w:w="4675"/>
+      </w:tblGrid>
+      <w:tr>
+        <w:tc>
+          <w:tcPr>
+            <w:tcW w:w="4675" w:type="dxa"/>
+            <w:shd w:val="clear" w:color="auto" w:fill="DEEAF6" w:themeFill="accent1" w:themeFillTint="33"/>
+          </w:tcPr>
+          <w:p>
+            <w:pPr>
+              <w:spacing w:line="360" w:lineRule="auto"/>
+              <w:rPr>
+                <w:rFonts w:cs="Times New Roman"/>
+                <w:b/>
+                <w:szCs w:val="26"/>
+              </w:rPr>
+            </w:pPr>
+            <w:r>
+              <w:rPr>
+                <w:rFonts w:cs="Times New Roman"/>
+                <w:b/>
+                <w:szCs w:val="26"/>
+              </w:rPr>
+              <w:t>ID</w:t>
+            </w:r>
+          </w:p>
+        </w:tc>
+        <w:tc>
+          <w:tcPr>
+            <w:tcW w:w="4675" w:type="dxa"/>
+            <w:shd w:val="clear" w:color="auto" w:fill="DEEAF6" w:themeFill="accent1" w:themeFillTint="33"/>
+          </w:tcPr>
+          <w:p>
+            <w:pPr>
+              <w:spacing w:line="360" w:lineRule="auto"/>
+              <w:rPr>
+                <w:rFonts w:cs="Times New Roman"/>
+                <w:szCs w:val="26"/>
+              </w:rPr>
+            </w:pPr>
+            <w:r>
+              <w:rPr>
+                <w:rFonts w:cs="Times New Roman"/>
+                <w:szCs w:val="26"/>
+              </w:rPr>
+              <w:t>PB022</w:t>
+            </w:r>
+          </w:p>
+        </w:tc>
+      </w:tr>
+      <w:tr>
+        <w:tc>
+          <w:tcPr>
+            <w:tcW w:w="4675" w:type="dxa"/>
+            <w:shd w:val="clear" w:color="auto" w:fill="DEEAF6" w:themeFill="accent1" w:themeFillTint="33"/>
+          </w:tcPr>
+          <w:p>
+            <w:pPr>
+              <w:spacing w:line="360" w:lineRule="auto"/>
+              <w:rPr>
+                <w:rFonts w:cs="Times New Roman"/>
+                <w:b/>
+                <w:szCs w:val="26"/>
+              </w:rPr>
+            </w:pPr>
+            <w:r>
+              <w:rPr>
+                <w:rFonts w:cs="Times New Roman"/>
+                <w:b/>
+                <w:szCs w:val="26"/>
+              </w:rPr>
+              <w:t>Tác nhân</w:t>
+            </w:r>
+          </w:p>
+        </w:tc>
+        <w:tc>
+          <w:tcPr>
+            <w:tcW w:w="4675" w:type="dxa"/>
+            <w:shd w:val="clear" w:color="auto" w:fill="DEEAF6" w:themeFill="accent1" w:themeFillTint="33"/>
+          </w:tcPr>
+          <w:p>
+            <w:pPr>
+              <w:spacing w:line="360" w:lineRule="auto"/>
+              <w:rPr>
+                <w:rFonts w:cs="Times New Roman"/>
+                <w:szCs w:val="26"/>
+              </w:rPr>
+            </w:pPr>
+            <w:r>
+              <w:rPr>
+                <w:rFonts w:cs="Times New Roman"/>
+                <w:szCs w:val="26"/>
+              </w:rPr>
+              <w:t>Nhân viên, Admin</w:t>
+            </w:r>
+            <w:r>
+              <w:rPr>
+                <w:rFonts w:cs="Times New Roman"/>
+                <w:szCs w:val="26"/>
+              </w:rPr>
+              <w:t>,Manager</w:t>
+            </w:r>
+          </w:p>
+        </w:tc>
+      </w:tr>
+      <w:tr>
+        <w:tc>
+          <w:tcPr>
+            <w:tcW w:w="4675" w:type="dxa"/>
+            <w:shd w:val="clear" w:color="auto" w:fill="DEEAF6" w:themeFill="accent1" w:themeFillTint="33"/>
+          </w:tcPr>
+          <w:p>
+            <w:pPr>
+              <w:spacing w:line="360" w:lineRule="auto"/>
+              <w:rPr>
+                <w:rFonts w:cs="Times New Roman"/>
+                <w:b/>
+                <w:szCs w:val="26"/>
+              </w:rPr>
+            </w:pPr>
+            <w:r>
+              <w:rPr>
+                <w:rFonts w:cs="Times New Roman"/>
+                <w:b/>
+                <w:szCs w:val="26"/>
+              </w:rPr>
+              <w:t>Mô tả</w:t>
+            </w:r>
+          </w:p>
+        </w:tc>
+        <w:tc>
+          <w:tcPr>
+            <w:tcW w:w="4675" w:type="dxa"/>
+            <w:shd w:val="clear" w:color="auto" w:fill="DEEAF6" w:themeFill="accent1" w:themeFillTint="33"/>
+          </w:tcPr>
+          <w:p>
+            <w:pPr>
+              <w:spacing w:line="360" w:lineRule="auto"/>
+              <w:rPr>
+                <w:rFonts w:cs="Times New Roman"/>
+                <w:szCs w:val="26"/>
+              </w:rPr>
+            </w:pPr>
+            <w:r>
+              <w:rPr>
+                <w:rFonts w:cs="Times New Roman"/>
+                <w:szCs w:val="26"/>
+              </w:rPr>
+              <w:t>Cho phép người dùng xem được danh sách thông báo từ hệ thống</w:t>
+            </w:r>
+          </w:p>
+        </w:tc>
+      </w:tr>
+      <w:tr>
+        <w:tc>
+          <w:tcPr>
+            <w:tcW w:w="4675" w:type="dxa"/>
+          </w:tcPr>
+          <w:p>
+            <w:pPr>
+              <w:spacing w:line="360" w:lineRule="auto"/>
+              <w:rPr>
+                <w:rFonts w:cs="Times New Roman"/>
+                <w:b/>
+                <w:szCs w:val="26"/>
+              </w:rPr>
+            </w:pPr>
+            <w:r>
+              <w:rPr>
+                <w:rFonts w:cs="Times New Roman"/>
+                <w:b/>
+                <w:szCs w:val="26"/>
+              </w:rPr>
+              <w:t>Tiêu chí chấp nhận</w:t>
+            </w:r>
+          </w:p>
+        </w:tc>
+        <w:tc>
+          <w:tcPr>
+            <w:tcW w:w="4675" w:type="dxa"/>
+          </w:tcPr>
+          <w:p>
+            <w:pPr>
+              <w:keepNext/>
+              <w:spacing w:line="360" w:lineRule="auto"/>
+              <w:rPr>
+                <w:rFonts w:cs="Times New Roman"/>
+                <w:szCs w:val="26"/>
+              </w:rPr>
+            </w:pPr>
+            <w:r>
+              <w:rPr>
+                <w:rFonts w:cs="Times New Roman"/>
+                <w:szCs w:val="26"/>
+              </w:rPr>
+              <w:t xml:space="preserve">1. </w:t>
+            </w:r>
+            <w:r>
+              <w:rPr>
+                <w:rFonts w:cs="Times New Roman"/>
+                <w:szCs w:val="26"/>
+              </w:rPr>
+              <w:t xml:space="preserve">Truy cập vào </w:t>
+            </w:r>
+            <w:r>
+              <w:rPr>
+                <w:rFonts w:cs="Times New Roman"/>
+                <w:szCs w:val="26"/>
+              </w:rPr>
+              <w:t>chức năng “Thông báo”</w:t>
+            </w:r>
+          </w:p>
+          <w:p>
+            <w:pPr>
+              <w:keepNext/>
+              <w:spacing w:line="360" w:lineRule="auto"/>
+              <w:rPr>
+                <w:rFonts w:cs="Times New Roman"/>
+                <w:szCs w:val="26"/>
+              </w:rPr>
+            </w:pPr>
+            <w:r>
+              <w:rPr>
+                <w:rFonts w:cs="Times New Roman"/>
+                <w:szCs w:val="26"/>
+              </w:rPr>
+              <w:t xml:space="preserve">2. </w:t>
+            </w:r>
+            <w:r>
+              <w:rPr>
+                <w:rFonts w:cs="Times New Roman"/>
+                <w:szCs w:val="26"/>
+              </w:rPr>
+              <w:t>Hệ thống</w:t>
+            </w:r>
+            <w:r>
+              <w:rPr>
+                <w:rFonts w:cs="Times New Roman"/>
+                <w:szCs w:val="26"/>
+              </w:rPr>
+              <w:t xml:space="preserve"> hiện thị danh sách thông báo</w:t>
+            </w:r>
+            <w:r>
+              <w:rPr>
+                <w:rFonts w:cs="Times New Roman"/>
+                <w:szCs w:val="26"/>
+              </w:rPr>
+              <w:t>:</w:t>
+            </w:r>
+          </w:p>
+          <w:p>
+            <w:pPr>
+              <w:keepNext/>
+              <w:spacing w:line="360" w:lineRule="auto"/>
+              <w:rPr>
+                <w:rFonts w:cs="Times New Roman"/>
+                <w:szCs w:val="26"/>
+              </w:rPr>
+            </w:pPr>
+            <w:r>
+              <w:rPr>
+                <w:rFonts w:cs="Times New Roman"/>
+                <w:szCs w:val="26"/>
+              </w:rPr>
+              <w:t>3.</w:t>
+            </w:r>
+            <w:r>
+              <w:rPr>
+                <w:rFonts w:cs="Times New Roman"/>
+                <w:szCs w:val="26"/>
+              </w:rPr>
+              <w:t xml:space="preserve"> </w:t>
+            </w:r>
+            <w:r>
+              <w:rPr>
+                <w:rFonts w:cs="Times New Roman"/>
+                <w:szCs w:val="26"/>
+              </w:rPr>
+              <w:t>Người dùng có thể xem chi tiết thông báo</w:t>
+            </w:r>
+            <w:r>
+              <w:rPr>
+                <w:rFonts w:cs="Times New Roman"/>
+                <w:szCs w:val="26"/>
+              </w:rPr>
+              <w:t>:</w:t>
+            </w:r>
+          </w:p>
+        </w:tc>
+      </w:tr>
+      <w:tr>
+        <w:tc>
+          <w:tcPr>
+            <w:tcW w:w="4675" w:type="dxa"/>
+          </w:tcPr>
+          <w:p>
+            <w:pPr>
+              <w:spacing w:line="360" w:lineRule="auto"/>
+              <w:rPr>
+                <w:rFonts w:cs="Times New Roman"/>
+                <w:b/>
+                <w:szCs w:val="26"/>
+              </w:rPr>
+            </w:pPr>
+            <w:r>
+              <w:rPr>
+                <w:rFonts w:cs="Times New Roman"/>
+                <w:b/>
+                <w:szCs w:val="26"/>
+              </w:rPr>
+              <w:t>Điều kiện trước</w:t>
+            </w:r>
+          </w:p>
+        </w:tc>
+        <w:tc>
+          <w:tcPr>
+            <w:tcW w:w="4675" w:type="dxa"/>
+          </w:tcPr>
+          <w:p>
+            <w:pPr>
+              <w:spacing w:line="360" w:lineRule="auto"/>
+              <w:rPr>
+                <w:rFonts w:cs="Times New Roman"/>
+                <w:szCs w:val="26"/>
+              </w:rPr>
+            </w:pPr>
+            <w:r>
+              <w:rPr>
+                <w:rFonts w:cs="Times New Roman"/>
+                <w:szCs w:val="26"/>
+              </w:rPr>
+              <w:t>- Người dùng đã đăng nhập vào hệ thống</w:t>
+            </w:r>
+          </w:p>
+          <w:p>
+            <w:pPr>
+              <w:spacing w:line="360" w:lineRule="auto"/>
+              <w:rPr>
+                <w:rFonts w:cs="Times New Roman"/>
+                <w:szCs w:val="26"/>
+              </w:rPr>
+            </w:pPr>
+            <w:r>
+              <w:rPr>
+                <w:rFonts w:cs="Times New Roman"/>
+                <w:szCs w:val="26"/>
+              </w:rPr>
+              <w:lastRenderedPageBreak/>
+              <w:t>- Tài khoản đang tồn tại và hoạt động</w:t>
+            </w:r>
+          </w:p>
+        </w:tc>
+      </w:tr>
+      <w:tr>
+        <w:tc>
+          <w:tcPr>
+            <w:tcW w:w="4675" w:type="dxa"/>
+          </w:tcPr>
+          <w:p>
+            <w:pPr>
+              <w:spacing w:line="360" w:lineRule="auto"/>
+              <w:rPr>
+                <w:rFonts w:cs="Times New Roman"/>
+                <w:b/>
+                <w:szCs w:val="26"/>
+              </w:rPr>
+            </w:pPr>
+            <w:r>
+              <w:rPr>
+                <w:rFonts w:cs="Times New Roman"/>
+                <w:b/>
+                <w:szCs w:val="26"/>
+              </w:rPr>
+              <w:lastRenderedPageBreak/>
+              <w:t>Điều kiện sau</w:t>
+            </w:r>
+          </w:p>
+        </w:tc>
+        <w:tc>
+          <w:tcPr>
+            <w:tcW w:w="4675" w:type="dxa"/>
+          </w:tcPr>
+          <w:p>
+            <w:pPr>
+              <w:spacing w:line="360" w:lineRule="auto"/>
+              <w:rPr>
+                <w:rFonts w:cs="Times New Roman"/>
+                <w:szCs w:val="26"/>
+              </w:rPr>
+            </w:pPr>
+            <w:r>
+              <w:rPr>
+                <w:rFonts w:cs="Times New Roman"/>
+                <w:szCs w:val="26"/>
+              </w:rPr>
+              <w:t>- Trạng thái thông báo được cập nhật</w:t>
+            </w:r>
+          </w:p>
+          <w:p>
+            <w:pPr>
+              <w:spacing w:line="360" w:lineRule="auto"/>
+              <w:rPr>
+                <w:rFonts w:cs="Times New Roman"/>
+                <w:szCs w:val="26"/>
+              </w:rPr>
+            </w:pPr>
+            <w:r>
+              <w:rPr>
+                <w:rFonts w:cs="Times New Roman"/>
+                <w:szCs w:val="26"/>
+              </w:rPr>
+              <w:t>- Người dùng nắm được nội dung thông báo</w:t>
+            </w:r>
+          </w:p>
+        </w:tc>
+      </w:tr>
+    </w:tbl>
+    <w:p>
+      <w:pPr>
+        <w:rPr>
+          <w:b/>
+        </w:rPr>
+      </w:pPr>
+    </w:p>
+    <w:p>
+      <w:pPr>
+        <w:pStyle w:val="Heading3"/>
+        <w:spacing w:before="0" w:after="0" w:line="360" w:lineRule="auto"/>
+        <w:rPr>
+          <w:rFonts w:eastAsia="Calibri" w:cs="Times New Roman"/>
+          <w:szCs w:val="26"/>
+        </w:rPr>
+      </w:pPr>
+      <w:r>
+        <w:rPr>
+          <w:rFonts w:cs="Times New Roman"/>
+          <w:szCs w:val="26"/>
+        </w:rPr>
+        <w:t xml:space="preserve">2.1.23 PB23 – </w:t>
+      </w:r>
+      <w:r>
+        <w:rPr>
+          <w:rFonts w:eastAsia="Calibri" w:cs="Times New Roman"/>
+          <w:szCs w:val="26"/>
+        </w:rPr>
+        <w:t>Hợp đồng cá nhân</w:t>
+      </w:r>
+    </w:p>
+    <w:tbl>
+      <w:tblPr>
+        <w:tblStyle w:val="TableGrid"/>
+        <w:tblW w:w="0" w:type="auto"/>
+        <w:tblLook w:val="04A0" w:firstRow="1" w:lastRow="0" w:firstColumn="1" w:lastColumn="0" w:noHBand="0" w:noVBand="1"/>
+      </w:tblPr>
+      <w:tblGrid>
+        <w:gridCol w:w="4675"/>
+        <w:gridCol w:w="4675"/>
+      </w:tblGrid>
+      <w:tr>
+        <w:tc>
+          <w:tcPr>
+            <w:tcW w:w="4675" w:type="dxa"/>
+            <w:shd w:val="clear" w:color="auto" w:fill="DEEAF6" w:themeFill="accent1" w:themeFillTint="33"/>
+          </w:tcPr>
+          <w:p>
+            <w:pPr>
+              <w:spacing w:line="360" w:lineRule="auto"/>
+              <w:rPr>
+                <w:rFonts w:cs="Times New Roman"/>
+                <w:b/>
+                <w:szCs w:val="26"/>
+              </w:rPr>
+            </w:pPr>
+            <w:r>
+              <w:rPr>
+                <w:rFonts w:cs="Times New Roman"/>
+                <w:b/>
+                <w:szCs w:val="26"/>
+              </w:rPr>
+              <w:t>ID</w:t>
+            </w:r>
+          </w:p>
+        </w:tc>
+        <w:tc>
+          <w:tcPr>
+            <w:tcW w:w="4675" w:type="dxa"/>
+            <w:shd w:val="clear" w:color="auto" w:fill="DEEAF6" w:themeFill="accent1" w:themeFillTint="33"/>
+          </w:tcPr>
+          <w:p>
+            <w:pPr>
+              <w:spacing w:line="360" w:lineRule="auto"/>
+              <w:rPr>
+                <w:rFonts w:cs="Times New Roman"/>
+                <w:szCs w:val="26"/>
+              </w:rPr>
+            </w:pPr>
+            <w:r>
+              <w:rPr>
+                <w:rFonts w:cs="Times New Roman"/>
+                <w:szCs w:val="26"/>
+              </w:rPr>
+              <w:t>PB01</w:t>
+            </w:r>
+          </w:p>
+        </w:tc>
+      </w:tr>
+      <w:tr>
+        <w:tc>
+          <w:tcPr>
+            <w:tcW w:w="4675" w:type="dxa"/>
+            <w:shd w:val="clear" w:color="auto" w:fill="DEEAF6" w:themeFill="accent1" w:themeFillTint="33"/>
+          </w:tcPr>
+          <w:p>
+            <w:pPr>
+              <w:spacing w:line="360" w:lineRule="auto"/>
+              <w:rPr>
+                <w:rFonts w:cs="Times New Roman"/>
+                <w:b/>
+                <w:szCs w:val="26"/>
+              </w:rPr>
+            </w:pPr>
+            <w:r>
+              <w:rPr>
+                <w:rFonts w:cs="Times New Roman"/>
+                <w:b/>
+                <w:szCs w:val="26"/>
+              </w:rPr>
+              <w:t>Tác nhân</w:t>
+            </w:r>
+          </w:p>
+        </w:tc>
+        <w:tc>
+          <w:tcPr>
+            <w:tcW w:w="4675" w:type="dxa"/>
+            <w:shd w:val="clear" w:color="auto" w:fill="DEEAF6" w:themeFill="accent1" w:themeFillTint="33"/>
+          </w:tcPr>
+          <w:p>
+            <w:pPr>
+              <w:spacing w:line="360" w:lineRule="auto"/>
+              <w:rPr>
+                <w:rFonts w:cs="Times New Roman"/>
+                <w:szCs w:val="26"/>
+              </w:rPr>
+            </w:pPr>
+            <w:r>
+              <w:rPr>
+                <w:rFonts w:cs="Times New Roman"/>
+                <w:szCs w:val="26"/>
+              </w:rPr>
+              <w:t>Nhân viên</w:t>
+            </w:r>
+          </w:p>
+        </w:tc>
+      </w:tr>
+      <w:tr>
+        <w:tc>
+          <w:tcPr>
+            <w:tcW w:w="4675" w:type="dxa"/>
+            <w:shd w:val="clear" w:color="auto" w:fill="DEEAF6" w:themeFill="accent1" w:themeFillTint="33"/>
+          </w:tcPr>
+          <w:p>
+            <w:pPr>
+              <w:spacing w:line="360" w:lineRule="auto"/>
+              <w:rPr>
+                <w:rFonts w:cs="Times New Roman"/>
+                <w:b/>
+                <w:szCs w:val="26"/>
+              </w:rPr>
+            </w:pPr>
+            <w:r>
+              <w:rPr>
+                <w:rFonts w:cs="Times New Roman"/>
+                <w:b/>
+                <w:szCs w:val="26"/>
+              </w:rPr>
+              <w:t>Mô tả</w:t>
+            </w:r>
+          </w:p>
+        </w:tc>
+        <w:tc>
+          <w:tcPr>
+            <w:tcW w:w="4675" w:type="dxa"/>
+            <w:shd w:val="clear" w:color="auto" w:fill="DEEAF6" w:themeFill="accent1" w:themeFillTint="33"/>
+          </w:tcPr>
+          <w:p>
+            <w:pPr>
+              <w:spacing w:line="360" w:lineRule="auto"/>
+              <w:rPr>
+                <w:rFonts w:cs="Times New Roman"/>
+                <w:szCs w:val="26"/>
+              </w:rPr>
+            </w:pPr>
+            <w:r>
+              <w:rPr>
+                <w:rFonts w:cs="Times New Roman"/>
+                <w:szCs w:val="26"/>
+              </w:rPr>
+              <w:t>Cho phép người dùng thay đổi mật khẩu sau khi đăng nhập vào hệ thống.</w:t>
+            </w:r>
+          </w:p>
+        </w:tc>
+      </w:tr>
+      <w:tr>
+        <w:tc>
+          <w:tcPr>
+            <w:tcW w:w="4675" w:type="dxa"/>
+          </w:tcPr>
+          <w:p>
+            <w:pPr>
+              <w:spacing w:line="360" w:lineRule="auto"/>
+              <w:rPr>
+                <w:rFonts w:cs="Times New Roman"/>
+                <w:b/>
+                <w:szCs w:val="26"/>
+              </w:rPr>
+            </w:pPr>
+            <w:r>
+              <w:rPr>
+                <w:rFonts w:cs="Times New Roman"/>
+                <w:b/>
+                <w:szCs w:val="26"/>
+              </w:rPr>
+              <w:t>Tiêu chí chấp nhận</w:t>
+            </w:r>
+          </w:p>
+        </w:tc>
+        <w:tc>
+          <w:tcPr>
+            <w:tcW w:w="4675" w:type="dxa"/>
+          </w:tcPr>
+          <w:p>
+            <w:pPr>
+              <w:keepNext/>
+              <w:spacing w:line="360" w:lineRule="auto"/>
+              <w:rPr>
+                <w:rFonts w:cs="Times New Roman"/>
+                <w:szCs w:val="26"/>
+              </w:rPr>
+            </w:pPr>
+            <w:r>
+              <w:rPr>
+                <w:rFonts w:cs="Times New Roman"/>
+                <w:szCs w:val="26"/>
+              </w:rPr>
+              <w:t xml:space="preserve">1. </w:t>
+            </w:r>
+            <w:r>
+              <w:rPr>
+                <w:rFonts w:cs="Times New Roman"/>
+                <w:szCs w:val="26"/>
+              </w:rPr>
+              <w:t xml:space="preserve">Truy cập vào </w:t>
+            </w:r>
+            <w:r>
+              <w:rPr>
+                <w:rFonts w:cs="Times New Roman"/>
+                <w:szCs w:val="26"/>
+              </w:rPr>
+              <w:t>chức năng “Hợp đồng cá nhân”</w:t>
+            </w:r>
+          </w:p>
+          <w:p>
+            <w:pPr>
+              <w:keepNext/>
+              <w:spacing w:line="360" w:lineRule="auto"/>
+              <w:rPr>
+                <w:rFonts w:cs="Times New Roman"/>
+                <w:szCs w:val="26"/>
+              </w:rPr>
+            </w:pPr>
+            <w:r>
+              <w:rPr>
+                <w:rFonts w:cs="Times New Roman"/>
+                <w:szCs w:val="26"/>
+              </w:rPr>
+              <w:t xml:space="preserve">2. </w:t>
+            </w:r>
+            <w:r>
+              <w:rPr>
+                <w:rFonts w:cs="Times New Roman"/>
+                <w:szCs w:val="26"/>
+              </w:rPr>
+              <w:t>Hệ thống</w:t>
+            </w:r>
+            <w:r>
+              <w:rPr>
+                <w:rFonts w:cs="Times New Roman"/>
+                <w:szCs w:val="26"/>
+              </w:rPr>
+              <w:t xml:space="preserve"> hiện thị tất cả hợp đồng cá nhân</w:t>
+            </w:r>
+            <w:r>
+              <w:rPr>
+                <w:rFonts w:cs="Times New Roman"/>
+                <w:szCs w:val="26"/>
+              </w:rPr>
+              <w:t>:</w:t>
+            </w:r>
+          </w:p>
+          <w:p>
+            <w:pPr>
+              <w:keepNext/>
+              <w:spacing w:line="360" w:lineRule="auto"/>
+              <w:rPr>
+                <w:rFonts w:cs="Times New Roman"/>
+                <w:szCs w:val="26"/>
+              </w:rPr>
+            </w:pPr>
+            <w:r>
+              <w:rPr>
+                <w:rFonts w:cs="Times New Roman"/>
+                <w:szCs w:val="26"/>
+              </w:rPr>
+              <w:t>3.</w:t>
+            </w:r>
+            <w:r>
+              <w:rPr>
+                <w:rFonts w:cs="Times New Roman"/>
+                <w:szCs w:val="26"/>
+              </w:rPr>
+              <w:t xml:space="preserve"> </w:t>
+            </w:r>
+            <w:r>
+              <w:rPr>
+                <w:rFonts w:cs="Times New Roman"/>
+                <w:szCs w:val="26"/>
+              </w:rPr>
+              <w:t>Người dùng có thể</w:t>
+            </w:r>
+            <w:bookmarkStart w:id="36" w:name="_GoBack"/>
+            <w:bookmarkEnd w:id="36"/>
+            <w:r>
+              <w:rPr>
+                <w:rFonts w:cs="Times New Roman"/>
+                <w:szCs w:val="26"/>
+              </w:rPr>
+              <w:t>:</w:t>
+            </w:r>
+          </w:p>
+          <w:p>
+            <w:pPr>
+              <w:spacing w:line="360" w:lineRule="auto"/>
+              <w:rPr>
+                <w:rFonts w:cs="Times New Roman"/>
+                <w:szCs w:val="26"/>
+              </w:rPr>
+            </w:pPr>
+            <w:r>
+              <w:rPr>
+                <w:rFonts w:cs="Times New Roman"/>
+                <w:szCs w:val="26"/>
+              </w:rPr>
+              <w:t xml:space="preserve">   3.1 xem chi tiết hợp đồng</w:t>
+            </w:r>
+          </w:p>
+          <w:p>
+            <w:pPr>
+              <w:spacing w:line="360" w:lineRule="auto"/>
+              <w:rPr>
+                <w:rFonts w:cs="Times New Roman"/>
+                <w:szCs w:val="26"/>
+              </w:rPr>
+            </w:pPr>
+            <w:r>
+              <w:rPr>
+                <w:rFonts w:cs="Times New Roman"/>
+                <w:szCs w:val="26"/>
+              </w:rPr>
+              <w:t xml:space="preserve">   3.2 tải xuống hợp đồng</w:t>
+            </w:r>
+          </w:p>
+        </w:tc>
+      </w:tr>
+      <w:tr>
+        <w:tc>
+          <w:tcPr>
+            <w:tcW w:w="4675" w:type="dxa"/>
+          </w:tcPr>
+          <w:p>
+            <w:pPr>
+              <w:spacing w:line="360" w:lineRule="auto"/>
+              <w:rPr>
+                <w:rFonts w:cs="Times New Roman"/>
+                <w:b/>
+                <w:szCs w:val="26"/>
+              </w:rPr>
+            </w:pPr>
+            <w:r>
+              <w:rPr>
+                <w:rFonts w:cs="Times New Roman"/>
+                <w:b/>
+                <w:szCs w:val="26"/>
+              </w:rPr>
+              <w:t>Điều kiện trước</w:t>
+            </w:r>
+          </w:p>
+        </w:tc>
+        <w:tc>
+          <w:tcPr>
+            <w:tcW w:w="4675" w:type="dxa"/>
+          </w:tcPr>
+          <w:p>
+            <w:pPr>
+              <w:spacing w:line="360" w:lineRule="auto"/>
+              <w:rPr>
+                <w:rFonts w:cs="Times New Roman"/>
+                <w:szCs w:val="26"/>
+              </w:rPr>
+            </w:pPr>
+            <w:r>
+              <w:rPr>
+                <w:rFonts w:cs="Times New Roman"/>
+                <w:szCs w:val="26"/>
+              </w:rPr>
+              <w:t>- Người dùng đã đăng nhập vào hệ thống</w:t>
+            </w:r>
+          </w:p>
+          <w:p>
+            <w:pPr>
+              <w:spacing w:line="360" w:lineRule="auto"/>
+              <w:rPr>
+                <w:rFonts w:cs="Times New Roman"/>
+                <w:szCs w:val="26"/>
+              </w:rPr>
+            </w:pPr>
+            <w:r>
+              <w:rPr>
+                <w:rFonts w:cs="Times New Roman"/>
+                <w:szCs w:val="26"/>
+              </w:rPr>
+              <w:t>- Tài khoản đang tồn tại và hoạt động</w:t>
+            </w:r>
+          </w:p>
+          <w:p>
+            <w:pPr>
+              <w:spacing w:line="360" w:lineRule="auto"/>
+              <w:rPr>
+                <w:rFonts w:cs="Times New Roman"/>
+                <w:szCs w:val="26"/>
+              </w:rPr>
+            </w:pPr>
+          </w:p>
+        </w:tc>
+      </w:tr>
+      <w:tr>
+        <w:tc>
+          <w:tcPr>
+            <w:tcW w:w="4675" w:type="dxa"/>
+          </w:tcPr>
+          <w:p>
+            <w:pPr>
+              <w:spacing w:line="360" w:lineRule="auto"/>
+              <w:rPr>
+                <w:rFonts w:cs="Times New Roman"/>
+                <w:b/>
+                <w:szCs w:val="26"/>
+              </w:rPr>
+            </w:pPr>
+            <w:r>
+              <w:rPr>
+                <w:rFonts w:cs="Times New Roman"/>
+                <w:b/>
+                <w:szCs w:val="26"/>
+              </w:rPr>
+              <w:t>Điều kiện sau</w:t>
+            </w:r>
+          </w:p>
+        </w:tc>
+        <w:tc>
+          <w:tcPr>
+            <w:tcW w:w="4675" w:type="dxa"/>
+          </w:tcPr>
+          <w:p>
+            <w:pPr>
+              <w:spacing w:line="360" w:lineRule="auto"/>
+              <w:rPr>
+                <w:rFonts w:cs="Times New Roman"/>
+                <w:szCs w:val="26"/>
+              </w:rPr>
+            </w:pPr>
+            <w:r>
+              <w:rPr>
+                <w:rFonts w:cs="Times New Roman"/>
+                <w:szCs w:val="26"/>
+              </w:rPr>
+              <w:t>- Không thay đổi dữ liệu</w:t>
+            </w:r>
+          </w:p>
+          <w:p>
+            <w:pPr>
+              <w:spacing w:line="360" w:lineRule="auto"/>
+              <w:rPr>
+                <w:rFonts w:cs="Times New Roman"/>
+                <w:szCs w:val="26"/>
+              </w:rPr>
+            </w:pPr>
+            <w:r>
+              <w:rPr>
+                <w:rFonts w:cs="Times New Roman"/>
+                <w:szCs w:val="26"/>
+              </w:rPr>
+              <w:t>- Người dùng chỉ có thể xem được hợp đồng của cá nhân</w:t>
+            </w:r>
+          </w:p>
+        </w:tc>
+      </w:tr>
+    </w:tbl>
     <w:p/>
     <w:p/>
     <w:p/>
@@ -18817,6 +21992,7 @@
         <w:rPr>
           <w:rFonts w:cs="Times New Roman"/>
         </w:rPr>
+        <w:lastRenderedPageBreak/>
         <w:t>2.</w:t>
       </w:r>
       <w:r>
@@ -19404,7 +22580,6 @@
                 <w:rFonts w:cs="Times New Roman"/>
                 <w:szCs w:val="26"/>
               </w:rPr>
-              <w:lastRenderedPageBreak/>
               <w:t>PB01</w:t>
             </w:r>
           </w:p>
@@ -20035,6 +23210,7 @@
                 <w:rFonts w:cs="Times New Roman"/>
                 <w:szCs w:val="26"/>
               </w:rPr>
+              <w:lastRenderedPageBreak/>
               <w:t>PB09</w:t>
             </w:r>
           </w:p>
@@ -20622,7 +23798,6 @@
                 <w:szCs w:val="26"/>
                 <w:lang w:val="vi-VN"/>
               </w:rPr>
-              <w:lastRenderedPageBreak/>
               <w:t>PB</w:t>
             </w:r>
             <w:r>
@@ -21194,6 +24369,7 @@
               <w:rPr>
                 <w:rFonts w:cs="Times New Roman"/>
               </w:rPr>
+              <w:lastRenderedPageBreak/>
               <w:t>Sprirnt 2</w:t>
             </w:r>
           </w:p>
@@ -21518,7 +24694,7 @@
           <w:rPr>
             <w:noProof/>
           </w:rPr>
-          <w:t>6</w:t>
+          <w:t>27</w:t>
         </w:r>
         <w:r>
           <w:rPr>
@@ -21568,6 +24744,119 @@
 <file path=word/numbering.xml><?xml version="1.0" encoding="utf-8"?>
 <w:numbering xmlns:wpc="http://schemas.microsoft.com/office/word/2010/wordprocessingCanvas" xmlns:cx="http://schemas.microsoft.com/office/drawing/2014/chartex" xmlns:mc="http://schemas.openxmlformats.org/markup-compatibility/2006" xmlns:o="urn:schemas-microsoft-com:office:office" xmlns:r="http://schemas.openxmlformats.org/officeDocument/2006/relationships" xmlns:m="http://schemas.openxmlformats.org/officeDocument/2006/math" xmlns:v="urn:schemas-microsoft-com:vml" xmlns:wp14="http://schemas.microsoft.com/office/word/2010/wordprocessingDrawing" xmlns:wp="http://schemas.openxmlformats.org/drawingml/2006/wordprocessingDrawing" xmlns:w10="urn:schemas-microsoft-com:office:word" xmlns:w="http://schemas.openxmlformats.org/wordprocessingml/2006/main" xmlns:w14="http://schemas.microsoft.com/office/word/2010/wordml" xmlns:w15="http://schemas.microsoft.com/office/word/2012/wordml" xmlns:w16se="http://schemas.microsoft.com/office/word/2015/wordml/symex" xmlns:wpg="http://schemas.microsoft.com/office/word/2010/wordprocessingGroup" xmlns:wpi="http://schemas.microsoft.com/office/word/2010/wordprocessingInk" xmlns:wne="http://schemas.microsoft.com/office/word/2006/wordml" xmlns:wps="http://schemas.microsoft.com/office/word/2010/wordprocessingShape" mc:Ignorable="w14 w15 w16se wp14">
   <w:abstractNum w:abstractNumId="0" w15:restartNumberingAfterBreak="0">
+    <w:nsid w:val="013C0B32"/>
+    <w:multiLevelType w:val="hybridMultilevel"/>
+    <w:tmpl w:val="E69EC20E"/>
+    <w:lvl w:ilvl="0" w:tplc="8E98CAEC">
+      <w:start w:val="5"/>
+      <w:numFmt w:val="bullet"/>
+      <w:lvlText w:val="-"/>
+      <w:lvlJc w:val="left"/>
+      <w:pPr>
+        <w:ind w:left="720" w:hanging="360"/>
+      </w:pPr>
+      <w:rPr>
+        <w:rFonts w:ascii="Times New Roman" w:eastAsiaTheme="minorHAnsi" w:hAnsi="Times New Roman" w:cs="Times New Roman" w:hint="default"/>
+      </w:rPr>
+    </w:lvl>
+    <w:lvl w:ilvl="1" w:tplc="04090003">
+      <w:start w:val="1"/>
+      <w:numFmt w:val="bullet"/>
+      <w:lvlText w:val="o"/>
+      <w:lvlJc w:val="left"/>
+      <w:pPr>
+        <w:ind w:left="1440" w:hanging="360"/>
+      </w:pPr>
+      <w:rPr>
+        <w:rFonts w:ascii="Courier New" w:hAnsi="Courier New" w:cs="Courier New" w:hint="default"/>
+      </w:rPr>
+    </w:lvl>
+    <w:lvl w:ilvl="2" w:tplc="04090005">
+      <w:start w:val="1"/>
+      <w:numFmt w:val="bullet"/>
+      <w:lvlText w:val=""/>
+      <w:lvlJc w:val="left"/>
+      <w:pPr>
+        <w:ind w:left="2160" w:hanging="360"/>
+      </w:pPr>
+      <w:rPr>
+        <w:rFonts w:ascii="Wingdings" w:hAnsi="Wingdings" w:hint="default"/>
+      </w:rPr>
+    </w:lvl>
+    <w:lvl w:ilvl="3" w:tplc="04090001">
+      <w:start w:val="1"/>
+      <w:numFmt w:val="bullet"/>
+      <w:lvlText w:val=""/>
+      <w:lvlJc w:val="left"/>
+      <w:pPr>
+        <w:ind w:left="2880" w:hanging="360"/>
+      </w:pPr>
+      <w:rPr>
+        <w:rFonts w:ascii="Symbol" w:hAnsi="Symbol" w:hint="default"/>
+      </w:rPr>
+    </w:lvl>
+    <w:lvl w:ilvl="4" w:tplc="04090003">
+      <w:start w:val="1"/>
+      <w:numFmt w:val="bullet"/>
+      <w:lvlText w:val="o"/>
+      <w:lvlJc w:val="left"/>
+      <w:pPr>
+        <w:ind w:left="3600" w:hanging="360"/>
+      </w:pPr>
+      <w:rPr>
+        <w:rFonts w:ascii="Courier New" w:hAnsi="Courier New" w:cs="Courier New" w:hint="default"/>
+      </w:rPr>
+    </w:lvl>
+    <w:lvl w:ilvl="5" w:tplc="04090005">
+      <w:start w:val="1"/>
+      <w:numFmt w:val="bullet"/>
+      <w:lvlText w:val=""/>
+      <w:lvlJc w:val="left"/>
+      <w:pPr>
+        <w:ind w:left="4320" w:hanging="360"/>
+      </w:pPr>
+      <w:rPr>
+        <w:rFonts w:ascii="Wingdings" w:hAnsi="Wingdings" w:hint="default"/>
+      </w:rPr>
+    </w:lvl>
+    <w:lvl w:ilvl="6" w:tplc="04090001">
+      <w:start w:val="1"/>
+      <w:numFmt w:val="bullet"/>
+      <w:lvlText w:val=""/>
+      <w:lvlJc w:val="left"/>
+      <w:pPr>
+        <w:ind w:left="5040" w:hanging="360"/>
+      </w:pPr>
+      <w:rPr>
+        <w:rFonts w:ascii="Symbol" w:hAnsi="Symbol" w:hint="default"/>
+      </w:rPr>
+    </w:lvl>
+    <w:lvl w:ilvl="7" w:tplc="04090003">
+      <w:start w:val="1"/>
+      <w:numFmt w:val="bullet"/>
+      <w:lvlText w:val="o"/>
+      <w:lvlJc w:val="left"/>
+      <w:pPr>
+        <w:ind w:left="5760" w:hanging="360"/>
+      </w:pPr>
+      <w:rPr>
+        <w:rFonts w:ascii="Courier New" w:hAnsi="Courier New" w:cs="Courier New" w:hint="default"/>
+      </w:rPr>
+    </w:lvl>
+    <w:lvl w:ilvl="8" w:tplc="04090005">
+      <w:start w:val="1"/>
+      <w:numFmt w:val="bullet"/>
+      <w:lvlText w:val=""/>
+      <w:lvlJc w:val="left"/>
+      <w:pPr>
+        <w:ind w:left="6480" w:hanging="360"/>
+      </w:pPr>
+      <w:rPr>
+        <w:rFonts w:ascii="Wingdings" w:hAnsi="Wingdings" w:hint="default"/>
+      </w:rPr>
+    </w:lvl>
+  </w:abstractNum>
+  <w:abstractNum w:abstractNumId="1" w15:restartNumberingAfterBreak="0">
     <w:nsid w:val="01FE14D4"/>
     <w:multiLevelType w:val="multilevel"/>
     <w:tmpl w:val="7900884E"/>
@@ -21689,7 +24978,7 @@
       </w:rPr>
     </w:lvl>
   </w:abstractNum>
-  <w:abstractNum w:abstractNumId="1" w15:restartNumberingAfterBreak="0">
+  <w:abstractNum w:abstractNumId="2" w15:restartNumberingAfterBreak="0">
     <w:nsid w:val="0300459A"/>
     <w:multiLevelType w:val="hybridMultilevel"/>
     <w:tmpl w:val="FCA02F22"/>
@@ -21803,7 +25092,7 @@
       </w:rPr>
     </w:lvl>
   </w:abstractNum>
-  <w:abstractNum w:abstractNumId="2" w15:restartNumberingAfterBreak="0">
+  <w:abstractNum w:abstractNumId="3" w15:restartNumberingAfterBreak="0">
     <w:nsid w:val="118A7D0D"/>
     <w:multiLevelType w:val="hybridMultilevel"/>
     <w:tmpl w:val="B3068078"/>
@@ -21917,7 +25206,7 @@
       </w:rPr>
     </w:lvl>
   </w:abstractNum>
-  <w:abstractNum w:abstractNumId="3" w15:restartNumberingAfterBreak="0">
+  <w:abstractNum w:abstractNumId="4" w15:restartNumberingAfterBreak="0">
     <w:nsid w:val="1B02626E"/>
     <w:multiLevelType w:val="hybridMultilevel"/>
     <w:tmpl w:val="8EEEBE0C"/>
@@ -22030,7 +25319,7 @@
       </w:rPr>
     </w:lvl>
   </w:abstractNum>
-  <w:abstractNum w:abstractNumId="4" w15:restartNumberingAfterBreak="0">
+  <w:abstractNum w:abstractNumId="5" w15:restartNumberingAfterBreak="0">
     <w:nsid w:val="20215AAF"/>
     <w:multiLevelType w:val="hybridMultilevel"/>
     <w:tmpl w:val="6F3602D4"/>
@@ -22116,7 +25405,7 @@
       </w:pPr>
     </w:lvl>
   </w:abstractNum>
-  <w:abstractNum w:abstractNumId="5" w15:restartNumberingAfterBreak="0">
+  <w:abstractNum w:abstractNumId="6" w15:restartNumberingAfterBreak="0">
     <w:nsid w:val="22984E17"/>
     <w:multiLevelType w:val="hybridMultilevel"/>
     <w:tmpl w:val="0CEE7052"/>
@@ -22229,7 +25518,7 @@
       </w:rPr>
     </w:lvl>
   </w:abstractNum>
-  <w:abstractNum w:abstractNumId="6" w15:restartNumberingAfterBreak="0">
+  <w:abstractNum w:abstractNumId="7" w15:restartNumberingAfterBreak="0">
     <w:nsid w:val="277618AC"/>
     <w:multiLevelType w:val="multilevel"/>
     <w:tmpl w:val="5F022972"/>
@@ -22342,7 +25631,7 @@
       </w:rPr>
     </w:lvl>
   </w:abstractNum>
-  <w:abstractNum w:abstractNumId="7" w15:restartNumberingAfterBreak="0">
+  <w:abstractNum w:abstractNumId="8" w15:restartNumberingAfterBreak="0">
     <w:nsid w:val="27B626F8"/>
     <w:multiLevelType w:val="hybridMultilevel"/>
     <w:tmpl w:val="B754A778"/>
@@ -22455,7 +25744,7 @@
       </w:rPr>
     </w:lvl>
   </w:abstractNum>
-  <w:abstractNum w:abstractNumId="8" w15:restartNumberingAfterBreak="0">
+  <w:abstractNum w:abstractNumId="9" w15:restartNumberingAfterBreak="0">
     <w:nsid w:val="30C9565F"/>
     <w:multiLevelType w:val="hybridMultilevel"/>
     <w:tmpl w:val="7CC64910"/>
@@ -22569,7 +25858,7 @@
       </w:rPr>
     </w:lvl>
   </w:abstractNum>
-  <w:abstractNum w:abstractNumId="9" w15:restartNumberingAfterBreak="0">
+  <w:abstractNum w:abstractNumId="10" w15:restartNumberingAfterBreak="0">
     <w:nsid w:val="37D777C4"/>
     <w:multiLevelType w:val="hybridMultilevel"/>
     <w:tmpl w:val="EF482F3C"/>
@@ -22655,7 +25944,7 @@
       </w:pPr>
     </w:lvl>
   </w:abstractNum>
-  <w:abstractNum w:abstractNumId="10" w15:restartNumberingAfterBreak="0">
+  <w:abstractNum w:abstractNumId="11" w15:restartNumberingAfterBreak="0">
     <w:nsid w:val="42ED4302"/>
     <w:multiLevelType w:val="multilevel"/>
     <w:tmpl w:val="322086C8"/>
@@ -22777,7 +26066,7 @@
       </w:rPr>
     </w:lvl>
   </w:abstractNum>
-  <w:abstractNum w:abstractNumId="11" w15:restartNumberingAfterBreak="0">
+  <w:abstractNum w:abstractNumId="12" w15:restartNumberingAfterBreak="0">
     <w:nsid w:val="471F361C"/>
     <w:multiLevelType w:val="hybridMultilevel"/>
     <w:tmpl w:val="1FFC5CE8"/>
@@ -22891,7 +26180,7 @@
       </w:rPr>
     </w:lvl>
   </w:abstractNum>
-  <w:abstractNum w:abstractNumId="12" w15:restartNumberingAfterBreak="0">
+  <w:abstractNum w:abstractNumId="13" w15:restartNumberingAfterBreak="0">
     <w:nsid w:val="57604BD4"/>
     <w:multiLevelType w:val="hybridMultilevel"/>
     <w:tmpl w:val="8DEE4956"/>
@@ -23004,7 +26293,7 @@
       </w:rPr>
     </w:lvl>
   </w:abstractNum>
-  <w:abstractNum w:abstractNumId="13" w15:restartNumberingAfterBreak="0">
+  <w:abstractNum w:abstractNumId="14" w15:restartNumberingAfterBreak="0">
     <w:nsid w:val="5E8D1B7F"/>
     <w:multiLevelType w:val="hybridMultilevel"/>
     <w:tmpl w:val="0D408D18"/>
@@ -23117,7 +26406,7 @@
       </w:rPr>
     </w:lvl>
   </w:abstractNum>
-  <w:abstractNum w:abstractNumId="14" w15:restartNumberingAfterBreak="0">
+  <w:abstractNum w:abstractNumId="15" w15:restartNumberingAfterBreak="0">
     <w:nsid w:val="6278583B"/>
     <w:multiLevelType w:val="hybridMultilevel"/>
     <w:tmpl w:val="21340A60"/>
@@ -23207,7 +26496,7 @@
       </w:pPr>
     </w:lvl>
   </w:abstractNum>
-  <w:abstractNum w:abstractNumId="15" w15:restartNumberingAfterBreak="0">
+  <w:abstractNum w:abstractNumId="16" w15:restartNumberingAfterBreak="0">
     <w:nsid w:val="634B0F7F"/>
     <w:multiLevelType w:val="hybridMultilevel"/>
     <w:tmpl w:val="5A4EDEC2"/>
@@ -23296,7 +26585,7 @@
       </w:pPr>
     </w:lvl>
   </w:abstractNum>
-  <w:abstractNum w:abstractNumId="16" w15:restartNumberingAfterBreak="0">
+  <w:abstractNum w:abstractNumId="17" w15:restartNumberingAfterBreak="0">
     <w:nsid w:val="66D249E3"/>
     <w:multiLevelType w:val="hybridMultilevel"/>
     <w:tmpl w:val="7A3A8F74"/>
@@ -23410,7 +26699,7 @@
       </w:rPr>
     </w:lvl>
   </w:abstractNum>
-  <w:abstractNum w:abstractNumId="17" w15:restartNumberingAfterBreak="0">
+  <w:abstractNum w:abstractNumId="18" w15:restartNumberingAfterBreak="0">
     <w:nsid w:val="6BC8234C"/>
     <w:multiLevelType w:val="hybridMultilevel"/>
     <w:tmpl w:val="BFA257AE"/>
@@ -23500,7 +26789,7 @@
       </w:pPr>
     </w:lvl>
   </w:abstractNum>
-  <w:abstractNum w:abstractNumId="18" w15:restartNumberingAfterBreak="0">
+  <w:abstractNum w:abstractNumId="19" w15:restartNumberingAfterBreak="0">
     <w:nsid w:val="6C055CFC"/>
     <w:multiLevelType w:val="hybridMultilevel"/>
     <w:tmpl w:val="F356B6FC"/>
@@ -23613,7 +26902,7 @@
       </w:rPr>
     </w:lvl>
   </w:abstractNum>
-  <w:abstractNum w:abstractNumId="19" w15:restartNumberingAfterBreak="0">
+  <w:abstractNum w:abstractNumId="20" w15:restartNumberingAfterBreak="0">
     <w:nsid w:val="6EA33C92"/>
     <w:multiLevelType w:val="hybridMultilevel"/>
     <w:tmpl w:val="DAEE89F2"/>
@@ -23726,7 +27015,7 @@
       </w:rPr>
     </w:lvl>
   </w:abstractNum>
-  <w:abstractNum w:abstractNumId="20" w15:restartNumberingAfterBreak="0">
+  <w:abstractNum w:abstractNumId="21" w15:restartNumberingAfterBreak="0">
     <w:nsid w:val="7584164B"/>
     <w:multiLevelType w:val="hybridMultilevel"/>
     <w:tmpl w:val="FE18A022"/>
@@ -23812,7 +27101,7 @@
       </w:pPr>
     </w:lvl>
   </w:abstractNum>
-  <w:abstractNum w:abstractNumId="21" w15:restartNumberingAfterBreak="0">
+  <w:abstractNum w:abstractNumId="22" w15:restartNumberingAfterBreak="0">
     <w:nsid w:val="771D633E"/>
     <w:multiLevelType w:val="hybridMultilevel"/>
     <w:tmpl w:val="364681FA"/>
@@ -23925,7 +27214,7 @@
       </w:rPr>
     </w:lvl>
   </w:abstractNum>
-  <w:abstractNum w:abstractNumId="22" w15:restartNumberingAfterBreak="0">
+  <w:abstractNum w:abstractNumId="23" w15:restartNumberingAfterBreak="0">
     <w:nsid w:val="7B4F5111"/>
     <w:multiLevelType w:val="multilevel"/>
     <w:tmpl w:val="A2A88262"/>
@@ -24038,7 +27327,7 @@
       </w:pPr>
     </w:lvl>
   </w:abstractNum>
-  <w:abstractNum w:abstractNumId="23" w15:restartNumberingAfterBreak="0">
+  <w:abstractNum w:abstractNumId="24" w15:restartNumberingAfterBreak="0">
     <w:nsid w:val="7F194044"/>
     <w:multiLevelType w:val="hybridMultilevel"/>
     <w:tmpl w:val="781075DC"/>
@@ -24129,79 +27418,82 @@
     </w:lvl>
   </w:abstractNum>
   <w:num w:numId="1">
+    <w:abstractNumId w:val="20"/>
+  </w:num>
+  <w:num w:numId="2">
+    <w:abstractNumId w:val="6"/>
+  </w:num>
+  <w:num w:numId="3">
+    <w:abstractNumId w:val="3"/>
+  </w:num>
+  <w:num w:numId="4">
+    <w:abstractNumId w:val="2"/>
+  </w:num>
+  <w:num w:numId="5">
     <w:abstractNumId w:val="19"/>
   </w:num>
-  <w:num w:numId="2">
+  <w:num w:numId="6">
+    <w:abstractNumId w:val="9"/>
+  </w:num>
+  <w:num w:numId="7">
+    <w:abstractNumId w:val="17"/>
+  </w:num>
+  <w:num w:numId="8">
+    <w:abstractNumId w:val="12"/>
+  </w:num>
+  <w:num w:numId="9">
+    <w:abstractNumId w:val="19"/>
+  </w:num>
+  <w:num w:numId="10">
+    <w:abstractNumId w:val="10"/>
+  </w:num>
+  <w:num w:numId="11">
+    <w:abstractNumId w:val="18"/>
+  </w:num>
+  <w:num w:numId="12">
     <w:abstractNumId w:val="5"/>
   </w:num>
-  <w:num w:numId="3">
-    <w:abstractNumId w:val="2"/>
+  <w:num w:numId="13">
+    <w:abstractNumId w:val="24"/>
   </w:num>
-  <w:num w:numId="4">
+  <w:num w:numId="14">
+    <w:abstractNumId w:val="21"/>
+  </w:num>
+  <w:num w:numId="15">
     <w:abstractNumId w:val="1"/>
   </w:num>
-  <w:num w:numId="5">
-    <w:abstractNumId w:val="18"/>
+  <w:num w:numId="16">
+    <w:abstractNumId w:val="11"/>
   </w:num>
-  <w:num w:numId="6">
+  <w:num w:numId="17">
+    <w:abstractNumId w:val="13"/>
+  </w:num>
+  <w:num w:numId="18">
     <w:abstractNumId w:val="8"/>
   </w:num>
-  <w:num w:numId="7">
+  <w:num w:numId="19">
+    <w:abstractNumId w:val="15"/>
+  </w:num>
+  <w:num w:numId="20">
+    <w:abstractNumId w:val="23"/>
+  </w:num>
+  <w:num w:numId="21">
+    <w:abstractNumId w:val="14"/>
+  </w:num>
+  <w:num w:numId="22">
+    <w:abstractNumId w:val="22"/>
+  </w:num>
+  <w:num w:numId="23">
+    <w:abstractNumId w:val="4"/>
+  </w:num>
+  <w:num w:numId="24">
+    <w:abstractNumId w:val="7"/>
+  </w:num>
+  <w:num w:numId="25">
     <w:abstractNumId w:val="16"/>
   </w:num>
-  <w:num w:numId="8">
-    <w:abstractNumId w:val="11"/>
-  </w:num>
-  <w:num w:numId="9">
-    <w:abstractNumId w:val="18"/>
-  </w:num>
-  <w:num w:numId="10">
-    <w:abstractNumId w:val="9"/>
-  </w:num>
-  <w:num w:numId="11">
-    <w:abstractNumId w:val="17"/>
-  </w:num>
-  <w:num w:numId="12">
-    <w:abstractNumId w:val="4"/>
-  </w:num>
-  <w:num w:numId="13">
-    <w:abstractNumId w:val="23"/>
-  </w:num>
-  <w:num w:numId="14">
-    <w:abstractNumId w:val="20"/>
-  </w:num>
-  <w:num w:numId="15">
+  <w:num w:numId="26">
     <w:abstractNumId w:val="0"/>
-  </w:num>
-  <w:num w:numId="16">
-    <w:abstractNumId w:val="10"/>
-  </w:num>
-  <w:num w:numId="17">
-    <w:abstractNumId w:val="12"/>
-  </w:num>
-  <w:num w:numId="18">
-    <w:abstractNumId w:val="7"/>
-  </w:num>
-  <w:num w:numId="19">
-    <w:abstractNumId w:val="14"/>
-  </w:num>
-  <w:num w:numId="20">
-    <w:abstractNumId w:val="22"/>
-  </w:num>
-  <w:num w:numId="21">
-    <w:abstractNumId w:val="13"/>
-  </w:num>
-  <w:num w:numId="22">
-    <w:abstractNumId w:val="21"/>
-  </w:num>
-  <w:num w:numId="23">
-    <w:abstractNumId w:val="3"/>
-  </w:num>
-  <w:num w:numId="24">
-    <w:abstractNumId w:val="6"/>
-  </w:num>
-  <w:num w:numId="25">
-    <w:abstractNumId w:val="15"/>
   </w:num>
   <w:numIdMacAtCleanup w:val="9"/>
 </w:numbering>
@@ -24379,7 +27671,7 @@
     <w:lsdException w:name="Table Web 2" w:semiHidden="1" w:unhideWhenUsed="1"/>
     <w:lsdException w:name="Table Web 3" w:semiHidden="1" w:unhideWhenUsed="1"/>
     <w:lsdException w:name="Balloon Text" w:semiHidden="1" w:unhideWhenUsed="1"/>
-    <w:lsdException w:name="Table Grid" w:uiPriority="59"/>
+    <w:lsdException w:name="Table Grid" w:uiPriority="39"/>
     <w:lsdException w:name="Table Theme" w:semiHidden="1" w:unhideWhenUsed="1"/>
     <w:lsdException w:name="Placeholder Text" w:semiHidden="1"/>
     <w:lsdException w:name="No Spacing" w:uiPriority="1" w:qFormat="1"/>
@@ -24600,7 +27892,7 @@
   <w:style w:type="paragraph" w:default="1" w:styleId="Normal">
     <w:name w:val="Normal"/>
     <w:qFormat/>
-    <w:rsid w:val="0071095E"/>
+    <w:rsid w:val="006D4DAC"/>
     <w:pPr>
       <w:jc w:val="both"/>
     </w:pPr>
@@ -24725,7 +28017,7 @@
   <w:style w:type="table" w:styleId="TableGrid">
     <w:name w:val="Table Grid"/>
     <w:basedOn w:val="TableNormal"/>
-    <w:uiPriority w:val="59"/>
+    <w:uiPriority w:val="39"/>
     <w:rsid w:val="006D2AA2"/>
     <w:pPr>
       <w:spacing w:after="0" w:line="240" w:lineRule="auto"/>
@@ -25419,7 +28711,7 @@
 </file>
 
 <file path=customXml/itemProps1.xml><?xml version="1.0" encoding="utf-8"?>
-<ds:datastoreItem xmlns:ds="http://schemas.openxmlformats.org/officeDocument/2006/customXml" ds:itemID="{DA4DDB0D-631E-46FA-B160-CA58D5ED56A8}">
+<ds:datastoreItem xmlns:ds="http://schemas.openxmlformats.org/officeDocument/2006/customXml" ds:itemID="{2A332162-F341-46A1-B1B3-E638B16E4782}">
   <ds:schemaRefs>
     <ds:schemaRef ds:uri="http://schemas.openxmlformats.org/officeDocument/2006/bibliography"/>
   </ds:schemaRefs>
